--- a/交付成果/第4轮朗读优化版/朗读优化4周版/读书会02_慈心禅修习_4周资料包（朗读优化版）/Word版/第3周_慈心的扩展与四无量心_主持人版.docx
+++ b/交付成果/第4轮朗读优化版/朗读优化4周版/读书会02_慈心禅修习_4周资料包（朗读优化版）/Word版/第3周_慈心的扩展与四无量心_主持人版.docx
@@ -4,72 +4,88 @@
   <w:body>
     <w:p>
       <w:pPr>
-        <w:spacing w:before="160" w:after="80"/>
-      </w:pPr>
-      <w:r>
-        <w:rPr>
-          <w:rFonts w:ascii="Microsoft YaHei" w:hAnsi="Microsoft YaHei" w:eastAsia="Microsoft YaHei"/>
+        <w:jc w:val="right"/>
+      </w:pPr>
+      <w:r>
+        <w:rPr>
+          <w:color w:val="888888"/>
+          <w:sz w:val="16"/>
+        </w:rPr>
+        <w:t>📅 最近更新：2026-09-22 17:16　|　第三版修订（4周版）：连续两周合并为9环节、单讲120分钟；共读原文一字未改；学员版去除主持人专属内容</w:t>
+      </w:r>
+    </w:p>
+    <w:p>
+      <w:pPr>
+        <w:jc w:val="center"/>
+      </w:pPr>
+      <w:r>
+        <w:rPr>
           <w:b/>
           <w:color w:val="1F3864"/>
-          <w:sz w:val="34"/>
-        </w:rPr>
-        <w:t>第3周：慈心的扩展与四无量心（主持人版）</w:t>
-      </w:r>
-    </w:p>
-    <w:p>
-      <w:pPr>
-        <w:spacing w:before="40" w:after="80"/>
-        <w:ind w:left="283"/>
-        <w:shd w:val="clear" w:color="auto" w:fill="EEF2F8"/>
+          <w:sz w:val="36"/>
+        </w:rPr>
+        <w:t>第3周：慈心的扩展与四无量心</w:t>
+      </w:r>
+    </w:p>
+    <w:p>
+      <w:pPr>
+        <w:ind w:left="170"/>
         <w:pBdr>
-          <w:left w:val="single" w:sz="20" w:space="6" w:color="1F3864"/>
+          <w:left w:val="single" w:sz="18" w:space="4" w:color="1F3864"/>
         </w:pBdr>
-      </w:pPr>
-      <w:r>
-        <w:rPr>
-          <w:sz w:val="20"/>
+        <w:shd w:val="clear" w:fill="F2F5FA"/>
+      </w:pPr>
+      <w:r>
+        <w:rPr>
+          <w:b w:val="0"/>
         </w:rPr>
         <w:t xml:space="preserve">⭐ </w:t>
       </w:r>
       <w:r>
         <w:rPr>
           <w:b/>
-          <w:sz w:val="20"/>
         </w:rPr>
         <w:t>本讲主持人速览</w:t>
       </w:r>
       <w:r>
         <w:rPr>
-          <w:sz w:val="20"/>
+          <w:b w:val="0"/>
         </w:rPr>
         <w:t>（新主持人必读，2分钟看完）</w:t>
       </w:r>
     </w:p>
     <w:p>
       <w:pPr>
-        <w:spacing w:before="40" w:after="80"/>
-        <w:ind w:left="283"/>
-        <w:shd w:val="clear" w:color="auto" w:fill="EEF2F8"/>
+        <w:ind w:left="170"/>
         <w:pBdr>
-          <w:left w:val="single" w:sz="20" w:space="6" w:color="1F3864"/>
+          <w:left w:val="single" w:sz="18" w:space="4" w:color="1F3864"/>
         </w:pBdr>
-      </w:pPr>
-      <w:r>
-        <w:rPr>
-          <w:sz w:val="20"/>
-        </w:rPr>
-        <w:t xml:space="preserve">你不是老师，是"共学同行者"。你不需要提前懂内容，只需要按流程走。 </w:t>
-      </w:r>
+        <w:shd w:val="clear" w:fill="F2F5FA"/>
+      </w:pPr>
+      <w:r>
+        <w:rPr>
+          <w:b w:val="0"/>
+        </w:rPr>
+        <w:t>你不是老师，是"共学同行者"。你不需要提前懂内容，只需要按流程走。</w:t>
+      </w:r>
+    </w:p>
+    <w:p>
+      <w:pPr>
+        <w:ind w:left="170"/>
+        <w:pBdr>
+          <w:left w:val="single" w:sz="18" w:space="4" w:color="1F3864"/>
+        </w:pBdr>
+        <w:shd w:val="clear" w:fill="F2F5FA"/>
+      </w:pPr>
       <w:r>
         <w:rPr>
           <w:b/>
-          <w:sz w:val="20"/>
         </w:rPr>
         <w:t>本周由连续两周内容合并</w:t>
       </w:r>
       <w:r>
         <w:rPr>
-          <w:sz w:val="20"/>
+          <w:b w:val="0"/>
         </w:rPr>
         <w:t>而成，含两段共读、两轮分享与两轮讨论，单讲 120 分钟。</w:t>
       </w:r>
@@ -78,7 +94,6 @@
       <w:tblPr>
         <w:tblStyle w:val="TableGrid"/>
         <w:tblW w:type="auto" w:w="0"/>
-        <w:jc w:val="center"/>
         <w:tblLook w:firstColumn="1" w:firstRow="1" w:lastColumn="0" w:lastRow="0" w:noHBand="0" w:noVBand="1" w:val="04A0"/>
       </w:tblPr>
       <w:tblGrid>
@@ -91,17 +106,20 @@
         <w:tc>
           <w:tcPr>
             <w:tcW w:type="dxa" w:w="2409"/>
-            <w:shd w:val="clear" w:color="auto" w:fill="1F3864"/>
+            <w:shd w:val="clear" w:fill="1F3864"/>
           </w:tcPr>
           <w:p>
-            <w:pPr>
-              <w:spacing w:after="20"/>
-            </w:pPr>
             <w:r>
               <w:rPr>
-                <w:b/>
                 <w:color w:val="FFFFFF"/>
-                <w:sz w:val="19"/>
+                <w:sz w:val="18"/>
+              </w:rPr>
+            </w:r>
+            <w:r>
+              <w:rPr>
+                <w:b w:val="0"/>
+                <w:color w:val="FFFFFF"/>
+                <w:sz w:val="18"/>
               </w:rPr>
               <w:t>环节</w:t>
             </w:r>
@@ -110,17 +128,20 @@
         <w:tc>
           <w:tcPr>
             <w:tcW w:type="dxa" w:w="2409"/>
-            <w:shd w:val="clear" w:color="auto" w:fill="1F3864"/>
+            <w:shd w:val="clear" w:fill="1F3864"/>
           </w:tcPr>
           <w:p>
-            <w:pPr>
-              <w:spacing w:after="20"/>
-            </w:pPr>
             <w:r>
               <w:rPr>
-                <w:b/>
                 <w:color w:val="FFFFFF"/>
-                <w:sz w:val="19"/>
+                <w:sz w:val="18"/>
+              </w:rPr>
+            </w:r>
+            <w:r>
+              <w:rPr>
+                <w:b w:val="0"/>
+                <w:color w:val="FFFFFF"/>
+                <w:sz w:val="18"/>
               </w:rPr>
               <w:t>标准时长</w:t>
             </w:r>
@@ -129,17 +150,20 @@
         <w:tc>
           <w:tcPr>
             <w:tcW w:type="dxa" w:w="2409"/>
-            <w:shd w:val="clear" w:color="auto" w:fill="1F3864"/>
+            <w:shd w:val="clear" w:fill="1F3864"/>
           </w:tcPr>
           <w:p>
-            <w:pPr>
-              <w:spacing w:after="20"/>
-            </w:pPr>
             <w:r>
               <w:rPr>
-                <w:b/>
                 <w:color w:val="FFFFFF"/>
-                <w:sz w:val="19"/>
+                <w:sz w:val="18"/>
+              </w:rPr>
+            </w:r>
+            <w:r>
+              <w:rPr>
+                <w:b w:val="0"/>
+                <w:color w:val="FFFFFF"/>
+                <w:sz w:val="18"/>
               </w:rPr>
               <w:t>⏱ 时间不够→</w:t>
             </w:r>
@@ -148,17 +172,20 @@
         <w:tc>
           <w:tcPr>
             <w:tcW w:type="dxa" w:w="2409"/>
-            <w:shd w:val="clear" w:color="auto" w:fill="1F3864"/>
+            <w:shd w:val="clear" w:fill="1F3864"/>
           </w:tcPr>
           <w:p>
-            <w:pPr>
-              <w:spacing w:after="20"/>
-            </w:pPr>
             <w:r>
               <w:rPr>
-                <w:b/>
                 <w:color w:val="FFFFFF"/>
-                <w:sz w:val="19"/>
+                <w:sz w:val="18"/>
+              </w:rPr>
+            </w:r>
+            <w:r>
+              <w:rPr>
+                <w:b w:val="0"/>
+                <w:color w:val="FFFFFF"/>
+                <w:sz w:val="18"/>
               </w:rPr>
               <w:t>⏱ 时间富余→</w:t>
             </w:r>
@@ -171,12 +198,15 @@
             <w:tcW w:type="dxa" w:w="2409"/>
           </w:tcPr>
           <w:p>
-            <w:pPr>
-              <w:spacing w:after="20"/>
-            </w:pPr>
             <w:r>
               <w:rPr>
-                <w:sz w:val="19"/>
+                <w:sz w:val="18"/>
+              </w:rPr>
+            </w:r>
+            <w:r>
+              <w:rPr>
+                <w:b w:val="0"/>
+                <w:sz w:val="18"/>
               </w:rPr>
               <w:t>🧘 静心开场</w:t>
             </w:r>
@@ -187,12 +217,15 @@
             <w:tcW w:type="dxa" w:w="2409"/>
           </w:tcPr>
           <w:p>
-            <w:pPr>
-              <w:spacing w:after="20"/>
-            </w:pPr>
             <w:r>
               <w:rPr>
-                <w:sz w:val="19"/>
+                <w:sz w:val="18"/>
+              </w:rPr>
+            </w:r>
+            <w:r>
+              <w:rPr>
+                <w:b w:val="0"/>
+                <w:sz w:val="18"/>
               </w:rPr>
               <w:t>10 min</w:t>
             </w:r>
@@ -203,12 +236,15 @@
             <w:tcW w:type="dxa" w:w="2409"/>
           </w:tcPr>
           <w:p>
-            <w:pPr>
-              <w:spacing w:after="20"/>
-            </w:pPr>
             <w:r>
               <w:rPr>
-                <w:sz w:val="19"/>
+                <w:sz w:val="18"/>
+              </w:rPr>
+            </w:r>
+            <w:r>
+              <w:rPr>
+                <w:b w:val="0"/>
+                <w:sz w:val="18"/>
               </w:rPr>
               <w:t>缩至5 min</w:t>
             </w:r>
@@ -219,12 +255,15 @@
             <w:tcW w:type="dxa" w:w="2409"/>
           </w:tcPr>
           <w:p>
-            <w:pPr>
-              <w:spacing w:after="20"/>
-            </w:pPr>
             <w:r>
               <w:rPr>
-                <w:sz w:val="19"/>
+                <w:sz w:val="18"/>
+              </w:rPr>
+            </w:r>
+            <w:r>
+              <w:rPr>
+                <w:b w:val="0"/>
+                <w:sz w:val="18"/>
               </w:rPr>
               <w:t>加2分钟静坐</w:t>
             </w:r>
@@ -235,15 +274,18 @@
         <w:tc>
           <w:tcPr>
             <w:tcW w:type="dxa" w:w="2409"/>
-            <w:shd w:val="clear" w:color="auto" w:fill="F2F2F2"/>
+            <w:shd w:val="clear" w:fill="F2F5FA"/>
           </w:tcPr>
           <w:p>
-            <w:pPr>
-              <w:spacing w:after="20"/>
-            </w:pPr>
             <w:r>
               <w:rPr>
-                <w:sz w:val="19"/>
+                <w:sz w:val="18"/>
+              </w:rPr>
+            </w:r>
+            <w:r>
+              <w:rPr>
+                <w:b w:val="0"/>
+                <w:sz w:val="18"/>
               </w:rPr>
               <w:t>📖 共读原文1</w:t>
             </w:r>
@@ -252,15 +294,18 @@
         <w:tc>
           <w:tcPr>
             <w:tcW w:type="dxa" w:w="2409"/>
-            <w:shd w:val="clear" w:color="auto" w:fill="F2F2F2"/>
+            <w:shd w:val="clear" w:fill="F2F5FA"/>
           </w:tcPr>
           <w:p>
-            <w:pPr>
-              <w:spacing w:after="20"/>
-            </w:pPr>
             <w:r>
               <w:rPr>
-                <w:sz w:val="19"/>
+                <w:sz w:val="18"/>
+              </w:rPr>
+            </w:r>
+            <w:r>
+              <w:rPr>
+                <w:b w:val="0"/>
+                <w:sz w:val="18"/>
               </w:rPr>
               <w:t>20 min</w:t>
             </w:r>
@@ -269,15 +314,18 @@
         <w:tc>
           <w:tcPr>
             <w:tcW w:type="dxa" w:w="2409"/>
-            <w:shd w:val="clear" w:color="auto" w:fill="F2F2F2"/>
+            <w:shd w:val="clear" w:fill="F2F5FA"/>
           </w:tcPr>
           <w:p>
-            <w:pPr>
-              <w:spacing w:after="20"/>
-            </w:pPr>
             <w:r>
               <w:rPr>
-                <w:sz w:val="19"/>
+                <w:sz w:val="18"/>
+              </w:rPr>
+            </w:r>
+            <w:r>
+              <w:rPr>
+                <w:b w:val="0"/>
+                <w:sz w:val="18"/>
               </w:rPr>
               <w:t>只读★核心段（约15 min）</w:t>
             </w:r>
@@ -286,15 +334,18 @@
         <w:tc>
           <w:tcPr>
             <w:tcW w:type="dxa" w:w="2409"/>
-            <w:shd w:val="clear" w:color="auto" w:fill="F2F2F2"/>
+            <w:shd w:val="clear" w:fill="F2F5FA"/>
           </w:tcPr>
           <w:p>
-            <w:pPr>
-              <w:spacing w:after="20"/>
-            </w:pPr>
             <w:r>
               <w:rPr>
-                <w:sz w:val="19"/>
+                <w:sz w:val="18"/>
+              </w:rPr>
+            </w:r>
+            <w:r>
+              <w:rPr>
+                <w:b w:val="0"/>
+                <w:sz w:val="18"/>
               </w:rPr>
               <w:t>加读◈扩展段</w:t>
             </w:r>
@@ -307,12 +358,15 @@
             <w:tcW w:type="dxa" w:w="2409"/>
           </w:tcPr>
           <w:p>
-            <w:pPr>
-              <w:spacing w:after="20"/>
-            </w:pPr>
             <w:r>
               <w:rPr>
-                <w:sz w:val="19"/>
+                <w:sz w:val="18"/>
+              </w:rPr>
+            </w:r>
+            <w:r>
+              <w:rPr>
+                <w:b w:val="0"/>
+                <w:sz w:val="18"/>
               </w:rPr>
               <w:t>💬 第一轮分享</w:t>
             </w:r>
@@ -323,12 +377,15 @@
             <w:tcW w:type="dxa" w:w="2409"/>
           </w:tcPr>
           <w:p>
-            <w:pPr>
-              <w:spacing w:after="20"/>
-            </w:pPr>
             <w:r>
               <w:rPr>
-                <w:sz w:val="19"/>
+                <w:sz w:val="18"/>
+              </w:rPr>
+            </w:r>
+            <w:r>
+              <w:rPr>
+                <w:b w:val="0"/>
+                <w:sz w:val="18"/>
               </w:rPr>
               <w:t>10 min</w:t>
             </w:r>
@@ -339,12 +396,15 @@
             <w:tcW w:type="dxa" w:w="2409"/>
           </w:tcPr>
           <w:p>
-            <w:pPr>
-              <w:spacing w:after="20"/>
-            </w:pPr>
             <w:r>
               <w:rPr>
-                <w:sz w:val="19"/>
+                <w:sz w:val="18"/>
+              </w:rPr>
+            </w:r>
+            <w:r>
+              <w:rPr>
+                <w:b w:val="0"/>
+                <w:sz w:val="18"/>
               </w:rPr>
               <w:t>每人1句话</w:t>
             </w:r>
@@ -355,12 +415,15 @@
             <w:tcW w:type="dxa" w:w="2409"/>
           </w:tcPr>
           <w:p>
-            <w:pPr>
-              <w:spacing w:after="20"/>
-            </w:pPr>
             <w:r>
               <w:rPr>
-                <w:sz w:val="19"/>
+                <w:sz w:val="18"/>
+              </w:rPr>
+            </w:r>
+            <w:r>
+              <w:rPr>
+                <w:b w:val="0"/>
+                <w:sz w:val="18"/>
               </w:rPr>
               <w:t>每人3分钟</w:t>
             </w:r>
@@ -371,15 +434,18 @@
         <w:tc>
           <w:tcPr>
             <w:tcW w:type="dxa" w:w="2409"/>
-            <w:shd w:val="clear" w:color="auto" w:fill="F2F2F2"/>
+            <w:shd w:val="clear" w:fill="F2F5FA"/>
           </w:tcPr>
           <w:p>
-            <w:pPr>
-              <w:spacing w:after="20"/>
-            </w:pPr>
             <w:r>
               <w:rPr>
-                <w:sz w:val="19"/>
+                <w:sz w:val="18"/>
+              </w:rPr>
+            </w:r>
+            <w:r>
+              <w:rPr>
+                <w:b w:val="0"/>
+                <w:sz w:val="18"/>
               </w:rPr>
               <w:t>🎯 第一轮主题讨论</w:t>
             </w:r>
@@ -388,15 +454,18 @@
         <w:tc>
           <w:tcPr>
             <w:tcW w:type="dxa" w:w="2409"/>
-            <w:shd w:val="clear" w:color="auto" w:fill="F2F2F2"/>
+            <w:shd w:val="clear" w:fill="F2F5FA"/>
           </w:tcPr>
           <w:p>
-            <w:pPr>
-              <w:spacing w:after="20"/>
-            </w:pPr>
             <w:r>
               <w:rPr>
-                <w:sz w:val="19"/>
+                <w:sz w:val="18"/>
+              </w:rPr>
+            </w:r>
+            <w:r>
+              <w:rPr>
+                <w:b w:val="0"/>
+                <w:sz w:val="18"/>
               </w:rPr>
               <w:t>10 min</w:t>
             </w:r>
@@ -405,15 +474,18 @@
         <w:tc>
           <w:tcPr>
             <w:tcW w:type="dxa" w:w="2409"/>
-            <w:shd w:val="clear" w:color="auto" w:fill="F2F2F2"/>
+            <w:shd w:val="clear" w:fill="F2F5FA"/>
           </w:tcPr>
           <w:p>
-            <w:pPr>
-              <w:spacing w:after="20"/>
-            </w:pPr>
             <w:r>
               <w:rPr>
-                <w:sz w:val="19"/>
+                <w:sz w:val="18"/>
+              </w:rPr>
+            </w:r>
+            <w:r>
+              <w:rPr>
+                <w:b w:val="0"/>
+                <w:sz w:val="18"/>
               </w:rPr>
               <w:t>只讨论问题①</w:t>
             </w:r>
@@ -422,15 +494,18 @@
         <w:tc>
           <w:tcPr>
             <w:tcW w:type="dxa" w:w="2409"/>
-            <w:shd w:val="clear" w:color="auto" w:fill="F2F2F2"/>
+            <w:shd w:val="clear" w:fill="F2F5FA"/>
           </w:tcPr>
           <w:p>
-            <w:pPr>
-              <w:spacing w:after="20"/>
-            </w:pPr>
             <w:r>
               <w:rPr>
-                <w:sz w:val="19"/>
+                <w:sz w:val="18"/>
+              </w:rPr>
+            </w:r>
+            <w:r>
+              <w:rPr>
+                <w:b w:val="0"/>
+                <w:sz w:val="18"/>
               </w:rPr>
               <w:t>讨论全部问题+扩展</w:t>
             </w:r>
@@ -443,12 +518,15 @@
             <w:tcW w:type="dxa" w:w="2409"/>
           </w:tcPr>
           <w:p>
-            <w:pPr>
-              <w:spacing w:after="20"/>
-            </w:pPr>
             <w:r>
               <w:rPr>
-                <w:sz w:val="19"/>
+                <w:sz w:val="18"/>
+              </w:rPr>
+            </w:r>
+            <w:r>
+              <w:rPr>
+                <w:b w:val="0"/>
+                <w:sz w:val="18"/>
               </w:rPr>
               <w:t>🧘 禅修练习</w:t>
             </w:r>
@@ -459,12 +537,15 @@
             <w:tcW w:type="dxa" w:w="2409"/>
           </w:tcPr>
           <w:p>
-            <w:pPr>
-              <w:spacing w:after="20"/>
-            </w:pPr>
             <w:r>
               <w:rPr>
-                <w:sz w:val="19"/>
+                <w:sz w:val="18"/>
+              </w:rPr>
+            </w:r>
+            <w:r>
+              <w:rPr>
+                <w:b w:val="0"/>
+                <w:sz w:val="18"/>
               </w:rPr>
               <w:t>15 min</w:t>
             </w:r>
@@ -475,12 +556,15 @@
             <w:tcW w:type="dxa" w:w="2409"/>
           </w:tcPr>
           <w:p>
-            <w:pPr>
-              <w:spacing w:after="20"/>
-            </w:pPr>
             <w:r>
               <w:rPr>
-                <w:sz w:val="19"/>
+                <w:sz w:val="18"/>
+              </w:rPr>
+            </w:r>
+            <w:r>
+              <w:rPr>
+                <w:b w:val="0"/>
+                <w:sz w:val="18"/>
               </w:rPr>
               <w:t>缩至8 min（只念引导词前半）</w:t>
             </w:r>
@@ -491,12 +575,15 @@
             <w:tcW w:type="dxa" w:w="2409"/>
           </w:tcPr>
           <w:p>
-            <w:pPr>
-              <w:spacing w:after="20"/>
-            </w:pPr>
             <w:r>
               <w:rPr>
-                <w:sz w:val="19"/>
+                <w:sz w:val="18"/>
+              </w:rPr>
+            </w:r>
+            <w:r>
+              <w:rPr>
+                <w:b w:val="0"/>
+                <w:sz w:val="18"/>
               </w:rPr>
               <w:t>延长至20 min</w:t>
             </w:r>
@@ -507,15 +594,18 @@
         <w:tc>
           <w:tcPr>
             <w:tcW w:type="dxa" w:w="2409"/>
-            <w:shd w:val="clear" w:color="auto" w:fill="F2F2F2"/>
+            <w:shd w:val="clear" w:fill="F2F5FA"/>
           </w:tcPr>
           <w:p>
-            <w:pPr>
-              <w:spacing w:after="20"/>
-            </w:pPr>
             <w:r>
               <w:rPr>
-                <w:sz w:val="19"/>
+                <w:sz w:val="18"/>
+              </w:rPr>
+            </w:r>
+            <w:r>
+              <w:rPr>
+                <w:b w:val="0"/>
+                <w:sz w:val="18"/>
               </w:rPr>
               <w:t>📖 共读原文2</w:t>
             </w:r>
@@ -524,15 +614,18 @@
         <w:tc>
           <w:tcPr>
             <w:tcW w:type="dxa" w:w="2409"/>
-            <w:shd w:val="clear" w:color="auto" w:fill="F2F2F2"/>
+            <w:shd w:val="clear" w:fill="F2F5FA"/>
           </w:tcPr>
           <w:p>
-            <w:pPr>
-              <w:spacing w:after="20"/>
-            </w:pPr>
             <w:r>
               <w:rPr>
-                <w:sz w:val="19"/>
+                <w:sz w:val="18"/>
+              </w:rPr>
+            </w:r>
+            <w:r>
+              <w:rPr>
+                <w:b w:val="0"/>
+                <w:sz w:val="18"/>
               </w:rPr>
               <w:t>20 min</w:t>
             </w:r>
@@ -541,15 +634,18 @@
         <w:tc>
           <w:tcPr>
             <w:tcW w:type="dxa" w:w="2409"/>
-            <w:shd w:val="clear" w:color="auto" w:fill="F2F2F2"/>
+            <w:shd w:val="clear" w:fill="F2F5FA"/>
           </w:tcPr>
           <w:p>
-            <w:pPr>
-              <w:spacing w:after="20"/>
-            </w:pPr>
             <w:r>
               <w:rPr>
-                <w:sz w:val="19"/>
+                <w:sz w:val="18"/>
+              </w:rPr>
+            </w:r>
+            <w:r>
+              <w:rPr>
+                <w:b w:val="0"/>
+                <w:sz w:val="18"/>
               </w:rPr>
               <w:t>只读★核心段</w:t>
             </w:r>
@@ -558,15 +654,18 @@
         <w:tc>
           <w:tcPr>
             <w:tcW w:type="dxa" w:w="2409"/>
-            <w:shd w:val="clear" w:color="auto" w:fill="F2F2F2"/>
+            <w:shd w:val="clear" w:fill="F2F5FA"/>
           </w:tcPr>
           <w:p>
-            <w:pPr>
-              <w:spacing w:after="20"/>
-            </w:pPr>
             <w:r>
               <w:rPr>
-                <w:sz w:val="19"/>
+                <w:sz w:val="18"/>
+              </w:rPr>
+            </w:r>
+            <w:r>
+              <w:rPr>
+                <w:b w:val="0"/>
+                <w:sz w:val="18"/>
               </w:rPr>
               <w:t>加读◈扩展段</w:t>
             </w:r>
@@ -579,12 +678,15 @@
             <w:tcW w:type="dxa" w:w="2409"/>
           </w:tcPr>
           <w:p>
-            <w:pPr>
-              <w:spacing w:after="20"/>
-            </w:pPr>
             <w:r>
               <w:rPr>
-                <w:sz w:val="19"/>
+                <w:sz w:val="18"/>
+              </w:rPr>
+            </w:r>
+            <w:r>
+              <w:rPr>
+                <w:b w:val="0"/>
+                <w:sz w:val="18"/>
               </w:rPr>
               <w:t>💬 第二轮分享</w:t>
             </w:r>
@@ -595,12 +697,15 @@
             <w:tcW w:type="dxa" w:w="2409"/>
           </w:tcPr>
           <w:p>
-            <w:pPr>
-              <w:spacing w:after="20"/>
-            </w:pPr>
             <w:r>
               <w:rPr>
-                <w:sz w:val="19"/>
+                <w:sz w:val="18"/>
+              </w:rPr>
+            </w:r>
+            <w:r>
+              <w:rPr>
+                <w:b w:val="0"/>
+                <w:sz w:val="18"/>
               </w:rPr>
               <w:t>10 min</w:t>
             </w:r>
@@ -611,12 +716,15 @@
             <w:tcW w:type="dxa" w:w="2409"/>
           </w:tcPr>
           <w:p>
-            <w:pPr>
-              <w:spacing w:after="20"/>
-            </w:pPr>
             <w:r>
               <w:rPr>
-                <w:sz w:val="19"/>
+                <w:sz w:val="18"/>
+              </w:rPr>
+            </w:r>
+            <w:r>
+              <w:rPr>
+                <w:b w:val="0"/>
+                <w:sz w:val="18"/>
               </w:rPr>
               <w:t>每人1句话</w:t>
             </w:r>
@@ -627,12 +735,15 @@
             <w:tcW w:type="dxa" w:w="2409"/>
           </w:tcPr>
           <w:p>
-            <w:pPr>
-              <w:spacing w:after="20"/>
-            </w:pPr>
             <w:r>
               <w:rPr>
-                <w:sz w:val="19"/>
+                <w:sz w:val="18"/>
+              </w:rPr>
+            </w:r>
+            <w:r>
+              <w:rPr>
+                <w:b w:val="0"/>
+                <w:sz w:val="18"/>
               </w:rPr>
               <w:t>每人3分钟</w:t>
             </w:r>
@@ -643,15 +754,18 @@
         <w:tc>
           <w:tcPr>
             <w:tcW w:type="dxa" w:w="2409"/>
-            <w:shd w:val="clear" w:color="auto" w:fill="F2F2F2"/>
+            <w:shd w:val="clear" w:fill="F2F5FA"/>
           </w:tcPr>
           <w:p>
-            <w:pPr>
-              <w:spacing w:after="20"/>
-            </w:pPr>
             <w:r>
               <w:rPr>
-                <w:sz w:val="19"/>
+                <w:sz w:val="18"/>
+              </w:rPr>
+            </w:r>
+            <w:r>
+              <w:rPr>
+                <w:b w:val="0"/>
+                <w:sz w:val="18"/>
               </w:rPr>
               <w:t>🎯 第二轮主题讨论</w:t>
             </w:r>
@@ -660,15 +774,18 @@
         <w:tc>
           <w:tcPr>
             <w:tcW w:type="dxa" w:w="2409"/>
-            <w:shd w:val="clear" w:color="auto" w:fill="F2F2F2"/>
+            <w:shd w:val="clear" w:fill="F2F5FA"/>
           </w:tcPr>
           <w:p>
-            <w:pPr>
-              <w:spacing w:after="20"/>
-            </w:pPr>
             <w:r>
               <w:rPr>
-                <w:sz w:val="19"/>
+                <w:sz w:val="18"/>
+              </w:rPr>
+            </w:r>
+            <w:r>
+              <w:rPr>
+                <w:b w:val="0"/>
+                <w:sz w:val="18"/>
               </w:rPr>
               <w:t>10 min</w:t>
             </w:r>
@@ -677,15 +794,18 @@
         <w:tc>
           <w:tcPr>
             <w:tcW w:type="dxa" w:w="2409"/>
-            <w:shd w:val="clear" w:color="auto" w:fill="F2F2F2"/>
+            <w:shd w:val="clear" w:fill="F2F5FA"/>
           </w:tcPr>
           <w:p>
-            <w:pPr>
-              <w:spacing w:after="20"/>
-            </w:pPr>
             <w:r>
               <w:rPr>
-                <w:sz w:val="19"/>
+                <w:sz w:val="18"/>
+              </w:rPr>
+            </w:r>
+            <w:r>
+              <w:rPr>
+                <w:b w:val="0"/>
+                <w:sz w:val="18"/>
               </w:rPr>
               <w:t>只讨论问题①</w:t>
             </w:r>
@@ -694,15 +814,18 @@
         <w:tc>
           <w:tcPr>
             <w:tcW w:type="dxa" w:w="2409"/>
-            <w:shd w:val="clear" w:color="auto" w:fill="F2F2F2"/>
+            <w:shd w:val="clear" w:fill="F2F5FA"/>
           </w:tcPr>
           <w:p>
-            <w:pPr>
-              <w:spacing w:after="20"/>
-            </w:pPr>
             <w:r>
               <w:rPr>
-                <w:sz w:val="19"/>
+                <w:sz w:val="18"/>
+              </w:rPr>
+            </w:r>
+            <w:r>
+              <w:rPr>
+                <w:b w:val="0"/>
+                <w:sz w:val="18"/>
               </w:rPr>
               <w:t>讨论全部问题+扩展</w:t>
             </w:r>
@@ -715,12 +838,15 @@
             <w:tcW w:type="dxa" w:w="2409"/>
           </w:tcPr>
           <w:p>
-            <w:pPr>
-              <w:spacing w:after="20"/>
-            </w:pPr>
             <w:r>
               <w:rPr>
-                <w:sz w:val="19"/>
+                <w:sz w:val="18"/>
+              </w:rPr>
+            </w:r>
+            <w:r>
+              <w:rPr>
+                <w:b w:val="0"/>
+                <w:sz w:val="18"/>
               </w:rPr>
               <w:t>🔚 收尾与回向</w:t>
             </w:r>
@@ -731,12 +857,15 @@
             <w:tcW w:type="dxa" w:w="2409"/>
           </w:tcPr>
           <w:p>
-            <w:pPr>
-              <w:spacing w:after="20"/>
-            </w:pPr>
             <w:r>
               <w:rPr>
-                <w:sz w:val="19"/>
+                <w:sz w:val="18"/>
+              </w:rPr>
+            </w:r>
+            <w:r>
+              <w:rPr>
+                <w:b w:val="0"/>
+                <w:sz w:val="18"/>
               </w:rPr>
               <w:t>15 min</w:t>
             </w:r>
@@ -747,12 +876,15 @@
             <w:tcW w:type="dxa" w:w="2409"/>
           </w:tcPr>
           <w:p>
-            <w:pPr>
-              <w:spacing w:after="20"/>
-            </w:pPr>
             <w:r>
               <w:rPr>
-                <w:sz w:val="19"/>
+                <w:sz w:val="18"/>
+              </w:rPr>
+            </w:r>
+            <w:r>
+              <w:rPr>
+                <w:b w:val="0"/>
+                <w:sz w:val="18"/>
               </w:rPr>
               <w:t>缩至10 min</w:t>
             </w:r>
@@ -763,12 +895,15 @@
             <w:tcW w:type="dxa" w:w="2409"/>
           </w:tcPr>
           <w:p>
-            <w:pPr>
-              <w:spacing w:after="20"/>
-            </w:pPr>
             <w:r>
               <w:rPr>
-                <w:sz w:val="19"/>
+                <w:sz w:val="18"/>
+              </w:rPr>
+            </w:r>
+            <w:r>
+              <w:rPr>
+                <w:b w:val="0"/>
+                <w:sz w:val="18"/>
               </w:rPr>
               <w:t>保持</w:t>
             </w:r>
@@ -778,60 +913,91 @@
     </w:tbl>
     <w:p>
       <w:pPr>
-        <w:spacing w:before="40" w:after="80"/>
-        <w:ind w:left="283"/>
-        <w:shd w:val="clear" w:color="auto" w:fill="EEF2F8"/>
+        <w:ind w:left="170"/>
         <w:pBdr>
-          <w:left w:val="single" w:sz="20" w:space="6" w:color="1F3864"/>
+          <w:left w:val="single" w:sz="18" w:space="4" w:color="1F3864"/>
         </w:pBdr>
+        <w:shd w:val="clear" w:fill="F2F5FA"/>
       </w:pPr>
       <w:r>
         <w:rPr>
           <w:b/>
-          <w:sz w:val="20"/>
         </w:rPr>
         <w:t>主持人10条守则（精简版）</w:t>
       </w:r>
       <w:r>
         <w:rPr>
-          <w:sz w:val="20"/>
-        </w:rPr>
-        <w:t>： ① 不讲解、不提供答案——让原文自己说话；② 有人问"正确答案"→说"先听听大家的看法"；③ 冷场→主持人先分享自己的真实感受；④ 跑题→温和拉回："这个有意思，我们回到今天的原文"；⑤ 争论→"两种看法都很好，大家保留自己的理解"；⑥ 确保人人发言；⑦ 不评判任何人的分享；⑧ 时间到了就推进；⑨ 禅修练习照读引导词即可；⑩ 结束一起回向。</w:t>
-      </w:r>
-    </w:p>
-    <w:p>
-      <w:pPr>
-        <w:spacing w:before="40" w:after="80"/>
-        <w:ind w:left="283"/>
-        <w:shd w:val="clear" w:color="auto" w:fill="EEF2F8"/>
+          <w:b w:val="0"/>
+        </w:rPr>
+        <w:t>：</w:t>
+      </w:r>
+    </w:p>
+    <w:p>
+      <w:pPr>
+        <w:ind w:left="170"/>
         <w:pBdr>
-          <w:left w:val="single" w:sz="20" w:space="6" w:color="1F3864"/>
+          <w:left w:val="single" w:sz="18" w:space="4" w:color="1F3864"/>
         </w:pBdr>
+        <w:shd w:val="clear" w:fill="F2F5FA"/>
+      </w:pPr>
+      <w:r>
+        <w:rPr>
+          <w:b w:val="0"/>
+        </w:rPr>
+        <w:t>① 不讲解、不提供答案——让原文自己说话；② 有人问"正确答案"→说"先听听大家的看法"；③ 冷场→主持人先分享自己的真实感受；④ 跑题→温和拉回："这个有意思，我们回到今天的原文"；⑤ 争论→"两种看法都很好，大家保留自己的理解"；⑥ 确保人人发言；⑦ 不评判任何人的分享；⑧ 时间到了就推进；⑨ 禅修练习照读引导词即可；⑩ 结束一起回向。</w:t>
+      </w:r>
+    </w:p>
+    <w:p>
+      <w:pPr>
+        <w:ind w:left="170"/>
+        <w:pBdr>
+          <w:left w:val="single" w:sz="18" w:space="4" w:color="1F3864"/>
+        </w:pBdr>
+        <w:shd w:val="clear" w:fill="F2F5FA"/>
       </w:pPr>
       <w:r>
         <w:rPr>
           <w:b/>
-          <w:sz w:val="20"/>
         </w:rPr>
         <w:t>读书会02：慈心禅修习 · 第3周（4周版 · 连续两周合并）</w:t>
       </w:r>
-      <w:r>
-        <w:rPr>
-          <w:sz w:val="20"/>
-        </w:rPr>
-        <w:t xml:space="preserve"> 主持人：你不需要提前懂内容，按本手册推进即可。 本周主题：。</w:t>
-      </w:r>
-    </w:p>
-    <w:p>
-      <w:pPr>
-        <w:spacing w:before="160" w:after="80"/>
-      </w:pPr>
-      <w:r>
-        <w:rPr>
-          <w:rFonts w:ascii="Microsoft YaHei" w:hAnsi="Microsoft YaHei" w:eastAsia="Microsoft YaHei"/>
+    </w:p>
+    <w:p>
+      <w:pPr>
+        <w:ind w:left="170"/>
+        <w:pBdr>
+          <w:left w:val="single" w:sz="18" w:space="4" w:color="1F3864"/>
+        </w:pBdr>
+        <w:shd w:val="clear" w:fill="F2F5FA"/>
+      </w:pPr>
+      <w:r>
+        <w:rPr>
+          <w:b w:val="0"/>
+        </w:rPr>
+        <w:t>主持人：你不需要提前懂内容，按本手册推进即可。</w:t>
+      </w:r>
+    </w:p>
+    <w:p>
+      <w:pPr>
+        <w:ind w:left="170"/>
+        <w:pBdr>
+          <w:left w:val="single" w:sz="18" w:space="4" w:color="1F3864"/>
+        </w:pBdr>
+        <w:shd w:val="clear" w:fill="F2F5FA"/>
+      </w:pPr>
+      <w:r>
+        <w:rPr>
+          <w:b w:val="0"/>
+        </w:rPr>
+        <w:t>本周主题：。</w:t>
+      </w:r>
+    </w:p>
+    <w:p>
+      <w:r>
+        <w:rPr>
           <w:b/>
           <w:color w:val="1F3864"/>
-          <w:sz w:val="28"/>
+          <w:sz w:val="26"/>
         </w:rPr>
         <w:t>📋 本周信息卡</w:t>
       </w:r>
@@ -840,7 +1006,6 @@
       <w:tblPr>
         <w:tblStyle w:val="TableGrid"/>
         <w:tblW w:type="auto" w:w="0"/>
-        <w:jc w:val="center"/>
         <w:tblLook w:firstColumn="1" w:firstRow="1" w:lastColumn="0" w:lastRow="0" w:noHBand="0" w:noVBand="1" w:val="04A0"/>
       </w:tblPr>
       <w:tblGrid>
@@ -851,17 +1016,20 @@
         <w:tc>
           <w:tcPr>
             <w:tcW w:type="dxa" w:w="4819"/>
-            <w:shd w:val="clear" w:color="auto" w:fill="1F3864"/>
+            <w:shd w:val="clear" w:fill="1F3864"/>
           </w:tcPr>
           <w:p>
-            <w:pPr>
-              <w:spacing w:after="20"/>
-            </w:pPr>
             <w:r>
               <w:rPr>
-                <w:b/>
                 <w:color w:val="FFFFFF"/>
-                <w:sz w:val="19"/>
+                <w:sz w:val="18"/>
+              </w:rPr>
+            </w:r>
+            <w:r>
+              <w:rPr>
+                <w:b w:val="0"/>
+                <w:color w:val="FFFFFF"/>
+                <w:sz w:val="18"/>
               </w:rPr>
               <w:t>项目</w:t>
             </w:r>
@@ -870,17 +1038,20 @@
         <w:tc>
           <w:tcPr>
             <w:tcW w:type="dxa" w:w="4819"/>
-            <w:shd w:val="clear" w:color="auto" w:fill="1F3864"/>
+            <w:shd w:val="clear" w:fill="1F3864"/>
           </w:tcPr>
           <w:p>
-            <w:pPr>
-              <w:spacing w:after="20"/>
-            </w:pPr>
             <w:r>
               <w:rPr>
-                <w:b/>
                 <w:color w:val="FFFFFF"/>
-                <w:sz w:val="19"/>
+                <w:sz w:val="18"/>
+              </w:rPr>
+            </w:r>
+            <w:r>
+              <w:rPr>
+                <w:b w:val="0"/>
+                <w:color w:val="FFFFFF"/>
+                <w:sz w:val="18"/>
               </w:rPr>
               <w:t>内容</w:t>
             </w:r>
@@ -893,12 +1064,15 @@
             <w:tcW w:type="dxa" w:w="4819"/>
           </w:tcPr>
           <w:p>
-            <w:pPr>
-              <w:spacing w:after="20"/>
-            </w:pPr>
             <w:r>
               <w:rPr>
-                <w:sz w:val="19"/>
+                <w:sz w:val="18"/>
+              </w:rPr>
+            </w:r>
+            <w:r>
+              <w:rPr>
+                <w:b w:val="0"/>
+                <w:sz w:val="18"/>
               </w:rPr>
               <w:t>时长</w:t>
             </w:r>
@@ -909,12 +1083,15 @@
             <w:tcW w:type="dxa" w:w="4819"/>
           </w:tcPr>
           <w:p>
-            <w:pPr>
-              <w:spacing w:after="20"/>
-            </w:pPr>
             <w:r>
               <w:rPr>
-                <w:sz w:val="19"/>
+                <w:sz w:val="18"/>
+              </w:rPr>
+            </w:r>
+            <w:r>
+              <w:rPr>
+                <w:b w:val="0"/>
+                <w:sz w:val="18"/>
               </w:rPr>
               <w:t>120分钟（4周版 · 9环节）</w:t>
             </w:r>
@@ -925,15 +1102,18 @@
         <w:tc>
           <w:tcPr>
             <w:tcW w:type="dxa" w:w="4819"/>
-            <w:shd w:val="clear" w:color="auto" w:fill="F2F2F2"/>
+            <w:shd w:val="clear" w:fill="F2F5FA"/>
           </w:tcPr>
           <w:p>
-            <w:pPr>
-              <w:spacing w:after="20"/>
-            </w:pPr>
             <w:r>
               <w:rPr>
-                <w:sz w:val="19"/>
+                <w:sz w:val="18"/>
+              </w:rPr>
+            </w:r>
+            <w:r>
+              <w:rPr>
+                <w:b w:val="0"/>
+                <w:sz w:val="18"/>
               </w:rPr>
               <w:t>核心问题</w:t>
             </w:r>
@@ -942,15 +1122,18 @@
         <w:tc>
           <w:tcPr>
             <w:tcW w:type="dxa" w:w="4819"/>
-            <w:shd w:val="clear" w:color="auto" w:fill="F2F2F2"/>
+            <w:shd w:val="clear" w:fill="F2F5FA"/>
           </w:tcPr>
           <w:p>
-            <w:pPr>
-              <w:spacing w:after="20"/>
-            </w:pPr>
             <w:r>
               <w:rPr>
-                <w:sz w:val="19"/>
+                <w:sz w:val="18"/>
+              </w:rPr>
+            </w:r>
+            <w:r>
+              <w:rPr>
+                <w:b w:val="0"/>
+                <w:sz w:val="18"/>
               </w:rPr>
               <w:t>"破除界限"是什么意思？528种遍满慈怎么算？为什么慈心最高只能证到第三禅？；慈悲喜舍各是什么？它们之间有什么区别？</w:t>
             </w:r>
@@ -963,12 +1146,15 @@
             <w:tcW w:type="dxa" w:w="4819"/>
           </w:tcPr>
           <w:p>
-            <w:pPr>
-              <w:spacing w:after="20"/>
-            </w:pPr>
             <w:r>
               <w:rPr>
-                <w:sz w:val="19"/>
+                <w:sz w:val="18"/>
+              </w:rPr>
+            </w:r>
+            <w:r>
+              <w:rPr>
+                <w:b w:val="0"/>
+                <w:sz w:val="18"/>
               </w:rPr>
               <w:t>共读原文</w:t>
             </w:r>
@@ -979,12 +1165,15 @@
             <w:tcW w:type="dxa" w:w="4819"/>
           </w:tcPr>
           <w:p>
-            <w:pPr>
-              <w:spacing w:after="20"/>
-            </w:pPr>
             <w:r>
               <w:rPr>
-                <w:sz w:val="19"/>
+                <w:sz w:val="18"/>
+              </w:rPr>
+            </w:r>
+            <w:r>
+              <w:rPr>
+                <w:b w:val="0"/>
+                <w:sz w:val="18"/>
               </w:rPr>
               <w:t>共读原文1：① 第189讲·五盖(三)（PDF课件：遍满慈与528方向）② 如来禅修学体系81（PDF课件：十方散播文）③ 破除界限、528遍满与慈心禅那（《智慧之光》）　｜　共读原文2：① 第90讲·命根2&amp;慈1（PDF课件：四梵住总说）② 第91讲·悲（PDF课件：悲心所）③ 第60课·嫉1&amp;随喜1（PDF课件：喜）④ 如来禅修学体系73（PDF课件：舍）⑤ 如来禅修学体系81（PDF课件：对治总览）</w:t>
             </w:r>
@@ -995,15 +1184,18 @@
         <w:tc>
           <w:tcPr>
             <w:tcW w:type="dxa" w:w="4819"/>
-            <w:shd w:val="clear" w:color="auto" w:fill="F2F2F2"/>
+            <w:shd w:val="clear" w:fill="F2F5FA"/>
           </w:tcPr>
           <w:p>
-            <w:pPr>
-              <w:spacing w:after="20"/>
-            </w:pPr>
             <w:r>
               <w:rPr>
-                <w:sz w:val="19"/>
+                <w:sz w:val="18"/>
+              </w:rPr>
+            </w:r>
+            <w:r>
+              <w:rPr>
+                <w:b w:val="0"/>
+                <w:sz w:val="18"/>
               </w:rPr>
               <w:t>本周作业</w:t>
             </w:r>
@@ -1012,26 +1204,24 @@
         <w:tc>
           <w:tcPr>
             <w:tcW w:type="dxa" w:w="4819"/>
-            <w:shd w:val="clear" w:color="auto" w:fill="F2F2F2"/>
+            <w:shd w:val="clear" w:fill="F2F5FA"/>
           </w:tcPr>
           <w:p>
-            <w:pPr>
-              <w:spacing w:after="20"/>
-            </w:pPr>
+            <w:r>
+              <w:rPr>
+                <w:sz w:val="18"/>
+              </w:rPr>
+            </w:r>
           </w:p>
         </w:tc>
       </w:tr>
     </w:tbl>
     <w:p>
-      <w:pPr>
-        <w:spacing w:before="160" w:after="80"/>
-      </w:pPr>
-      <w:r>
-        <w:rPr>
-          <w:rFonts w:ascii="Microsoft YaHei" w:hAnsi="Microsoft YaHei" w:eastAsia="Microsoft YaHei"/>
+      <w:r>
+        <w:rPr>
           <w:b/>
           <w:color w:val="1F3864"/>
-          <w:sz w:val="28"/>
+          <w:sz w:val="26"/>
         </w:rPr>
         <w:t>⏱ 时间弹性指南（本讲通用）</w:t>
       </w:r>
@@ -1040,7 +1230,6 @@
       <w:tblPr>
         <w:tblStyle w:val="TableGrid"/>
         <w:tblW w:type="auto" w:w="0"/>
-        <w:jc w:val="center"/>
         <w:tblLook w:firstColumn="1" w:firstRow="1" w:lastColumn="0" w:lastRow="0" w:noHBand="0" w:noVBand="1" w:val="04A0"/>
       </w:tblPr>
       <w:tblGrid>
@@ -1051,17 +1240,20 @@
         <w:tc>
           <w:tcPr>
             <w:tcW w:type="dxa" w:w="4819"/>
-            <w:shd w:val="clear" w:color="auto" w:fill="1F3864"/>
+            <w:shd w:val="clear" w:fill="1F3864"/>
           </w:tcPr>
           <w:p>
-            <w:pPr>
-              <w:spacing w:after="20"/>
-            </w:pPr>
             <w:r>
               <w:rPr>
-                <w:b/>
                 <w:color w:val="FFFFFF"/>
-                <w:sz w:val="19"/>
+                <w:sz w:val="18"/>
+              </w:rPr>
+            </w:r>
+            <w:r>
+              <w:rPr>
+                <w:b w:val="0"/>
+                <w:color w:val="FFFFFF"/>
+                <w:sz w:val="18"/>
               </w:rPr>
               <w:t>情况</w:t>
             </w:r>
@@ -1070,17 +1262,20 @@
         <w:tc>
           <w:tcPr>
             <w:tcW w:type="dxa" w:w="4819"/>
-            <w:shd w:val="clear" w:color="auto" w:fill="1F3864"/>
+            <w:shd w:val="clear" w:fill="1F3864"/>
           </w:tcPr>
           <w:p>
-            <w:pPr>
-              <w:spacing w:after="20"/>
-            </w:pPr>
             <w:r>
               <w:rPr>
-                <w:b/>
                 <w:color w:val="FFFFFF"/>
-                <w:sz w:val="19"/>
+                <w:sz w:val="18"/>
+              </w:rPr>
+            </w:r>
+            <w:r>
+              <w:rPr>
+                <w:b w:val="0"/>
+                <w:color w:val="FFFFFF"/>
+                <w:sz w:val="18"/>
               </w:rPr>
               <w:t>应对方法</w:t>
             </w:r>
@@ -1093,19 +1288,22 @@
             <w:tcW w:type="dxa" w:w="4819"/>
           </w:tcPr>
           <w:p>
-            <w:pPr>
-              <w:spacing w:after="20"/>
-            </w:pPr>
+            <w:r>
+              <w:rPr>
+                <w:sz w:val="18"/>
+              </w:rPr>
+            </w:r>
             <w:r>
               <w:rPr>
                 <w:b/>
-                <w:sz w:val="19"/>
+                <w:sz w:val="18"/>
               </w:rPr>
               <w:t>时间不够</w:t>
             </w:r>
             <w:r>
               <w:rPr>
-                <w:sz w:val="19"/>
+                <w:b w:val="0"/>
+                <w:sz w:val="18"/>
               </w:rPr>
               <w:t>（共读太长／讨论超时）</w:t>
             </w:r>
@@ -1116,25 +1314,29 @@
             <w:tcW w:type="dxa" w:w="4819"/>
           </w:tcPr>
           <w:p>
-            <w:pPr>
-              <w:spacing w:after="20"/>
-            </w:pPr>
             <w:r>
               <w:rPr>
-                <w:sz w:val="19"/>
+                <w:sz w:val="18"/>
+              </w:rPr>
+            </w:r>
+            <w:r>
+              <w:rPr>
+                <w:b w:val="0"/>
+                <w:sz w:val="18"/>
               </w:rPr>
               <w:t xml:space="preserve">① 静心开场缩至5分钟；② 两段共读原文均只读标注 </w:t>
             </w:r>
             <w:r>
               <w:rPr>
                 <w:b/>
-                <w:sz w:val="19"/>
+                <w:sz w:val="18"/>
               </w:rPr>
               <w:t>★核心</w:t>
             </w:r>
             <w:r>
               <w:rPr>
-                <w:sz w:val="19"/>
+                <w:b w:val="0"/>
+                <w:sz w:val="18"/>
               </w:rPr>
               <w:t xml:space="preserve"> 的段落；③ 两轮分享每人只说一句话；④ 两轮主题讨论只讨论各自的问题①；⑤ 禅修练习缩至8分钟（只念引导词前半段）；⑥ 收尾回向缩至10分钟</w:t>
             </w:r>
@@ -1145,22 +1347,25 @@
         <w:tc>
           <w:tcPr>
             <w:tcW w:type="dxa" w:w="4819"/>
-            <w:shd w:val="clear" w:color="auto" w:fill="F2F2F2"/>
+            <w:shd w:val="clear" w:fill="F2F5FA"/>
           </w:tcPr>
           <w:p>
-            <w:pPr>
-              <w:spacing w:after="20"/>
-            </w:pPr>
+            <w:r>
+              <w:rPr>
+                <w:sz w:val="18"/>
+              </w:rPr>
+            </w:r>
             <w:r>
               <w:rPr>
                 <w:b/>
-                <w:sz w:val="19"/>
+                <w:sz w:val="18"/>
               </w:rPr>
               <w:t>时间富余</w:t>
             </w:r>
             <w:r>
               <w:rPr>
-                <w:sz w:val="19"/>
+                <w:b w:val="0"/>
+                <w:sz w:val="18"/>
               </w:rPr>
               <w:t>（共读快／讨论提前结束）</w:t>
             </w:r>
@@ -1169,15 +1374,18 @@
         <w:tc>
           <w:tcPr>
             <w:tcW w:type="dxa" w:w="4819"/>
-            <w:shd w:val="clear" w:color="auto" w:fill="F2F2F2"/>
+            <w:shd w:val="clear" w:fill="F2F5FA"/>
           </w:tcPr>
           <w:p>
-            <w:pPr>
-              <w:spacing w:after="20"/>
-            </w:pPr>
             <w:r>
               <w:rPr>
-                <w:sz w:val="19"/>
+                <w:sz w:val="18"/>
+              </w:rPr>
+            </w:r>
+            <w:r>
+              <w:rPr>
+                <w:b w:val="0"/>
+                <w:sz w:val="18"/>
               </w:rPr>
               <w:t>① 用"📚 扩展内容包"中的补充原文段落继续共读；② 增加扩展讨论问题；③ 延长禅修练习时间；④ 增加"每人分享一个生活实例"环节</w:t>
             </w:r>
@@ -1187,43 +1395,37 @@
     </w:tbl>
     <w:p>
       <w:pPr>
-        <w:spacing w:before="40" w:after="80"/>
-        <w:ind w:left="283"/>
-        <w:shd w:val="clear" w:color="auto" w:fill="EEF2F8"/>
+        <w:ind w:left="170"/>
         <w:pBdr>
-          <w:left w:val="single" w:sz="20" w:space="6" w:color="1F3864"/>
+          <w:left w:val="single" w:sz="18" w:space="4" w:color="1F3864"/>
         </w:pBdr>
-      </w:pPr>
-      <w:r>
-        <w:rPr>
-          <w:sz w:val="20"/>
+        <w:shd w:val="clear" w:fill="F2F5FA"/>
+      </w:pPr>
+      <w:r>
+        <w:rPr>
+          <w:b w:val="0"/>
         </w:rPr>
         <w:t>💡 原则：</w:t>
       </w:r>
       <w:r>
         <w:rPr>
           <w:b/>
-          <w:sz w:val="20"/>
         </w:rPr>
         <w:t>讨论比读完重要，体验比讲完重要。</w:t>
       </w:r>
       <w:r>
         <w:rPr>
-          <w:sz w:val="20"/>
+          <w:b w:val="0"/>
         </w:rPr>
         <w:t xml:space="preserve"> 宁可跳过扩展原文，也要让每个人都有机会说话。</w:t>
       </w:r>
     </w:p>
     <w:p>
-      <w:pPr>
-        <w:spacing w:before="160" w:after="80"/>
-      </w:pPr>
-      <w:r>
-        <w:rPr>
-          <w:rFonts w:ascii="Microsoft YaHei" w:hAnsi="Microsoft YaHei" w:eastAsia="Microsoft YaHei"/>
+      <w:r>
+        <w:rPr>
           <w:b/>
           <w:color w:val="1F3864"/>
-          <w:sz w:val="28"/>
+          <w:sz w:val="26"/>
         </w:rPr>
         <w:t>🧘 静心开场（10 min）</w:t>
       </w:r>
@@ -1232,356 +1434,302 @@
       <w:r>
         <w:rPr>
           <w:b/>
-          <w:sz w:val="21"/>
         </w:rPr>
         <w:t>主持人引导语</w:t>
       </w:r>
       <w:r>
         <w:rPr>
-          <w:sz w:val="21"/>
+          <w:b w:val="0"/>
         </w:rPr>
         <w:t>（照读即可）：</w:t>
       </w:r>
     </w:p>
     <w:p>
       <w:pPr>
-        <w:spacing w:before="40" w:after="80"/>
-        <w:ind w:left="283"/>
-        <w:shd w:val="clear" w:color="auto" w:fill="EEF2F8"/>
+        <w:ind w:left="170"/>
         <w:pBdr>
-          <w:left w:val="single" w:sz="20" w:space="6" w:color="1F3864"/>
+          <w:left w:val="single" w:sz="18" w:space="4" w:color="1F3864"/>
         </w:pBdr>
-      </w:pPr>
-      <w:r>
-        <w:rPr>
-          <w:sz w:val="20"/>
-        </w:rPr>
-        <w:t>先静坐一分钟。（停顿） 前四周，我们从自己开始，到亲爱的人，到中性人，再到难相处的人。今天我们试试更大的扩展：把慈爱送给那些我们根本不认识的人——公司里没说过话的同事、街上擦肩而过的陌生人、甚至整个世界。</w:t>
-      </w:r>
-    </w:p>
-    <w:p>
-      <w:pPr>
-        <w:spacing w:before="40" w:after="80"/>
-        <w:ind w:left="283"/>
-        <w:shd w:val="clear" w:color="auto" w:fill="EEF2F8"/>
+        <w:shd w:val="clear" w:fill="F2F5FA"/>
+      </w:pPr>
+      <w:r>
+        <w:rPr>
+          <w:b w:val="0"/>
+        </w:rPr>
+        <w:t>先静坐一分钟。（停顿）</w:t>
+      </w:r>
+    </w:p>
+    <w:p>
+      <w:pPr>
+        <w:ind w:left="170"/>
         <w:pBdr>
-          <w:left w:val="single" w:sz="20" w:space="6" w:color="1F3864"/>
+          <w:left w:val="single" w:sz="18" w:space="4" w:color="1F3864"/>
         </w:pBdr>
-      </w:pPr>
-      <w:r>
-        <w:rPr>
-          <w:sz w:val="20"/>
+        <w:shd w:val="clear" w:fill="F2F5FA"/>
+      </w:pPr>
+      <w:r>
+        <w:rPr>
+          <w:b w:val="0"/>
+        </w:rPr>
+        <w:t>前四周，我们从自己开始，到亲爱的人，到中性人，再到难相处的人。今天我们试试更大的扩展：把慈爱送给那些我们根本不认识的人——公司里没说过话的同事、街上擦肩而过的陌生人、甚至整个世界。</w:t>
+      </w:r>
+    </w:p>
+    <w:p>
+      <w:pPr>
+        <w:ind w:left="170"/>
+        <w:pBdr>
+          <w:left w:val="single" w:sz="18" w:space="4" w:color="1F3864"/>
+        </w:pBdr>
+        <w:shd w:val="clear" w:fill="F2F5FA"/>
+      </w:pPr>
+      <w:r>
+        <w:rPr>
+          <w:b w:val="0"/>
         </w:rPr>
         <w:t xml:space="preserve">💬 </w:t>
       </w:r>
       <w:r>
         <w:rPr>
           <w:b/>
-          <w:sz w:val="20"/>
         </w:rPr>
         <w:t>破冰｜3–5分钟</w:t>
       </w:r>
       <w:r>
         <w:rPr>
-          <w:sz w:val="20"/>
+          <w:b w:val="0"/>
         </w:rPr>
         <w:t>：这周，你有没有对完全陌生的人，生出过一点点善意？（比如让路、道谢）</w:t>
       </w:r>
     </w:p>
     <w:p>
       <w:pPr>
-        <w:spacing w:before="40" w:after="80"/>
-        <w:ind w:left="283"/>
-        <w:shd w:val="clear" w:color="auto" w:fill="EEF2F8"/>
+        <w:ind w:left="170"/>
         <w:pBdr>
-          <w:left w:val="single" w:sz="20" w:space="6" w:color="1F3864"/>
+          <w:left w:val="single" w:sz="18" w:space="4" w:color="1F3864"/>
         </w:pBdr>
-      </w:pPr>
-      <w:r>
-        <w:rPr>
-          <w:sz w:val="20"/>
+        <w:shd w:val="clear" w:fill="F2F5FA"/>
+      </w:pPr>
+      <w:r>
+        <w:rPr>
+          <w:b w:val="0"/>
         </w:rPr>
         <w:t xml:space="preserve">🛡️ </w:t>
       </w:r>
       <w:r>
         <w:rPr>
           <w:b/>
-          <w:sz w:val="20"/>
         </w:rPr>
         <w:t>心理安全三约定</w:t>
       </w:r>
       <w:r>
         <w:rPr>
-          <w:sz w:val="20"/>
+          <w:b w:val="0"/>
         </w:rPr>
         <w:t xml:space="preserve">（每次开场在心里过一遍）：① </w:t>
       </w:r>
       <w:r>
         <w:rPr>
           <w:b/>
-          <w:sz w:val="20"/>
         </w:rPr>
         <w:t>保密</w:t>
       </w:r>
       <w:r>
         <w:rPr>
-          <w:sz w:val="20"/>
+          <w:b w:val="0"/>
         </w:rPr>
         <w:t xml:space="preserve">——这里说的话不出这间屋子；② </w:t>
       </w:r>
       <w:r>
         <w:rPr>
           <w:b/>
-          <w:sz w:val="20"/>
         </w:rPr>
         <w:t>不评判</w:t>
       </w:r>
       <w:r>
         <w:rPr>
-          <w:sz w:val="20"/>
+          <w:b w:val="0"/>
         </w:rPr>
         <w:t xml:space="preserve">——不评价任何人的分享，也不急着评价自己；③ </w:t>
       </w:r>
       <w:r>
         <w:rPr>
           <w:b/>
-          <w:sz w:val="20"/>
         </w:rPr>
         <w:t>可随时暂停</w:t>
       </w:r>
       <w:r>
         <w:rPr>
-          <w:sz w:val="20"/>
+          <w:b w:val="0"/>
         </w:rPr>
         <w:t>——任何时候觉得不舒服，都可以停下来休息、喝水或离开，不需要解释。</w:t>
       </w:r>
     </w:p>
     <w:p>
-      <w:pPr>
-        <w:spacing w:before="160" w:after="80"/>
-      </w:pPr>
-      <w:r>
-        <w:rPr>
-          <w:rFonts w:ascii="Microsoft YaHei" w:hAnsi="Microsoft YaHei" w:eastAsia="Microsoft YaHei"/>
+      <w:r>
+        <w:rPr>
           <w:b/>
           <w:color w:val="1F3864"/>
-          <w:sz w:val="28"/>
+          <w:sz w:val="26"/>
         </w:rPr>
         <w:t>📖 共读原文1（20 min）</w:t>
       </w:r>
     </w:p>
     <w:p>
       <w:pPr>
-        <w:spacing w:before="40" w:after="80"/>
-        <w:ind w:left="283"/>
-        <w:shd w:val="clear" w:color="auto" w:fill="EEF2F8"/>
+        <w:ind w:left="170"/>
         <w:pBdr>
-          <w:left w:val="single" w:sz="20" w:space="6" w:color="1F3864"/>
+          <w:left w:val="single" w:sz="18" w:space="4" w:color="1F3864"/>
         </w:pBdr>
-      </w:pPr>
-      <w:r>
-        <w:rPr>
-          <w:sz w:val="20"/>
+        <w:shd w:val="clear" w:fill="F2F5FA"/>
+      </w:pPr>
+      <w:r>
+        <w:rPr>
+          <w:b w:val="0"/>
         </w:rPr>
         <w:t xml:space="preserve">🎤 </w:t>
       </w:r>
       <w:r>
         <w:rPr>
           <w:b/>
-          <w:sz w:val="20"/>
         </w:rPr>
         <w:t>本周朗读段</w:t>
       </w:r>
       <w:r>
         <w:rPr>
-          <w:sz w:val="20"/>
+          <w:b w:val="0"/>
         </w:rPr>
         <w:t>（★核心段落｜约 916 字｜中等稍慢约 5 分钟；本讲共读原文正文合计约 1275 字）：先朗读全部★核心段落；◈扩展段落及补充原文作默读／选读／延伸。</w:t>
       </w:r>
     </w:p>
     <w:p>
-      <w:pPr>
-        <w:spacing w:before="120" w:after="80"/>
-      </w:pPr>
-      <w:r>
-        <w:rPr>
-          <w:rFonts w:ascii="Microsoft YaHei" w:hAnsi="Microsoft YaHei" w:eastAsia="Microsoft YaHei"/>
+      <w:r>
+        <w:rPr>
           <w:b/>
           <w:color w:val="1F3864"/>
-          <w:sz w:val="25"/>
+          <w:sz w:val="23"/>
         </w:rPr>
         <w:t>原文材料①：遍满慈的正确修习方式</w:t>
       </w:r>
     </w:p>
     <w:p>
       <w:pPr>
-        <w:ind w:left="340"/>
-      </w:pPr>
-      <w:r>
-        <w:rPr>
-          <w:color w:val="1F3864"/>
-          <w:sz w:val="21"/>
-        </w:rPr>
-        <w:t xml:space="preserve">• </w:t>
-      </w:r>
+        <w:pStyle w:val="ListBullet"/>
+      </w:pPr>
       <w:r>
         <w:rPr>
           <w:b/>
-          <w:sz w:val="21"/>
         </w:rPr>
         <w:t>标题</w:t>
       </w:r>
       <w:r>
         <w:rPr>
-          <w:sz w:val="21"/>
+          <w:b w:val="0"/>
         </w:rPr>
         <w:t>：第189讲 应用(摄集37)：三十七道品╱苦之集［法念处·五盖(三)］</w:t>
       </w:r>
     </w:p>
     <w:p>
       <w:pPr>
-        <w:ind w:left="340"/>
-      </w:pPr>
-      <w:r>
-        <w:rPr>
-          <w:color w:val="1F3864"/>
-          <w:sz w:val="21"/>
-        </w:rPr>
-        <w:t xml:space="preserve">• </w:t>
-      </w:r>
+        <w:pStyle w:val="ListBullet"/>
+      </w:pPr>
       <w:r>
         <w:rPr>
           <w:b/>
-          <w:sz w:val="21"/>
         </w:rPr>
         <w:t>文件类型</w:t>
       </w:r>
       <w:r>
         <w:rPr>
-          <w:sz w:val="21"/>
+          <w:b w:val="0"/>
         </w:rPr>
         <w:t>：PDF课件（文字版）</w:t>
       </w:r>
     </w:p>
     <w:p>
       <w:pPr>
-        <w:ind w:left="340"/>
-      </w:pPr>
-      <w:r>
-        <w:rPr>
-          <w:color w:val="1F3864"/>
-          <w:sz w:val="21"/>
-        </w:rPr>
-        <w:t xml:space="preserve">• </w:t>
-      </w:r>
+        <w:pStyle w:val="ListBullet"/>
+      </w:pPr>
       <w:r>
         <w:rPr>
           <w:b/>
-          <w:sz w:val="21"/>
         </w:rPr>
         <w:t>知识库出处</w:t>
       </w:r>
       <w:r>
         <w:rPr>
-          <w:sz w:val="21"/>
+          <w:b w:val="0"/>
         </w:rPr>
         <w:t>：知识库「古源尊者开示及上座部佛教资料」</w:t>
       </w:r>
     </w:p>
     <w:p>
       <w:pPr>
-        <w:ind w:left="340"/>
-      </w:pPr>
-      <w:r>
-        <w:rPr>
-          <w:color w:val="1F3864"/>
-          <w:sz w:val="21"/>
-        </w:rPr>
-        <w:t xml:space="preserve">• </w:t>
-      </w:r>
+        <w:pStyle w:val="ListBullet"/>
+      </w:pPr>
       <w:r>
         <w:rPr>
           <w:b/>
-          <w:sz w:val="21"/>
         </w:rPr>
         <w:t>media_id</w:t>
       </w:r>
       <w:r>
         <w:rPr>
-          <w:sz w:val="21"/>
-        </w:rPr>
-        <w:t>：`pdf_d0dd1c0cd17209afe241ece24bf6b7b4_419cd8739b5ee0c5a59942283ed6ecc27439961422831605`</w:t>
-      </w:r>
-    </w:p>
-    <w:p>
-      <w:pPr>
-        <w:ind w:left="340"/>
-      </w:pPr>
-      <w:r>
-        <w:rPr>
-          <w:color w:val="1F3864"/>
-          <w:sz w:val="21"/>
-        </w:rPr>
-        <w:t xml:space="preserve">• </w:t>
-      </w:r>
+          <w:b w:val="0"/>
+        </w:rPr>
+        <w:t>：pdf_d0dd1c0cd17209afe241ece24bf6b7b4_419cd8739b5ee0c5a59942283ed6ecc27439961422831605</w:t>
+      </w:r>
+    </w:p>
+    <w:p>
+      <w:pPr>
+        <w:pStyle w:val="ListBullet"/>
+      </w:pPr>
       <w:r>
         <w:rPr>
           <w:b/>
-          <w:sz w:val="21"/>
         </w:rPr>
         <w:t>打开方式</w:t>
       </w:r>
       <w:r>
         <w:rPr>
-          <w:sz w:val="21"/>
+          <w:b w:val="0"/>
         </w:rPr>
         <w:t>：ima知识库搜索「第189讲 五盖」即可打开</w:t>
       </w:r>
     </w:p>
     <w:p>
       <w:pPr>
-        <w:ind w:left="340"/>
-      </w:pPr>
-      <w:r>
-        <w:rPr>
-          <w:color w:val="1F3864"/>
-          <w:sz w:val="21"/>
-        </w:rPr>
-        <w:t xml:space="preserve">• </w:t>
-      </w:r>
-      <w:r>
-        <w:rPr>
-          <w:sz w:val="21"/>
+        <w:pStyle w:val="ListBullet"/>
+      </w:pPr>
+      <w:r>
+        <w:rPr>
+          <w:b w:val="0"/>
         </w:rPr>
         <w:t xml:space="preserve">📌 </w:t>
       </w:r>
       <w:r>
         <w:rPr>
           <w:b/>
-          <w:sz w:val="21"/>
         </w:rPr>
         <w:t>完整原文见《原文全集》第二部分（第189讲）·（二）如何让慈心遍满</w:t>
       </w:r>
     </w:p>
     <w:p>
       <w:pPr>
-        <w:spacing w:before="40" w:after="80"/>
-        <w:ind w:left="283"/>
-        <w:shd w:val="clear" w:color="auto" w:fill="EEF2F8"/>
+        <w:ind w:left="170"/>
         <w:pBdr>
-          <w:left w:val="single" w:sz="20" w:space="6" w:color="1F3864"/>
+          <w:left w:val="single" w:sz="18" w:space="4" w:color="1F3864"/>
         </w:pBdr>
+        <w:shd w:val="clear" w:fill="F2F5FA"/>
       </w:pPr>
       <w:r>
         <w:rPr>
           <w:b/>
-          <w:sz w:val="20"/>
         </w:rPr>
         <w:t>段落优先级</w:t>
       </w:r>
       <w:r>
         <w:rPr>
-          <w:sz w:val="20"/>
+          <w:b w:val="0"/>
         </w:rPr>
         <w:t>：★核心必读（时间不够时只读这段）｜◈可选（时间富余时读）</w:t>
       </w:r>
@@ -1590,13 +1738,12 @@
       <w:r>
         <w:rPr>
           <w:b/>
-          <w:sz w:val="21"/>
         </w:rPr>
         <w:t>原文摘录（共读用）——完整原文（复制自《原文全集》第二部分，未作删改）</w:t>
       </w:r>
       <w:r>
         <w:rPr>
-          <w:sz w:val="21"/>
+          <w:b w:val="0"/>
         </w:rPr>
         <w:t>：</w:t>
       </w:r>
@@ -1605,46 +1752,42 @@
       <w:r>
         <w:rPr>
           <w:b/>
-          <w:sz w:val="21"/>
         </w:rPr>
         <w:t>★核心段落（必读）</w:t>
       </w:r>
       <w:r>
         <w:rPr>
-          <w:sz w:val="21"/>
+          <w:b w:val="0"/>
         </w:rPr>
         <w:t>【本周朗读段】</w:t>
       </w:r>
     </w:p>
     <w:p>
       <w:pPr>
-        <w:spacing w:before="40" w:after="80"/>
-        <w:ind w:left="283"/>
-        <w:shd w:val="clear" w:color="auto" w:fill="EEF2F8"/>
+        <w:ind w:left="170"/>
         <w:pBdr>
-          <w:left w:val="single" w:sz="20" w:space="6" w:color="1F3864"/>
+          <w:left w:val="single" w:sz="18" w:space="4" w:color="1F3864"/>
         </w:pBdr>
+        <w:shd w:val="clear" w:fill="F2F5FA"/>
       </w:pPr>
       <w:r>
         <w:rPr>
           <w:b/>
-          <w:sz w:val="20"/>
         </w:rPr>
         <w:t>（二）如何让慈心遍满</w:t>
       </w:r>
     </w:p>
     <w:p>
       <w:pPr>
-        <w:spacing w:before="40" w:after="80"/>
-        <w:ind w:left="283"/>
-        <w:shd w:val="clear" w:color="auto" w:fill="EEF2F8"/>
+        <w:ind w:left="170"/>
         <w:pBdr>
-          <w:left w:val="single" w:sz="20" w:space="6" w:color="1F3864"/>
+          <w:left w:val="single" w:sz="18" w:space="4" w:color="1F3864"/>
         </w:pBdr>
-      </w:pPr>
-      <w:r>
-        <w:rPr>
-          <w:sz w:val="20"/>
+        <w:shd w:val="clear" w:fill="F2F5FA"/>
+      </w:pPr>
+      <w:r>
+        <w:rPr>
+          <w:b w:val="0"/>
         </w:rPr>
         <w:t>我们也学习了如何修习慈心遍满，共有五百二十八种遍满慈的修习方式。经常有人说："这人很慈悲"、"我们应该慈悲"、"这个人的慈悲心很强。"但往往会发现有很多人对一类人慈悲，对另一类人无法慈悲；对一类众生慈悲，对另一类众生无法慈悲。比如动物保护者提倡保护老虎，但老虎需要掠食，他们一看到老虎没有吃的就很心痛，而对于被老虎吃的那个动物，却没有想过是否应该被吃，这是慈悲还是不慈悲呢？真正的遍满慈是对一切众生的慈悲。</w:t>
       </w:r>
@@ -1653,29 +1796,27 @@
       <w:r>
         <w:rPr>
           <w:b/>
-          <w:sz w:val="21"/>
         </w:rPr>
         <w:t>★核心段落（必读）</w:t>
       </w:r>
       <w:r>
         <w:rPr>
-          <w:sz w:val="21"/>
+          <w:b w:val="0"/>
         </w:rPr>
         <w:t>【本周朗读段】</w:t>
       </w:r>
     </w:p>
     <w:p>
       <w:pPr>
-        <w:spacing w:before="40" w:after="80"/>
-        <w:ind w:left="283"/>
-        <w:shd w:val="clear" w:color="auto" w:fill="EEF2F8"/>
+        <w:ind w:left="170"/>
         <w:pBdr>
-          <w:left w:val="single" w:sz="20" w:space="6" w:color="1F3864"/>
+          <w:left w:val="single" w:sz="18" w:space="4" w:color="1F3864"/>
         </w:pBdr>
-      </w:pPr>
-      <w:r>
-        <w:rPr>
-          <w:sz w:val="20"/>
+        <w:shd w:val="clear" w:fill="F2F5FA"/>
+      </w:pPr>
+      <w:r>
+        <w:rPr>
+          <w:b w:val="0"/>
         </w:rPr>
         <w:t>对众生慈悲的修习应从对自己开始，首先能够对自己散播慈爱，然后对自己尊敬的亲人散播慈爱，对普通的朋友、无感的人散播慈爱，对自己不喜欢的、讨厌的乃至于仇敌也能够散播慈爱，再扩展出来到五百二十八个方向的众生，都能够对他们散播慈爱，这才算是慈心修习的圆满。</w:t>
       </w:r>
@@ -1684,29 +1825,27 @@
       <w:r>
         <w:rPr>
           <w:b/>
-          <w:sz w:val="21"/>
         </w:rPr>
         <w:t>◈扩展段落（可选）</w:t>
       </w:r>
       <w:r>
         <w:rPr>
-          <w:sz w:val="21"/>
+          <w:b w:val="0"/>
         </w:rPr>
         <w:t>【默读／选读／延伸】</w:t>
       </w:r>
     </w:p>
     <w:p>
       <w:pPr>
-        <w:spacing w:before="40" w:after="80"/>
-        <w:ind w:left="283"/>
-        <w:shd w:val="clear" w:color="auto" w:fill="EEF2F8"/>
+        <w:ind w:left="170"/>
         <w:pBdr>
-          <w:left w:val="single" w:sz="20" w:space="6" w:color="1F3864"/>
+          <w:left w:val="single" w:sz="18" w:space="4" w:color="1F3864"/>
         </w:pBdr>
-      </w:pPr>
-      <w:r>
-        <w:rPr>
-          <w:sz w:val="20"/>
+        <w:shd w:val="clear" w:fill="F2F5FA"/>
+      </w:pPr>
+      <w:r>
+        <w:rPr>
+          <w:b w:val="0"/>
         </w:rPr>
         <w:t>佛教界中，常听人说："你有没有修慈悲心啊？"真正的慈悲心应如此修才算圆满，即使很多修课程修到遍满慈程度的人也会发现：在修慈时感觉比较好，但下坐以后该对谁生气还照样生气，这就是慈心不能持续。</w:t>
       </w:r>
@@ -1715,197 +1854,149 @@
       <w:r>
         <w:rPr>
           <w:b/>
-          <w:sz w:val="21"/>
         </w:rPr>
         <w:t>★核心段落（必读）</w:t>
       </w:r>
       <w:r>
         <w:rPr>
-          <w:sz w:val="21"/>
+          <w:b w:val="0"/>
         </w:rPr>
         <w:t>【本周朗读段】</w:t>
       </w:r>
     </w:p>
     <w:p>
       <w:pPr>
-        <w:spacing w:before="40" w:after="80"/>
-        <w:ind w:left="283"/>
-        <w:shd w:val="clear" w:color="auto" w:fill="EEF2F8"/>
+        <w:ind w:left="170"/>
         <w:pBdr>
-          <w:left w:val="single" w:sz="20" w:space="6" w:color="1F3864"/>
+          <w:left w:val="single" w:sz="18" w:space="4" w:color="1F3864"/>
         </w:pBdr>
-      </w:pPr>
-      <w:r>
-        <w:rPr>
-          <w:sz w:val="20"/>
+        <w:shd w:val="clear" w:fill="F2F5FA"/>
+      </w:pPr>
+      <w:r>
+        <w:rPr>
+          <w:b w:val="0"/>
         </w:rPr>
         <w:t>如何让慈心遍满，且在一切时处都能够生起慈心呢？应于一切时处练习。作为修慈心的人要受持慈心九戒，以慈具之心遍满一切众生类而住，即一整天的行住坐卧都在慈心里面，慈心才能够持续地被生起。</w:t>
       </w:r>
     </w:p>
     <w:p>
-      <w:pPr>
-        <w:spacing w:before="120" w:after="80"/>
-      </w:pPr>
-      <w:r>
-        <w:rPr>
-          <w:rFonts w:ascii="Microsoft YaHei" w:hAnsi="Microsoft YaHei" w:eastAsia="Microsoft YaHei"/>
+      <w:r>
+        <w:rPr>
           <w:b/>
           <w:color w:val="1F3864"/>
-          <w:sz w:val="25"/>
+          <w:sz w:val="23"/>
         </w:rPr>
         <w:t>原文材料②：向十方众生散播慈爱（念诵文）</w:t>
       </w:r>
     </w:p>
     <w:p>
       <w:pPr>
-        <w:ind w:left="340"/>
-      </w:pPr>
-      <w:r>
-        <w:rPr>
-          <w:color w:val="1F3864"/>
-          <w:sz w:val="21"/>
-        </w:rPr>
-        <w:t xml:space="preserve">• </w:t>
-      </w:r>
+        <w:pStyle w:val="ListBullet"/>
+      </w:pPr>
       <w:r>
         <w:rPr>
           <w:b/>
-          <w:sz w:val="21"/>
         </w:rPr>
         <w:t>标题</w:t>
       </w:r>
       <w:r>
         <w:rPr>
-          <w:sz w:val="21"/>
+          <w:b w:val="0"/>
         </w:rPr>
         <w:t>：如来禅修学体系81-摄心所分别34-正命&amp;悲&amp;慈-古源尊者（课件）</w:t>
       </w:r>
     </w:p>
     <w:p>
       <w:pPr>
-        <w:ind w:left="340"/>
-      </w:pPr>
-      <w:r>
-        <w:rPr>
-          <w:color w:val="1F3864"/>
-          <w:sz w:val="21"/>
-        </w:rPr>
-        <w:t xml:space="preserve">• </w:t>
-      </w:r>
+        <w:pStyle w:val="ListBullet"/>
+      </w:pPr>
       <w:r>
         <w:rPr>
           <w:b/>
-          <w:sz w:val="21"/>
         </w:rPr>
         <w:t>文件类型</w:t>
       </w:r>
       <w:r>
         <w:rPr>
-          <w:sz w:val="21"/>
+          <w:b w:val="0"/>
         </w:rPr>
         <w:t>：PDF课件（文字版）</w:t>
       </w:r>
     </w:p>
     <w:p>
       <w:pPr>
-        <w:ind w:left="340"/>
-      </w:pPr>
-      <w:r>
-        <w:rPr>
-          <w:color w:val="1F3864"/>
-          <w:sz w:val="21"/>
-        </w:rPr>
-        <w:t xml:space="preserve">• </w:t>
-      </w:r>
+        <w:pStyle w:val="ListBullet"/>
+      </w:pPr>
       <w:r>
         <w:rPr>
           <w:b/>
-          <w:sz w:val="21"/>
         </w:rPr>
         <w:t>media_id</w:t>
       </w:r>
       <w:r>
         <w:rPr>
-          <w:sz w:val="21"/>
-        </w:rPr>
-        <w:t>：`pdf_d0dd1c0cd17209afe241ece24bf6b7b4_697b9a684c6cbfe3f5f6a17ae60a4c957439961422831605`</w:t>
-      </w:r>
-    </w:p>
-    <w:p>
-      <w:pPr>
-        <w:ind w:left="340"/>
-      </w:pPr>
-      <w:r>
-        <w:rPr>
-          <w:color w:val="1F3864"/>
-          <w:sz w:val="21"/>
-        </w:rPr>
-        <w:t xml:space="preserve">• </w:t>
-      </w:r>
+          <w:b w:val="0"/>
+        </w:rPr>
+        <w:t>：pdf_d0dd1c0cd17209afe241ece24bf6b7b4_697b9a684c6cbfe3f5f6a17ae60a4c957439961422831605</w:t>
+      </w:r>
+    </w:p>
+    <w:p>
+      <w:pPr>
+        <w:pStyle w:val="ListBullet"/>
+      </w:pPr>
       <w:r>
         <w:rPr>
           <w:b/>
-          <w:sz w:val="21"/>
         </w:rPr>
         <w:t>打开方式</w:t>
       </w:r>
       <w:r>
         <w:rPr>
-          <w:sz w:val="21"/>
+          <w:b w:val="0"/>
         </w:rPr>
         <w:t>：ima知识库搜索「如来禅修学体系81」即可打开</w:t>
       </w:r>
     </w:p>
     <w:p>
       <w:pPr>
-        <w:ind w:left="340"/>
-      </w:pPr>
-      <w:r>
-        <w:rPr>
-          <w:color w:val="1F3864"/>
-          <w:sz w:val="21"/>
-        </w:rPr>
-        <w:t xml:space="preserve">• </w:t>
-      </w:r>
-      <w:r>
-        <w:rPr>
-          <w:sz w:val="21"/>
+        <w:pStyle w:val="ListBullet"/>
+      </w:pPr>
+      <w:r>
+        <w:rPr>
+          <w:b w:val="0"/>
         </w:rPr>
         <w:t xml:space="preserve">📌 </w:t>
       </w:r>
       <w:r>
         <w:rPr>
           <w:b/>
-          <w:sz w:val="21"/>
         </w:rPr>
         <w:t>完整原文见《原文全集》第九部分（天湖寺早晚课诵本）·（三）散播慈爱与发愿（Mettābhāvanā ca Patthanā ca）——十方散播部分</w:t>
       </w:r>
       <w:r>
         <w:rPr>
-          <w:sz w:val="21"/>
+          <w:b w:val="0"/>
         </w:rPr>
         <w:t>（十方散播文全文，巴利+中文）</w:t>
       </w:r>
     </w:p>
     <w:p>
       <w:pPr>
-        <w:spacing w:before="40" w:after="80"/>
-        <w:ind w:left="283"/>
-        <w:shd w:val="clear" w:color="auto" w:fill="EEF2F8"/>
+        <w:ind w:left="170"/>
         <w:pBdr>
-          <w:left w:val="single" w:sz="20" w:space="6" w:color="1F3864"/>
+          <w:left w:val="single" w:sz="18" w:space="4" w:color="1F3864"/>
         </w:pBdr>
+        <w:shd w:val="clear" w:fill="F2F5FA"/>
       </w:pPr>
       <w:r>
         <w:rPr>
           <w:b/>
-          <w:sz w:val="20"/>
         </w:rPr>
         <w:t>段落优先级</w:t>
       </w:r>
       <w:r>
         <w:rPr>
-          <w:sz w:val="20"/>
+          <w:b w:val="0"/>
         </w:rPr>
         <w:t>：★核心必读（时间不够时只读这段）｜◈可选（时间富余时读）</w:t>
       </w:r>
@@ -1914,13 +2005,12 @@
       <w:r>
         <w:rPr>
           <w:b/>
-          <w:sz w:val="21"/>
         </w:rPr>
         <w:t>原文摘录（共读用）——十方散播文（完整原文，复制自《原文全集》第九部分，未作删改）</w:t>
       </w:r>
       <w:r>
         <w:rPr>
-          <w:sz w:val="21"/>
+          <w:b w:val="0"/>
         </w:rPr>
         <w:t>：</w:t>
       </w:r>
@@ -1929,263 +2019,825 @@
       <w:r>
         <w:rPr>
           <w:b/>
-          <w:sz w:val="21"/>
         </w:rPr>
         <w:t>★核心段落（必读）</w:t>
       </w:r>
       <w:r>
         <w:rPr>
-          <w:sz w:val="21"/>
+          <w:b w:val="0"/>
         </w:rPr>
         <w:t>【本周朗读段】</w:t>
       </w:r>
     </w:p>
     <w:p>
       <w:pPr>
-        <w:spacing w:before="40" w:after="80"/>
-        <w:ind w:left="283"/>
-        <w:shd w:val="clear" w:color="auto" w:fill="EEF2F8"/>
+        <w:ind w:left="170"/>
         <w:pBdr>
-          <w:left w:val="single" w:sz="20" w:space="6" w:color="1F3864"/>
+          <w:left w:val="single" w:sz="18" w:space="4" w:color="1F3864"/>
         </w:pBdr>
+        <w:shd w:val="clear" w:fill="F2F5FA"/>
       </w:pPr>
       <w:r>
         <w:rPr>
           <w:b/>
-          <w:sz w:val="20"/>
         </w:rPr>
         <w:t>（三）散播慈爱与发愿（Mettābhāvanā ca Patthanā ca，每晚在结束一天的修行生活前念诵）——十方散播部分</w:t>
       </w:r>
     </w:p>
     <w:p>
       <w:pPr>
-        <w:spacing w:before="40" w:after="80"/>
-        <w:ind w:left="283"/>
-        <w:shd w:val="clear" w:color="auto" w:fill="EEF2F8"/>
+        <w:ind w:left="170"/>
         <w:pBdr>
-          <w:left w:val="single" w:sz="20" w:space="6" w:color="1F3864"/>
+          <w:left w:val="single" w:sz="18" w:space="4" w:color="1F3864"/>
         </w:pBdr>
-      </w:pPr>
-      <w:r>
-        <w:rPr>
-          <w:sz w:val="20"/>
-        </w:rPr>
-        <w:t>Sabbe sattā, sabbe pāṇā, sabbe bhūtā, sabbe puggalā, 愿一切有情、一切众生、一切生类、一切个体、 sabbe attabhāvapariyāpannā, sabbā itthiyo, sabbe purisā, 一切拥有自体者；一切女性、一切男性、 sabbe ariyā, sabbe anariyā, sabbe devā, sabbe manussā, sabbe vinipātikā. 一切圣者、一切非圣者、一切诸天、一切人类、一切堕苦处者。 Averā hontu, abyāpajjā hontu, anīghā hontu, sukhī attānaṃ pariharantu. 无怨敌，无瞋害，无恼乱，保持自己的快乐！ Dukkhā muccantu, yathāladdhasampattito māvigacchantu, kammassakā. 脱离诸苦，不失去所得的成就。［他们］是业的所有者！</w:t>
+        <w:shd w:val="clear" w:fill="F2F5FA"/>
+      </w:pPr>
+      <w:r>
+        <w:rPr>
+          <w:b w:val="0"/>
+        </w:rPr>
+        <w:t>Sabbe sattā, sabbe pāṇā, sabbe bhūtā, sabbe puggalā,</w:t>
+      </w:r>
+    </w:p>
+    <w:p>
+      <w:pPr>
+        <w:ind w:left="170"/>
+        <w:pBdr>
+          <w:left w:val="single" w:sz="18" w:space="4" w:color="1F3864"/>
+        </w:pBdr>
+        <w:shd w:val="clear" w:fill="F2F5FA"/>
+      </w:pPr>
+      <w:r>
+        <w:rPr>
+          <w:b w:val="0"/>
+        </w:rPr>
+        <w:t>愿一切有情、一切众生、一切生类、一切个体、</w:t>
+      </w:r>
+    </w:p>
+    <w:p>
+      <w:pPr>
+        <w:ind w:left="170"/>
+        <w:pBdr>
+          <w:left w:val="single" w:sz="18" w:space="4" w:color="1F3864"/>
+        </w:pBdr>
+        <w:shd w:val="clear" w:fill="F2F5FA"/>
+      </w:pPr>
+      <w:r>
+        <w:rPr>
+          <w:b w:val="0"/>
+        </w:rPr>
+        <w:t>sabbe attabhāvapariyāpannā, sabbā itthiyo, sabbe purisā,</w:t>
+      </w:r>
+    </w:p>
+    <w:p>
+      <w:pPr>
+        <w:ind w:left="170"/>
+        <w:pBdr>
+          <w:left w:val="single" w:sz="18" w:space="4" w:color="1F3864"/>
+        </w:pBdr>
+        <w:shd w:val="clear" w:fill="F2F5FA"/>
+      </w:pPr>
+      <w:r>
+        <w:rPr>
+          <w:b w:val="0"/>
+        </w:rPr>
+        <w:t>一切拥有自体者；一切女性、一切男性、</w:t>
+      </w:r>
+    </w:p>
+    <w:p>
+      <w:pPr>
+        <w:ind w:left="170"/>
+        <w:pBdr>
+          <w:left w:val="single" w:sz="18" w:space="4" w:color="1F3864"/>
+        </w:pBdr>
+        <w:shd w:val="clear" w:fill="F2F5FA"/>
+      </w:pPr>
+      <w:r>
+        <w:rPr>
+          <w:b w:val="0"/>
+        </w:rPr>
+        <w:t>sabbe ariyā, sabbe anariyā, sabbe devā, sabbe manussā, sabbe vinipātikā.</w:t>
+      </w:r>
+    </w:p>
+    <w:p>
+      <w:pPr>
+        <w:ind w:left="170"/>
+        <w:pBdr>
+          <w:left w:val="single" w:sz="18" w:space="4" w:color="1F3864"/>
+        </w:pBdr>
+        <w:shd w:val="clear" w:fill="F2F5FA"/>
+      </w:pPr>
+      <w:r>
+        <w:rPr>
+          <w:b w:val="0"/>
+        </w:rPr>
+        <w:t>一切圣者、一切非圣者、一切诸天、一切人类、一切堕苦处者。</w:t>
+      </w:r>
+    </w:p>
+    <w:p>
+      <w:pPr>
+        <w:ind w:left="170"/>
+        <w:pBdr>
+          <w:left w:val="single" w:sz="18" w:space="4" w:color="1F3864"/>
+        </w:pBdr>
+        <w:shd w:val="clear" w:fill="F2F5FA"/>
+      </w:pPr>
+      <w:r>
+        <w:rPr>
+          <w:b w:val="0"/>
+        </w:rPr>
+        <w:t>Averā hontu, abyāpajjā hontu, anīghā hontu, sukhī attānaṃ pariharantu.</w:t>
+      </w:r>
+    </w:p>
+    <w:p>
+      <w:pPr>
+        <w:ind w:left="170"/>
+        <w:pBdr>
+          <w:left w:val="single" w:sz="18" w:space="4" w:color="1F3864"/>
+        </w:pBdr>
+        <w:shd w:val="clear" w:fill="F2F5FA"/>
+      </w:pPr>
+      <w:r>
+        <w:rPr>
+          <w:b w:val="0"/>
+        </w:rPr>
+        <w:t>无怨敌，无瞋害，无恼乱，保持自己的快乐！</w:t>
+      </w:r>
+    </w:p>
+    <w:p>
+      <w:pPr>
+        <w:ind w:left="170"/>
+        <w:pBdr>
+          <w:left w:val="single" w:sz="18" w:space="4" w:color="1F3864"/>
+        </w:pBdr>
+        <w:shd w:val="clear" w:fill="F2F5FA"/>
+      </w:pPr>
+      <w:r>
+        <w:rPr>
+          <w:b w:val="0"/>
+        </w:rPr>
+        <w:t>Dukkhā muccantu, yathāladdhasampattito māvigacchantu, kammassakā.</w:t>
+      </w:r>
+    </w:p>
+    <w:p>
+      <w:pPr>
+        <w:ind w:left="170"/>
+        <w:pBdr>
+          <w:left w:val="single" w:sz="18" w:space="4" w:color="1F3864"/>
+        </w:pBdr>
+        <w:shd w:val="clear" w:fill="F2F5FA"/>
+      </w:pPr>
+      <w:r>
+        <w:rPr>
+          <w:b w:val="0"/>
+        </w:rPr>
+        <w:t>脱离诸苦，不失去所得的成就。［他们］是业的所有者！</w:t>
       </w:r>
     </w:p>
     <w:p>
       <w:r>
         <w:rPr>
           <w:b/>
-          <w:sz w:val="21"/>
         </w:rPr>
         <w:t>★核心段落（必读）</w:t>
       </w:r>
       <w:r>
         <w:rPr>
-          <w:sz w:val="21"/>
+          <w:b w:val="0"/>
         </w:rPr>
         <w:t>【本周朗读段】</w:t>
       </w:r>
     </w:p>
     <w:p>
       <w:pPr>
-        <w:spacing w:before="40" w:after="80"/>
-        <w:ind w:left="283"/>
-        <w:shd w:val="clear" w:color="auto" w:fill="EEF2F8"/>
+        <w:ind w:left="170"/>
         <w:pBdr>
-          <w:left w:val="single" w:sz="20" w:space="6" w:color="1F3864"/>
+          <w:left w:val="single" w:sz="18" w:space="4" w:color="1F3864"/>
         </w:pBdr>
-      </w:pPr>
-      <w:r>
-        <w:rPr>
-          <w:sz w:val="20"/>
-        </w:rPr>
-        <w:t>Puratthimāya disāya, pacchimāya disāya, uttarāya disāya, dakkhiṇāya disāya, 愿东方、西方、北方、南方， puratthimāya anudisāya, pacchimāya anudisāya, uttarāya anudisāya, dakkhiṇāya anudisāya, 东南方、西北方、东北方、西南方， heṭṭhimāya disāya, uparimāya disāya. Sabbe sattā, sabbe pāṇā, 下方、上方的一切有情、一切众生、 sabbe bhūtā, sabbe puggalā, sabbe attabhāvapariyāpannā, 一切生类、一切个体、一切拥有自体者； sabbā itthiyo, sabbe purisā, sabbe ariyā, sabbe anariyā, 一切女性、一切男性、一切圣者、一切非圣者、 sabbe devā, sabbe manussā, sabbe vinipātikā. 一切诸天、一切人类、一切堕苦处者。 Averā hontu, abyāpajjā hontu, anīghā hontu, sukhī attānaṃ pariharantu, 无怨敌，无瞋害，无恼乱，保持自己的快乐， Dukkhā muccantu, yathāladdhasampattito māvigacchantu, kammassakā. 脱离诸苦，不失去所得的成就。［他们］是业的所有者！</w:t>
+        <w:shd w:val="clear" w:fill="F2F5FA"/>
+      </w:pPr>
+      <w:r>
+        <w:rPr>
+          <w:b w:val="0"/>
+        </w:rPr>
+        <w:t>Puratthimāya disāya, pacchimāya disāya, uttarāya disāya, dakkhiṇāya disāya,</w:t>
+      </w:r>
+    </w:p>
+    <w:p>
+      <w:pPr>
+        <w:ind w:left="170"/>
+        <w:pBdr>
+          <w:left w:val="single" w:sz="18" w:space="4" w:color="1F3864"/>
+        </w:pBdr>
+        <w:shd w:val="clear" w:fill="F2F5FA"/>
+      </w:pPr>
+      <w:r>
+        <w:rPr>
+          <w:b w:val="0"/>
+        </w:rPr>
+        <w:t>愿东方、西方、北方、南方，</w:t>
+      </w:r>
+    </w:p>
+    <w:p>
+      <w:pPr>
+        <w:ind w:left="170"/>
+        <w:pBdr>
+          <w:left w:val="single" w:sz="18" w:space="4" w:color="1F3864"/>
+        </w:pBdr>
+        <w:shd w:val="clear" w:fill="F2F5FA"/>
+      </w:pPr>
+      <w:r>
+        <w:rPr>
+          <w:b w:val="0"/>
+        </w:rPr>
+        <w:t>puratthimāya anudisāya, pacchimāya anudisāya, uttarāya anudisāya, dakkhiṇāya anudisāya,</w:t>
+      </w:r>
+    </w:p>
+    <w:p>
+      <w:pPr>
+        <w:ind w:left="170"/>
+        <w:pBdr>
+          <w:left w:val="single" w:sz="18" w:space="4" w:color="1F3864"/>
+        </w:pBdr>
+        <w:shd w:val="clear" w:fill="F2F5FA"/>
+      </w:pPr>
+      <w:r>
+        <w:rPr>
+          <w:b w:val="0"/>
+        </w:rPr>
+        <w:t>东南方、西北方、东北方、西南方，</w:t>
+      </w:r>
+    </w:p>
+    <w:p>
+      <w:pPr>
+        <w:ind w:left="170"/>
+        <w:pBdr>
+          <w:left w:val="single" w:sz="18" w:space="4" w:color="1F3864"/>
+        </w:pBdr>
+        <w:shd w:val="clear" w:fill="F2F5FA"/>
+      </w:pPr>
+      <w:r>
+        <w:rPr>
+          <w:b w:val="0"/>
+        </w:rPr>
+        <w:t>heṭṭhimāya disāya, uparimāya disāya. Sabbe sattā, sabbe pāṇā,</w:t>
+      </w:r>
+    </w:p>
+    <w:p>
+      <w:pPr>
+        <w:ind w:left="170"/>
+        <w:pBdr>
+          <w:left w:val="single" w:sz="18" w:space="4" w:color="1F3864"/>
+        </w:pBdr>
+        <w:shd w:val="clear" w:fill="F2F5FA"/>
+      </w:pPr>
+      <w:r>
+        <w:rPr>
+          <w:b w:val="0"/>
+        </w:rPr>
+        <w:t>下方、上方的一切有情、一切众生、</w:t>
+      </w:r>
+    </w:p>
+    <w:p>
+      <w:pPr>
+        <w:ind w:left="170"/>
+        <w:pBdr>
+          <w:left w:val="single" w:sz="18" w:space="4" w:color="1F3864"/>
+        </w:pBdr>
+        <w:shd w:val="clear" w:fill="F2F5FA"/>
+      </w:pPr>
+      <w:r>
+        <w:rPr>
+          <w:b w:val="0"/>
+        </w:rPr>
+        <w:t>sabbe bhūtā, sabbe puggalā, sabbe attabhāvapariyāpannā,</w:t>
+      </w:r>
+    </w:p>
+    <w:p>
+      <w:pPr>
+        <w:ind w:left="170"/>
+        <w:pBdr>
+          <w:left w:val="single" w:sz="18" w:space="4" w:color="1F3864"/>
+        </w:pBdr>
+        <w:shd w:val="clear" w:fill="F2F5FA"/>
+      </w:pPr>
+      <w:r>
+        <w:rPr>
+          <w:b w:val="0"/>
+        </w:rPr>
+        <w:t>一切生类、一切个体、一切拥有自体者；</w:t>
+      </w:r>
+    </w:p>
+    <w:p>
+      <w:pPr>
+        <w:ind w:left="170"/>
+        <w:pBdr>
+          <w:left w:val="single" w:sz="18" w:space="4" w:color="1F3864"/>
+        </w:pBdr>
+        <w:shd w:val="clear" w:fill="F2F5FA"/>
+      </w:pPr>
+      <w:r>
+        <w:rPr>
+          <w:b w:val="0"/>
+        </w:rPr>
+        <w:t>sabbā itthiyo, sabbe purisā, sabbe ariyā, sabbe anariyā,</w:t>
+      </w:r>
+    </w:p>
+    <w:p>
+      <w:pPr>
+        <w:ind w:left="170"/>
+        <w:pBdr>
+          <w:left w:val="single" w:sz="18" w:space="4" w:color="1F3864"/>
+        </w:pBdr>
+        <w:shd w:val="clear" w:fill="F2F5FA"/>
+      </w:pPr>
+      <w:r>
+        <w:rPr>
+          <w:b w:val="0"/>
+        </w:rPr>
+        <w:t>一切女性、一切男性、一切圣者、一切非圣者、</w:t>
+      </w:r>
+    </w:p>
+    <w:p>
+      <w:pPr>
+        <w:ind w:left="170"/>
+        <w:pBdr>
+          <w:left w:val="single" w:sz="18" w:space="4" w:color="1F3864"/>
+        </w:pBdr>
+        <w:shd w:val="clear" w:fill="F2F5FA"/>
+      </w:pPr>
+      <w:r>
+        <w:rPr>
+          <w:b w:val="0"/>
+        </w:rPr>
+        <w:t>sabbe devā, sabbe manussā, sabbe vinipātikā.</w:t>
+      </w:r>
+    </w:p>
+    <w:p>
+      <w:pPr>
+        <w:ind w:left="170"/>
+        <w:pBdr>
+          <w:left w:val="single" w:sz="18" w:space="4" w:color="1F3864"/>
+        </w:pBdr>
+        <w:shd w:val="clear" w:fill="F2F5FA"/>
+      </w:pPr>
+      <w:r>
+        <w:rPr>
+          <w:b w:val="0"/>
+        </w:rPr>
+        <w:t>一切诸天、一切人类、一切堕苦处者。</w:t>
+      </w:r>
+    </w:p>
+    <w:p>
+      <w:pPr>
+        <w:ind w:left="170"/>
+        <w:pBdr>
+          <w:left w:val="single" w:sz="18" w:space="4" w:color="1F3864"/>
+        </w:pBdr>
+        <w:shd w:val="clear" w:fill="F2F5FA"/>
+      </w:pPr>
+      <w:r>
+        <w:rPr>
+          <w:b w:val="0"/>
+        </w:rPr>
+        <w:t>Averā hontu, abyāpajjā hontu, anīghā hontu, sukhī attānaṃ pariharantu,</w:t>
+      </w:r>
+    </w:p>
+    <w:p>
+      <w:pPr>
+        <w:ind w:left="170"/>
+        <w:pBdr>
+          <w:left w:val="single" w:sz="18" w:space="4" w:color="1F3864"/>
+        </w:pBdr>
+        <w:shd w:val="clear" w:fill="F2F5FA"/>
+      </w:pPr>
+      <w:r>
+        <w:rPr>
+          <w:b w:val="0"/>
+        </w:rPr>
+        <w:t>无怨敌，无瞋害，无恼乱，保持自己的快乐，</w:t>
+      </w:r>
+    </w:p>
+    <w:p>
+      <w:pPr>
+        <w:ind w:left="170"/>
+        <w:pBdr>
+          <w:left w:val="single" w:sz="18" w:space="4" w:color="1F3864"/>
+        </w:pBdr>
+        <w:shd w:val="clear" w:fill="F2F5FA"/>
+      </w:pPr>
+      <w:r>
+        <w:rPr>
+          <w:b w:val="0"/>
+        </w:rPr>
+        <w:t>Dukkhā muccantu, yathāladdhasampattito māvigacchantu, kammassakā.</w:t>
+      </w:r>
+    </w:p>
+    <w:p>
+      <w:pPr>
+        <w:ind w:left="170"/>
+        <w:pBdr>
+          <w:left w:val="single" w:sz="18" w:space="4" w:color="1F3864"/>
+        </w:pBdr>
+        <w:shd w:val="clear" w:fill="F2F5FA"/>
+      </w:pPr>
+      <w:r>
+        <w:rPr>
+          <w:b w:val="0"/>
+        </w:rPr>
+        <w:t>脱离诸苦，不失去所得的成就。［他们］是业的所有者！</w:t>
       </w:r>
     </w:p>
     <w:p>
       <w:r>
         <w:rPr>
           <w:b/>
-          <w:sz w:val="21"/>
         </w:rPr>
         <w:t>◈扩展段落（可选）</w:t>
       </w:r>
       <w:r>
         <w:rPr>
-          <w:sz w:val="21"/>
+          <w:b w:val="0"/>
         </w:rPr>
         <w:t>【默读／选读／延伸】</w:t>
       </w:r>
     </w:p>
     <w:p>
       <w:pPr>
-        <w:spacing w:before="40" w:after="80"/>
-        <w:ind w:left="283"/>
-        <w:shd w:val="clear" w:color="auto" w:fill="EEF2F8"/>
+        <w:ind w:left="170"/>
         <w:pBdr>
-          <w:left w:val="single" w:sz="20" w:space="6" w:color="1F3864"/>
+          <w:left w:val="single" w:sz="18" w:space="4" w:color="1F3864"/>
         </w:pBdr>
-      </w:pPr>
-      <w:r>
-        <w:rPr>
-          <w:sz w:val="20"/>
-        </w:rPr>
-        <w:t>Uddhaṃ yāva bhavaggā ca, adho yāva avīcito; 上至有顶天，下至无间狱， Samantā cakkavāḷesu, ye sattā pathavīcarā; 于普轮围界，地上走有情， Abyāpajjā niverā ca, niddukkhā ca' anuppaddavā. 愿无瞋、无怨，无苦及无难！ Uddhaṃ yāva bhavaggā ca, adho yāva avīcito; 上至有顶天，下至无间狱， Samantā cakkavāḷesu, ye sattā udake carā; 于普轮围界，水中游有情， Abyāpajjā niverā ca, niddukkhā ca' anuppaddavā. 愿无瞋、无怨，无苦及无难！ Uddhaṃ yāva bhavaggā ca, adho yāva avīcito; 上至有顶天，下至无间狱， Samantā cakkavāḷesu, ye sattā ākāsecarā; 于普轮围界，空中飞有情， Abyāpajjā niverā ca, niddukkhā ca' anuppaddavā. 愿无瞋、无怨，无苦及无难！</w:t>
-      </w:r>
-    </w:p>
-    <w:p>
-      <w:pPr>
-        <w:spacing w:before="120" w:after="80"/>
-      </w:pPr>
-      <w:r>
-        <w:rPr>
-          <w:rFonts w:ascii="Microsoft YaHei" w:hAnsi="Microsoft YaHei" w:eastAsia="Microsoft YaHei"/>
+        <w:shd w:val="clear" w:fill="F2F5FA"/>
+      </w:pPr>
+      <w:r>
+        <w:rPr>
+          <w:b w:val="0"/>
+        </w:rPr>
+        <w:t>Uddhaṃ yāva bhavaggā ca, adho yāva avīcito;</w:t>
+      </w:r>
+    </w:p>
+    <w:p>
+      <w:pPr>
+        <w:ind w:left="170"/>
+        <w:pBdr>
+          <w:left w:val="single" w:sz="18" w:space="4" w:color="1F3864"/>
+        </w:pBdr>
+        <w:shd w:val="clear" w:fill="F2F5FA"/>
+      </w:pPr>
+      <w:r>
+        <w:rPr>
+          <w:b w:val="0"/>
+        </w:rPr>
+        <w:t>上至有顶天，下至无间狱，</w:t>
+      </w:r>
+    </w:p>
+    <w:p>
+      <w:pPr>
+        <w:ind w:left="170"/>
+        <w:pBdr>
+          <w:left w:val="single" w:sz="18" w:space="4" w:color="1F3864"/>
+        </w:pBdr>
+        <w:shd w:val="clear" w:fill="F2F5FA"/>
+      </w:pPr>
+      <w:r>
+        <w:rPr>
+          <w:b w:val="0"/>
+        </w:rPr>
+        <w:t>Samantā cakkavāḷesu, ye sattā pathavīcarā;</w:t>
+      </w:r>
+    </w:p>
+    <w:p>
+      <w:pPr>
+        <w:ind w:left="170"/>
+        <w:pBdr>
+          <w:left w:val="single" w:sz="18" w:space="4" w:color="1F3864"/>
+        </w:pBdr>
+        <w:shd w:val="clear" w:fill="F2F5FA"/>
+      </w:pPr>
+      <w:r>
+        <w:rPr>
+          <w:b w:val="0"/>
+        </w:rPr>
+        <w:t>于普轮围界，地上走有情，</w:t>
+      </w:r>
+    </w:p>
+    <w:p>
+      <w:pPr>
+        <w:ind w:left="170"/>
+        <w:pBdr>
+          <w:left w:val="single" w:sz="18" w:space="4" w:color="1F3864"/>
+        </w:pBdr>
+        <w:shd w:val="clear" w:fill="F2F5FA"/>
+      </w:pPr>
+      <w:r>
+        <w:rPr>
+          <w:b w:val="0"/>
+        </w:rPr>
+        <w:t>Abyāpajjā niverā ca, niddukkhā ca' anuppaddavā.</w:t>
+      </w:r>
+    </w:p>
+    <w:p>
+      <w:pPr>
+        <w:ind w:left="170"/>
+        <w:pBdr>
+          <w:left w:val="single" w:sz="18" w:space="4" w:color="1F3864"/>
+        </w:pBdr>
+        <w:shd w:val="clear" w:fill="F2F5FA"/>
+      </w:pPr>
+      <w:r>
+        <w:rPr>
+          <w:b w:val="0"/>
+        </w:rPr>
+        <w:t>愿无瞋、无怨，无苦及无难！</w:t>
+      </w:r>
+    </w:p>
+    <w:p>
+      <w:pPr>
+        <w:ind w:left="170"/>
+        <w:pBdr>
+          <w:left w:val="single" w:sz="18" w:space="4" w:color="1F3864"/>
+        </w:pBdr>
+        <w:shd w:val="clear" w:fill="F2F5FA"/>
+      </w:pPr>
+      <w:r>
+        <w:rPr>
+          <w:b w:val="0"/>
+        </w:rPr>
+        <w:t>Uddhaṃ yāva bhavaggā ca, adho yāva avīcito;</w:t>
+      </w:r>
+    </w:p>
+    <w:p>
+      <w:pPr>
+        <w:ind w:left="170"/>
+        <w:pBdr>
+          <w:left w:val="single" w:sz="18" w:space="4" w:color="1F3864"/>
+        </w:pBdr>
+        <w:shd w:val="clear" w:fill="F2F5FA"/>
+      </w:pPr>
+      <w:r>
+        <w:rPr>
+          <w:b w:val="0"/>
+        </w:rPr>
+        <w:t>上至有顶天，下至无间狱，</w:t>
+      </w:r>
+    </w:p>
+    <w:p>
+      <w:pPr>
+        <w:ind w:left="170"/>
+        <w:pBdr>
+          <w:left w:val="single" w:sz="18" w:space="4" w:color="1F3864"/>
+        </w:pBdr>
+        <w:shd w:val="clear" w:fill="F2F5FA"/>
+      </w:pPr>
+      <w:r>
+        <w:rPr>
+          <w:b w:val="0"/>
+        </w:rPr>
+        <w:t>Samantā cakkavāḷesu, ye sattā udake carā;</w:t>
+      </w:r>
+    </w:p>
+    <w:p>
+      <w:pPr>
+        <w:ind w:left="170"/>
+        <w:pBdr>
+          <w:left w:val="single" w:sz="18" w:space="4" w:color="1F3864"/>
+        </w:pBdr>
+        <w:shd w:val="clear" w:fill="F2F5FA"/>
+      </w:pPr>
+      <w:r>
+        <w:rPr>
+          <w:b w:val="0"/>
+        </w:rPr>
+        <w:t>于普轮围界，水中游有情，</w:t>
+      </w:r>
+    </w:p>
+    <w:p>
+      <w:pPr>
+        <w:ind w:left="170"/>
+        <w:pBdr>
+          <w:left w:val="single" w:sz="18" w:space="4" w:color="1F3864"/>
+        </w:pBdr>
+        <w:shd w:val="clear" w:fill="F2F5FA"/>
+      </w:pPr>
+      <w:r>
+        <w:rPr>
+          <w:b w:val="0"/>
+        </w:rPr>
+        <w:t>Abyāpajjā niverā ca, niddukkhā ca' anuppaddavā.</w:t>
+      </w:r>
+    </w:p>
+    <w:p>
+      <w:pPr>
+        <w:ind w:left="170"/>
+        <w:pBdr>
+          <w:left w:val="single" w:sz="18" w:space="4" w:color="1F3864"/>
+        </w:pBdr>
+        <w:shd w:val="clear" w:fill="F2F5FA"/>
+      </w:pPr>
+      <w:r>
+        <w:rPr>
+          <w:b w:val="0"/>
+        </w:rPr>
+        <w:t>愿无瞋、无怨，无苦及无难！</w:t>
+      </w:r>
+    </w:p>
+    <w:p>
+      <w:pPr>
+        <w:ind w:left="170"/>
+        <w:pBdr>
+          <w:left w:val="single" w:sz="18" w:space="4" w:color="1F3864"/>
+        </w:pBdr>
+        <w:shd w:val="clear" w:fill="F2F5FA"/>
+      </w:pPr>
+      <w:r>
+        <w:rPr>
+          <w:b w:val="0"/>
+        </w:rPr>
+        <w:t>Uddhaṃ yāva bhavaggā ca, adho yāva avīcito;</w:t>
+      </w:r>
+    </w:p>
+    <w:p>
+      <w:pPr>
+        <w:ind w:left="170"/>
+        <w:pBdr>
+          <w:left w:val="single" w:sz="18" w:space="4" w:color="1F3864"/>
+        </w:pBdr>
+        <w:shd w:val="clear" w:fill="F2F5FA"/>
+      </w:pPr>
+      <w:r>
+        <w:rPr>
+          <w:b w:val="0"/>
+        </w:rPr>
+        <w:t>上至有顶天，下至无间狱，</w:t>
+      </w:r>
+    </w:p>
+    <w:p>
+      <w:pPr>
+        <w:ind w:left="170"/>
+        <w:pBdr>
+          <w:left w:val="single" w:sz="18" w:space="4" w:color="1F3864"/>
+        </w:pBdr>
+        <w:shd w:val="clear" w:fill="F2F5FA"/>
+      </w:pPr>
+      <w:r>
+        <w:rPr>
+          <w:b w:val="0"/>
+        </w:rPr>
+        <w:t>Samantā cakkavāḷesu, ye sattā ākāsecarā;</w:t>
+      </w:r>
+    </w:p>
+    <w:p>
+      <w:pPr>
+        <w:ind w:left="170"/>
+        <w:pBdr>
+          <w:left w:val="single" w:sz="18" w:space="4" w:color="1F3864"/>
+        </w:pBdr>
+        <w:shd w:val="clear" w:fill="F2F5FA"/>
+      </w:pPr>
+      <w:r>
+        <w:rPr>
+          <w:b w:val="0"/>
+        </w:rPr>
+        <w:t>于普轮围界，空中飞有情，</w:t>
+      </w:r>
+    </w:p>
+    <w:p>
+      <w:pPr>
+        <w:ind w:left="170"/>
+        <w:pBdr>
+          <w:left w:val="single" w:sz="18" w:space="4" w:color="1F3864"/>
+        </w:pBdr>
+        <w:shd w:val="clear" w:fill="F2F5FA"/>
+      </w:pPr>
+      <w:r>
+        <w:rPr>
+          <w:b w:val="0"/>
+        </w:rPr>
+        <w:t>Abyāpajjā niverā ca, niddukkhā ca' anuppaddavā.</w:t>
+      </w:r>
+    </w:p>
+    <w:p>
+      <w:pPr>
+        <w:ind w:left="170"/>
+        <w:pBdr>
+          <w:left w:val="single" w:sz="18" w:space="4" w:color="1F3864"/>
+        </w:pBdr>
+        <w:shd w:val="clear" w:fill="F2F5FA"/>
+      </w:pPr>
+      <w:r>
+        <w:rPr>
+          <w:b w:val="0"/>
+        </w:rPr>
+        <w:t>愿无瞋、无怨，无苦及无难！</w:t>
+      </w:r>
+    </w:p>
+    <w:p>
+      <w:r>
+        <w:rPr>
           <w:b/>
           <w:color w:val="1F3864"/>
-          <w:sz w:val="25"/>
+          <w:sz w:val="23"/>
         </w:rPr>
         <w:t>原文材料③：破除界限、528遍满与慈心禅那</w:t>
       </w:r>
     </w:p>
     <w:p>
       <w:pPr>
-        <w:ind w:left="340"/>
-      </w:pPr>
-      <w:r>
-        <w:rPr>
-          <w:color w:val="1F3864"/>
-          <w:sz w:val="21"/>
-        </w:rPr>
-        <w:t xml:space="preserve">• </w:t>
-      </w:r>
+        <w:pStyle w:val="ListBullet"/>
+      </w:pPr>
       <w:r>
         <w:rPr>
           <w:b/>
-          <w:sz w:val="21"/>
         </w:rPr>
         <w:t>标题</w:t>
       </w:r>
       <w:r>
         <w:rPr>
-          <w:sz w:val="21"/>
+          <w:b w:val="0"/>
         </w:rPr>
         <w:t>：智慧之光（修订版）· 第六章 四护卫业处 → 一、慈心修习（缅甸帕奥禅师著）</w:t>
       </w:r>
     </w:p>
     <w:p>
       <w:pPr>
-        <w:ind w:left="340"/>
-      </w:pPr>
-      <w:r>
-        <w:rPr>
-          <w:color w:val="1F3864"/>
-          <w:sz w:val="21"/>
-        </w:rPr>
-        <w:t xml:space="preserve">• </w:t>
-      </w:r>
+        <w:pStyle w:val="ListBullet"/>
+      </w:pPr>
       <w:r>
         <w:rPr>
           <w:b/>
-          <w:sz w:val="21"/>
         </w:rPr>
         <w:t>文件类型</w:t>
       </w:r>
       <w:r>
         <w:rPr>
-          <w:sz w:val="21"/>
+          <w:b w:val="0"/>
         </w:rPr>
         <w:t>：PDF书籍（文字版）</w:t>
       </w:r>
     </w:p>
     <w:p>
       <w:pPr>
-        <w:ind w:left="340"/>
-      </w:pPr>
-      <w:r>
-        <w:rPr>
-          <w:color w:val="1F3864"/>
-          <w:sz w:val="21"/>
-        </w:rPr>
-        <w:t xml:space="preserve">• </w:t>
-      </w:r>
+        <w:pStyle w:val="ListBullet"/>
+      </w:pPr>
       <w:r>
         <w:rPr>
           <w:b/>
-          <w:sz w:val="21"/>
         </w:rPr>
         <w:t>知识库出处</w:t>
       </w:r>
       <w:r>
         <w:rPr>
-          <w:sz w:val="21"/>
+          <w:b w:val="0"/>
         </w:rPr>
         <w:t>：知识库「古源尊者开示及上座部佛教资料」</w:t>
       </w:r>
     </w:p>
     <w:p>
       <w:pPr>
-        <w:ind w:left="340"/>
-      </w:pPr>
-      <w:r>
-        <w:rPr>
-          <w:color w:val="1F3864"/>
-          <w:sz w:val="21"/>
-        </w:rPr>
-        <w:t xml:space="preserve">• </w:t>
-      </w:r>
+        <w:pStyle w:val="ListBullet"/>
+      </w:pPr>
       <w:r>
         <w:rPr>
           <w:b/>
-          <w:sz w:val="21"/>
         </w:rPr>
         <w:t>media_id</w:t>
       </w:r>
       <w:r>
         <w:rPr>
-          <w:sz w:val="21"/>
-        </w:rPr>
-        <w:t>：`pdf_d0dd1c0cd17209afe241ece24bf6b7b4_321beadc47689d2b0fc6c992031fc0647439961422831605`</w:t>
-      </w:r>
-    </w:p>
-    <w:p>
-      <w:pPr>
-        <w:ind w:left="340"/>
-      </w:pPr>
-      <w:r>
-        <w:rPr>
-          <w:color w:val="1F3864"/>
-          <w:sz w:val="21"/>
-        </w:rPr>
-        <w:t xml:space="preserve">• </w:t>
-      </w:r>
+          <w:b w:val="0"/>
+        </w:rPr>
+        <w:t>：pdf_d0dd1c0cd17209afe241ece24bf6b7b4_321beadc47689d2b0fc6c992031fc0647439961422831605</w:t>
+      </w:r>
+    </w:p>
+    <w:p>
+      <w:pPr>
+        <w:pStyle w:val="ListBullet"/>
+      </w:pPr>
       <w:r>
         <w:rPr>
           <w:b/>
-          <w:sz w:val="21"/>
         </w:rPr>
         <w:t>打开方式</w:t>
       </w:r>
       <w:r>
         <w:rPr>
-          <w:sz w:val="21"/>
+          <w:b w:val="0"/>
         </w:rPr>
         <w:t>：ima知识库搜索「智慧之光」即可打开</w:t>
       </w:r>
     </w:p>
     <w:p>
       <w:pPr>
-        <w:spacing w:before="40" w:after="80"/>
-        <w:ind w:left="283"/>
-        <w:shd w:val="clear" w:color="auto" w:fill="EEF2F8"/>
+        <w:ind w:left="170"/>
         <w:pBdr>
-          <w:left w:val="single" w:sz="20" w:space="6" w:color="1F3864"/>
+          <w:left w:val="single" w:sz="18" w:space="4" w:color="1F3864"/>
         </w:pBdr>
-      </w:pPr>
-      <w:r>
-        <w:rPr>
-          <w:sz w:val="20"/>
+        <w:shd w:val="clear" w:fill="F2F5FA"/>
+      </w:pPr>
+      <w:r>
+        <w:rPr>
+          <w:b w:val="0"/>
         </w:rPr>
         <w:t>📎 以下为章节原文（照录，未删改）：</w:t>
       </w:r>
@@ -2194,29 +2846,27 @@
       <w:r>
         <w:rPr>
           <w:b/>
-          <w:sz w:val="21"/>
         </w:rPr>
         <w:t>★核心段落（必读）</w:t>
       </w:r>
       <w:r>
         <w:rPr>
-          <w:sz w:val="21"/>
+          <w:b w:val="0"/>
         </w:rPr>
         <w:t>【本周朗读段】</w:t>
       </w:r>
     </w:p>
     <w:p>
       <w:pPr>
-        <w:spacing w:before="40" w:after="80"/>
-        <w:ind w:left="283"/>
-        <w:shd w:val="clear" w:color="auto" w:fill="EEF2F8"/>
+        <w:ind w:left="170"/>
         <w:pBdr>
-          <w:left w:val="single" w:sz="20" w:space="6" w:color="1F3864"/>
+          <w:left w:val="single" w:sz="18" w:space="4" w:color="1F3864"/>
         </w:pBdr>
-      </w:pPr>
-      <w:r>
-        <w:rPr>
-          <w:sz w:val="20"/>
+        <w:shd w:val="clear" w:fill="F2F5FA"/>
+      </w:pPr>
+      <w:r>
+        <w:rPr>
+          <w:b w:val="0"/>
         </w:rPr>
         <w:t>只有在破除界限之后，你才可转修五种"无制限遍满慈"（anodhiso-pharaṇa mettā）及七种"有制限遍满慈"（odhiso-pharaṇa mettā）。在还未破除界限时，若你以"愿一切有情……"的方式来散播慈爱是不能证得慈心禅那的。</w:t>
       </w:r>
@@ -2224,7 +2874,7 @@
     <w:p>
       <w:r>
         <w:rPr>
-          <w:sz w:val="21"/>
+          <w:b w:val="0"/>
         </w:rPr>
         <w:t>五种无制限遍满慈的对象是：一切有情（sabbe sattā）、一切有息者（sabbe pāṇā）、一切生物（sabbe bhūtā）、一切个人（sabbe puggalā）及一切有生命者（sabbe attabhāvapariyāpanna）。</w:t>
       </w:r>
@@ -2232,7 +2882,7 @@
     <w:p>
       <w:r>
         <w:rPr>
-          <w:sz w:val="21"/>
+          <w:b w:val="0"/>
         </w:rPr>
         <w:t>七种有制限遍满慈的对象则是：一切女人（sabbā itthiyo）、一切男人（sabbe purisā）、一切圣者（sabbe ariyā）、一切非圣者（sabbe anariyā）、一切天神（sabbe devā）、一切人（sabbe manussā）、一切恶道众生（sabbe vinipātikā）。在此，"制限"（odhiso）是指限定哪一类众生。</w:t>
       </w:r>
@@ -2240,7 +2890,7 @@
     <w:p>
       <w:r>
         <w:rPr>
-          <w:sz w:val="21"/>
+          <w:b w:val="0"/>
         </w:rPr>
         <w:t>首先以"愿一切有情没有仇敌，没有内心的痛苦，没有身体上的痛苦，愉快地自珍自重"这四种方式培育慈爱。……由于你已成功破除界限，此时是很容易证得慈心禅那的。以"没有仇敌"的方式修到第三禅后，再逐一以"没有内心的痛苦"、"没有身体上的痛苦"及"愉快地自珍自重"三种方式修到第三禅。你必须逐一地用四种方式散播慈爱给：一切有情、一切有息者、一切生物、一切个人及一切有生命者。如此培育的慈爱名为"无制限慈"……成功修完这五组之后，再进一步修习七种有制限遍满慈……逐一地以上述四种方式散播慈爱给他们，直到都证得第三禅。</w:t>
       </w:r>
@@ -2248,7 +2898,7 @@
     <w:p>
       <w:r>
         <w:rPr>
-          <w:sz w:val="21"/>
+          <w:b w:val="0"/>
         </w:rPr>
         <w:t>对于五种无制限遍满慈与七种有制限遍满慈，每一种都有四个散播慈爱的方式。因此，对这寺院范围里的众生，一共有四十八个散播慈爱的方式。如此修行成功之后，你可以把范围扩大至二或三间寺院……成功后，再渐次地把范围扩大至一个村子，两个村子，一个市镇……之后再扩大至整个国家，整个地球，三十一界（cakkavāḷa），乃至无边世界（anantacakkavāḷa）。一组的三十一界即是一个世界，而世界是无数的，所以应以四十八种方式把慈爱散播至无边世界。</w:t>
       </w:r>
@@ -2257,13 +2907,12 @@
       <w:r>
         <w:rPr>
           <w:b/>
-          <w:sz w:val="21"/>
         </w:rPr>
         <w:t>◈扩展段落（可选）</w:t>
       </w:r>
       <w:r>
         <w:rPr>
-          <w:sz w:val="21"/>
+          <w:b w:val="0"/>
         </w:rPr>
         <w:t>【默读／选读／延伸】</w:t>
       </w:r>
@@ -2271,7 +2920,7 @@
     <w:p>
       <w:r>
         <w:rPr>
-          <w:sz w:val="21"/>
+          <w:b w:val="0"/>
         </w:rPr>
         <w:t>这遍满无边世界一切有情、强有力的慈心称为"遍满"（vipphāra），又名"无量"（aparimāṇa），即慈无量心。……再把慈爱散播至无边世界后，再修习把慈爱向十方散播，即"方向遍满慈"（disā pharaṇa mettā）。先把光照向东方的无边世界，然后以四十八种方式把慈爱散播至东方无边世界的一切众生。之后再以同样的方法把慈爱散播至西方、北方、南方、东南方、西北方、东北方、西南方、下方与上方的无边世界。如是，一共有四百八十种依十个方向散播慈爱的方式。前面已提及四十八种无指定方向地把慈爱散播至无边世界的方式，所以一共有五百二十八种散播慈爱的方式。</w:t>
       </w:r>
@@ -2280,59 +2929,52 @@
       <w:r>
         <w:rPr>
           <w:b/>
-          <w:sz w:val="21"/>
         </w:rPr>
         <w:t>★核心段落（必读）</w:t>
       </w:r>
       <w:r>
         <w:rPr>
-          <w:sz w:val="21"/>
+          <w:b w:val="0"/>
         </w:rPr>
         <w:t>【本周朗读段】</w:t>
       </w:r>
     </w:p>
     <w:p>
       <w:pPr>
-        <w:spacing w:before="40" w:after="80"/>
-        <w:ind w:left="283"/>
-        <w:shd w:val="clear" w:color="auto" w:fill="EEF2F8"/>
+        <w:ind w:left="170"/>
         <w:pBdr>
-          <w:left w:val="single" w:sz="20" w:space="6" w:color="1F3864"/>
+          <w:left w:val="single" w:sz="18" w:space="4" w:color="1F3864"/>
         </w:pBdr>
-      </w:pPr>
-      <w:r>
-        <w:rPr>
-          <w:sz w:val="20"/>
+        <w:shd w:val="clear" w:fill="F2F5FA"/>
+      </w:pPr>
+      <w:r>
+        <w:rPr>
+          <w:b w:val="0"/>
         </w:rPr>
         <w:t>若能够以"愿此善者没有内心的痛苦"的方式专注于有情的概念超过一小时，寻、伺、喜、乐、一境性五禅支就会很清晰地呈现于心，即已证得初禅。……若你曾修习白遍至第四禅，那是很容易更进一步证得慈心第二禅的。只要除去初禅的寻、伺，即能证得第二禅；若再进一步除去第二禅的喜，即能证得只拥有乐与一境性两个禅支的第三禅。修习慈心是不能够证得第四禅的。为什么呢？当心在希望别人"没有仇敌，没有内心的痛苦，没有身体上的痛苦"时，是否能够安住于舍（upekkhā）呢？是不可能的。因此修习慈心只能够证得第三禅。</w:t>
       </w:r>
     </w:p>
     <w:p>
       <w:pPr>
-        <w:spacing w:before="40" w:after="80"/>
-        <w:ind w:left="283"/>
-        <w:shd w:val="clear" w:color="auto" w:fill="EEF2F8"/>
+        <w:ind w:left="170"/>
         <w:pBdr>
-          <w:left w:val="single" w:sz="20" w:space="6" w:color="1F3864"/>
+          <w:left w:val="single" w:sz="18" w:space="4" w:color="1F3864"/>
         </w:pBdr>
-      </w:pPr>
-      <w:r>
-        <w:rPr>
-          <w:sz w:val="20"/>
+        <w:shd w:val="clear" w:fill="F2F5FA"/>
+      </w:pPr>
+      <w:r>
+        <w:rPr>
+          <w:b w:val="0"/>
         </w:rPr>
         <w:t>💡 主持人注意：528 = 12类众生 × 4种祝愿 = 48（无指定方向）；48 × 10个方向 = 480；48 + 480 = 528。共读时可以让大家现场算一遍。慈心禅那部分只需了解"最高到第三禅、因为慈是祝福不能与舍俱"，详细禅次第第6周还会从四无量心整体角度再看。</w:t>
       </w:r>
     </w:p>
     <w:p>
-      <w:pPr>
-        <w:spacing w:before="160" w:after="80"/>
-      </w:pPr>
-      <w:r>
-        <w:rPr>
-          <w:rFonts w:ascii="Microsoft YaHei" w:hAnsi="Microsoft YaHei" w:eastAsia="Microsoft YaHei"/>
+      <w:r>
+        <w:rPr>
           <w:b/>
           <w:color w:val="1F3864"/>
-          <w:sz w:val="28"/>
+          <w:sz w:val="26"/>
         </w:rPr>
         <w:t>💬 第一轮分享（10 min）</w:t>
       </w:r>
@@ -2341,43 +2983,52 @@
       <w:r>
         <w:rPr>
           <w:b/>
-          <w:sz w:val="21"/>
         </w:rPr>
         <w:t>主持人引导</w:t>
       </w:r>
       <w:r>
         <w:rPr>
-          <w:sz w:val="21"/>
+          <w:b w:val="0"/>
         </w:rPr>
         <w:t>：</w:t>
       </w:r>
     </w:p>
     <w:p>
       <w:pPr>
-        <w:spacing w:before="40" w:after="80"/>
-        <w:ind w:left="283"/>
-        <w:shd w:val="clear" w:color="auto" w:fill="EEF2F8"/>
+        <w:ind w:left="170"/>
         <w:pBdr>
-          <w:left w:val="single" w:sz="20" w:space="6" w:color="1F3864"/>
+          <w:left w:val="single" w:sz="18" w:space="4" w:color="1F3864"/>
         </w:pBdr>
-      </w:pPr>
-      <w:r>
-        <w:rPr>
-          <w:sz w:val="20"/>
-        </w:rPr>
-        <w:t>请大家轮流分享：读到"五百二十八个方向""上至有顶天，下至无间狱"，你心里有什么感觉？会不会觉得心一下子"变大"了？ （主持人先分享，然后轮流。）</w:t>
-      </w:r>
-    </w:p>
-    <w:p>
-      <w:pPr>
-        <w:spacing w:before="160" w:after="80"/>
-      </w:pPr>
-      <w:r>
-        <w:rPr>
-          <w:rFonts w:ascii="Microsoft YaHei" w:hAnsi="Microsoft YaHei" w:eastAsia="Microsoft YaHei"/>
+        <w:shd w:val="clear" w:fill="F2F5FA"/>
+      </w:pPr>
+      <w:r>
+        <w:rPr>
+          <w:b w:val="0"/>
+        </w:rPr>
+        <w:t>请大家轮流分享：读到"五百二十八个方向""上至有顶天，下至无间狱"，你心里有什么感觉？会不会觉得心一下子"变大"了？</w:t>
+      </w:r>
+    </w:p>
+    <w:p>
+      <w:pPr>
+        <w:ind w:left="170"/>
+        <w:pBdr>
+          <w:left w:val="single" w:sz="18" w:space="4" w:color="1F3864"/>
+        </w:pBdr>
+        <w:shd w:val="clear" w:fill="F2F5FA"/>
+      </w:pPr>
+      <w:r>
+        <w:rPr>
+          <w:b w:val="0"/>
+        </w:rPr>
+        <w:t>（主持人先分享，然后轮流。）</w:t>
+      </w:r>
+    </w:p>
+    <w:p>
+      <w:r>
+        <w:rPr>
           <w:b/>
           <w:color w:val="1F3864"/>
-          <w:sz w:val="28"/>
+          <w:sz w:val="26"/>
         </w:rPr>
         <w:t>🎯 第一轮主题讨论（10 min）</w:t>
       </w:r>
@@ -2386,13 +3037,12 @@
       <w:r>
         <w:rPr>
           <w:b/>
-          <w:sz w:val="21"/>
         </w:rPr>
         <w:t>主持人引导</w:t>
       </w:r>
       <w:r>
         <w:rPr>
-          <w:sz w:val="21"/>
+          <w:b w:val="0"/>
         </w:rPr>
         <w:t>：朗读问题，让大家讨论。不提供答案。</w:t>
       </w:r>
@@ -2401,251 +3051,232 @@
       <w:r>
         <w:rPr>
           <w:b/>
-          <w:sz w:val="21"/>
         </w:rPr>
         <w:t>讨论问题（按优先级）</w:t>
       </w:r>
       <w:r>
         <w:rPr>
-          <w:sz w:val="21"/>
+          <w:b w:val="0"/>
         </w:rPr>
         <w:t>：</w:t>
       </w:r>
     </w:p>
     <w:p>
       <w:pPr>
-        <w:ind w:left="340"/>
-      </w:pPr>
-      <w:r>
-        <w:rPr>
-          <w:color w:val="1F3864"/>
-          <w:sz w:val="21"/>
-        </w:rPr>
-        <w:t xml:space="preserve">• </w:t>
-      </w:r>
-      <w:r>
-        <w:rPr>
-          <w:sz w:val="21"/>
+        <w:pStyle w:val="ListBullet"/>
+      </w:pPr>
+      <w:r>
+        <w:rPr>
+          <w:b w:val="0"/>
         </w:rPr>
         <w:t>问题①（★必答，时间不够时只讨论这个）</w:t>
       </w:r>
     </w:p>
     <w:p>
       <w:pPr>
-        <w:ind w:left="340"/>
-      </w:pPr>
-      <w:r>
-        <w:rPr>
-          <w:color w:val="1F3864"/>
-          <w:sz w:val="21"/>
-        </w:rPr>
-        <w:t xml:space="preserve">• </w:t>
-      </w:r>
-      <w:r>
-        <w:rPr>
-          <w:sz w:val="21"/>
+        <w:pStyle w:val="ListBullet"/>
+      </w:pPr>
+      <w:r>
+        <w:rPr>
+          <w:b w:val="0"/>
         </w:rPr>
         <w:t>问题②（◈选答）</w:t>
       </w:r>
     </w:p>
     <w:p>
       <w:pPr>
-        <w:ind w:left="340"/>
-      </w:pPr>
-      <w:r>
-        <w:rPr>
-          <w:color w:val="1F3864"/>
-          <w:sz w:val="21"/>
-        </w:rPr>
-        <w:t xml:space="preserve">• </w:t>
-      </w:r>
-      <w:r>
-        <w:rPr>
-          <w:sz w:val="21"/>
+        <w:pStyle w:val="ListBullet"/>
+      </w:pPr>
+      <w:r>
+        <w:rPr>
+          <w:b w:val="0"/>
         </w:rPr>
         <w:t>问题③（◈选答，时间富余或大家感兴趣时讨论）</w:t>
       </w:r>
     </w:p>
     <w:p>
       <w:pPr>
-        <w:ind w:left="340"/>
+        <w:pStyle w:val="ListNumber"/>
+      </w:pPr>
+      <w:r>
+        <w:rPr>
+          <w:b w:val="0"/>
+        </w:rPr>
+        <w:t>【问题①★必答】想象一下：对你根本不认识的"一组人"（比如你公司的全体员工）散播慈爱，和对你讨厌的某个人散播慈爱，哪个更容易？为什么？</w:t>
+      </w:r>
+    </w:p>
+    <w:p>
+      <w:pPr>
+        <w:pStyle w:val="ListNumber"/>
+      </w:pPr>
+      <w:r>
+        <w:rPr>
+          <w:b w:val="0"/>
+        </w:rPr>
+        <w:t>【问题②◈选答】《智慧之光》说"在还未破除界限时，以'愿一切有情……'的方式散播慈爱是不能证得慈心禅那的"——你觉得"破除界限"破的是什么？为什么没破界限就证不了禅那？</w:t>
+      </w:r>
+    </w:p>
+    <w:p>
+      <w:pPr>
+        <w:pStyle w:val="ListNumber"/>
+      </w:pPr>
+      <w:r>
+        <w:rPr>
+          <w:b w:val="0"/>
+        </w:rPr>
+        <w:t>【问题③◈选答】528种遍满方式、十方世界、"上至有顶天，下至无间狱"——把所有众生都算进祝福对象，包括你讨厌的、害怕的、不认识的。你愿意吗？心里有没有一丝"不情愿"？</w:t>
+      </w:r>
+    </w:p>
+    <w:p>
+      <w:pPr>
+        <w:pStyle w:val="ListNumber"/>
+      </w:pPr>
+      <w:r>
+        <w:rPr>
+          <w:b w:val="0"/>
+        </w:rPr>
+        <w:t>【问题④◈选答】慈心最高只能证到第三禅（因为祝福的心安住不了"舍"），你觉得这说明慈心这种修法的"性格"是什么样的？</w:t>
+      </w:r>
+    </w:p>
+    <w:p>
+      <w:pPr>
+        <w:ind w:left="170"/>
+        <w:pBdr>
+          <w:left w:val="single" w:sz="18" w:space="4" w:color="1F3864"/>
+        </w:pBdr>
+        <w:shd w:val="clear" w:fill="F2F5FA"/>
       </w:pPr>
       <w:r>
         <w:rPr>
           <w:b/>
-          <w:sz w:val="21"/>
-        </w:rPr>
-        <w:t xml:space="preserve">1. </w:t>
-      </w:r>
-      <w:r>
-        <w:rPr>
-          <w:sz w:val="21"/>
-        </w:rPr>
-        <w:t>【问题①★必答】想象一下：对你根本不认识的"一组人"（比如你公司的全体员工）散播慈爱，和对你讨厌的某个人散播慈爱，哪个更容易？为什么？</w:t>
-      </w:r>
-    </w:p>
-    <w:p>
-      <w:pPr>
-        <w:ind w:left="340"/>
-      </w:pPr>
-      <w:r>
-        <w:rPr>
-          <w:b/>
-          <w:sz w:val="21"/>
-        </w:rPr>
-        <w:t xml:space="preserve">2. </w:t>
-      </w:r>
-      <w:r>
-        <w:rPr>
-          <w:sz w:val="21"/>
-        </w:rPr>
-        <w:t>【问题②◈选答】《智慧之光》说"在还未破除界限时，以'愿一切有情……'的方式散播慈爱是不能证得慈心禅那的"——你觉得"破除界限"破的是什么？为什么没破界限就证不了禅那？</w:t>
-      </w:r>
-    </w:p>
-    <w:p>
-      <w:pPr>
-        <w:ind w:left="340"/>
-      </w:pPr>
-      <w:r>
-        <w:rPr>
-          <w:b/>
-          <w:sz w:val="21"/>
-        </w:rPr>
-        <w:t xml:space="preserve">3. </w:t>
-      </w:r>
-      <w:r>
-        <w:rPr>
-          <w:sz w:val="21"/>
-        </w:rPr>
-        <w:t>【问题③◈选答】528种遍满方式、十方世界、"上至有顶天，下至无间狱"——把所有众生都算进祝福对象，包括你讨厌的、害怕的、不认识的。你愿意吗？心里有没有一丝"不情愿"？</w:t>
-      </w:r>
-    </w:p>
-    <w:p>
-      <w:pPr>
-        <w:ind w:left="340"/>
-      </w:pPr>
-      <w:r>
-        <w:rPr>
-          <w:b/>
-          <w:sz w:val="21"/>
-        </w:rPr>
-        <w:t xml:space="preserve">4. </w:t>
-      </w:r>
-      <w:r>
-        <w:rPr>
-          <w:sz w:val="21"/>
-        </w:rPr>
-        <w:t>【问题④◈选答】慈心最高只能证到第三禅（因为祝福的心安住不了"舍"），你觉得这说明慈心这种修法的"性格"是什么样的？</w:t>
-      </w:r>
-    </w:p>
-    <w:p>
-      <w:pPr>
-        <w:spacing w:before="40" w:after="80"/>
-        <w:ind w:left="283"/>
-        <w:shd w:val="clear" w:color="auto" w:fill="EEF2F8"/>
+        </w:rPr>
+        <w:t>分层追问</w:t>
+      </w:r>
+      <w:r>
+        <w:rPr>
+          <w:b w:val="0"/>
+        </w:rPr>
+        <w:t>（可视时间取用，由浅入深）：</w:t>
+      </w:r>
+    </w:p>
+    <w:p>
+      <w:pPr>
+        <w:ind w:left="170"/>
         <w:pBdr>
-          <w:left w:val="single" w:sz="20" w:space="6" w:color="1F3864"/>
+          <w:left w:val="single" w:sz="18" w:space="4" w:color="1F3864"/>
         </w:pBdr>
-      </w:pPr>
-      <w:r>
-        <w:rPr>
-          <w:b/>
-          <w:sz w:val="20"/>
-        </w:rPr>
-        <w:t>分层追问</w:t>
-      </w:r>
-      <w:r>
-        <w:rPr>
-          <w:sz w:val="20"/>
-        </w:rPr>
-        <w:t>（可视时间取用，由浅入深）： - 【现象】把慈心送给「完全不认识的人」，你的第一反应是自然，还是别扭？ - 【影响】如果一个人的善意只给「自己人」，长期下去会怎样？ - 【应对】这周出门时，你可以选哪一个具体时刻（等电梯、排队），来练一练「经过即祝福」？</w:t>
-      </w:r>
-    </w:p>
-    <w:p>
-      <w:pPr>
-        <w:spacing w:before="160" w:after="80"/>
-      </w:pPr>
-      <w:r>
-        <w:rPr>
-          <w:rFonts w:ascii="Microsoft YaHei" w:hAnsi="Microsoft YaHei" w:eastAsia="Microsoft YaHei"/>
+        <w:shd w:val="clear" w:fill="F2F5FA"/>
+      </w:pPr>
+      <w:r>
+        <w:rPr>
+          <w:b w:val="0"/>
+        </w:rPr>
+        <w:t>- 【现象】把慈心送给「完全不认识的人」，你的第一反应是自然，还是别扭？</w:t>
+      </w:r>
+    </w:p>
+    <w:p>
+      <w:pPr>
+        <w:ind w:left="170"/>
+        <w:pBdr>
+          <w:left w:val="single" w:sz="18" w:space="4" w:color="1F3864"/>
+        </w:pBdr>
+        <w:shd w:val="clear" w:fill="F2F5FA"/>
+      </w:pPr>
+      <w:r>
+        <w:rPr>
+          <w:b w:val="0"/>
+        </w:rPr>
+        <w:t>- 【影响】如果一个人的善意只给「自己人」，长期下去会怎样？</w:t>
+      </w:r>
+    </w:p>
+    <w:p>
+      <w:pPr>
+        <w:ind w:left="170"/>
+        <w:pBdr>
+          <w:left w:val="single" w:sz="18" w:space="4" w:color="1F3864"/>
+        </w:pBdr>
+        <w:shd w:val="clear" w:fill="F2F5FA"/>
+      </w:pPr>
+      <w:r>
+        <w:rPr>
+          <w:b w:val="0"/>
+        </w:rPr>
+        <w:t>- 【应对】这周出门时，你可以选哪一个具体时刻（等电梯、排队），来练一练「经过即祝福」？</w:t>
+      </w:r>
+    </w:p>
+    <w:p>
+      <w:r>
+        <w:rPr>
           <w:b/>
           <w:color w:val="1F3864"/>
-          <w:sz w:val="28"/>
+          <w:sz w:val="26"/>
         </w:rPr>
         <w:t>🧘 禅修练习（15 min）</w:t>
       </w:r>
     </w:p>
     <w:p>
       <w:pPr>
-        <w:spacing w:before="40" w:after="80"/>
-        <w:ind w:left="283"/>
-        <w:shd w:val="clear" w:color="auto" w:fill="EEF2F8"/>
+        <w:ind w:left="170"/>
         <w:pBdr>
-          <w:left w:val="single" w:sz="20" w:space="6" w:color="1F3864"/>
+          <w:left w:val="single" w:sz="18" w:space="4" w:color="1F3864"/>
         </w:pBdr>
-      </w:pPr>
-      <w:r>
-        <w:rPr>
-          <w:sz w:val="20"/>
+        <w:shd w:val="clear" w:fill="F2F5FA"/>
+      </w:pPr>
+      <w:r>
+        <w:rPr>
+          <w:b w:val="0"/>
         </w:rPr>
         <w:t>💡 本周由连续两周合并，含两段禅修练习引导词；时间紧可读其一，或各取前半段（合计约15分钟）。</w:t>
       </w:r>
     </w:p>
     <w:p>
-      <w:pPr>
-        <w:spacing w:before="120" w:after="80"/>
-      </w:pPr>
-      <w:r>
-        <w:rPr>
-          <w:rFonts w:ascii="Microsoft YaHei" w:hAnsi="Microsoft YaHei" w:eastAsia="Microsoft YaHei"/>
+      <w:r>
+        <w:rPr>
           <w:b/>
           <w:color w:val="1F3864"/>
-          <w:sz w:val="25"/>
+          <w:sz w:val="23"/>
         </w:rPr>
         <w:t>练习一</w:t>
       </w:r>
     </w:p>
     <w:p>
       <w:pPr>
-        <w:spacing w:before="40" w:after="80"/>
-        <w:ind w:left="283"/>
-        <w:shd w:val="clear" w:color="auto" w:fill="EEF2F8"/>
+        <w:ind w:left="170"/>
         <w:pBdr>
-          <w:left w:val="single" w:sz="20" w:space="6" w:color="1F3864"/>
+          <w:left w:val="single" w:sz="18" w:space="4" w:color="1F3864"/>
         </w:pBdr>
-      </w:pPr>
-      <w:r>
-        <w:rPr>
-          <w:sz w:val="20"/>
+        <w:shd w:val="clear" w:fill="F2F5FA"/>
+      </w:pPr>
+      <w:r>
+        <w:rPr>
+          <w:b w:val="0"/>
         </w:rPr>
         <w:t>⚠️ 主持人操作：照读引导词（改编自古源尊者开示与课件念诵文）。</w:t>
       </w:r>
     </w:p>
     <w:p>
       <w:pPr>
-        <w:spacing w:before="40" w:after="80"/>
-        <w:ind w:left="283"/>
-        <w:shd w:val="clear" w:color="auto" w:fill="EEF2F8"/>
+        <w:ind w:left="170"/>
         <w:pBdr>
-          <w:left w:val="single" w:sz="20" w:space="6" w:color="1F3864"/>
+          <w:left w:val="single" w:sz="18" w:space="4" w:color="1F3864"/>
         </w:pBdr>
-      </w:pPr>
-      <w:r>
-        <w:rPr>
-          <w:sz w:val="20"/>
+        <w:shd w:val="clear" w:fill="F2F5FA"/>
+      </w:pPr>
+      <w:r>
+        <w:rPr>
+          <w:b w:val="0"/>
         </w:rPr>
         <w:t xml:space="preserve">⚠️ </w:t>
       </w:r>
       <w:r>
         <w:rPr>
           <w:b/>
-          <w:sz w:val="20"/>
         </w:rPr>
         <w:t>禅修禁忌提示</w:t>
       </w:r>
       <w:r>
         <w:rPr>
-          <w:sz w:val="20"/>
+          <w:b w:val="0"/>
         </w:rPr>
         <w:t>：若你正处在严重抑郁、焦虑、创伤后应激，或精神类疾病的发作／用药期，或正经历强烈的情绪危机，请先咨询医生或心理师，再决定是否练习；练习中若出现明显不适（如心悸、胸闷、情绪失控），请立即停止，睁开眼睛，把注意力放回呼吸与身体，必要时离场休息。</w:t>
       </w:r>
@@ -2654,184 +3285,199 @@
       <w:r>
         <w:rPr>
           <w:b/>
-          <w:sz w:val="21"/>
         </w:rPr>
         <w:t>引导词</w:t>
       </w:r>
       <w:r>
         <w:rPr>
-          <w:sz w:val="21"/>
+          <w:b w:val="0"/>
         </w:rPr>
         <w:t>：</w:t>
       </w:r>
     </w:p>
     <w:p>
       <w:pPr>
-        <w:spacing w:before="40" w:after="80"/>
-        <w:ind w:left="283"/>
-        <w:shd w:val="clear" w:color="auto" w:fill="EEF2F8"/>
+        <w:ind w:left="170"/>
         <w:pBdr>
-          <w:left w:val="single" w:sz="20" w:space="6" w:color="1F3864"/>
+          <w:left w:val="single" w:sz="18" w:space="4" w:color="1F3864"/>
         </w:pBdr>
-      </w:pPr>
-      <w:r>
-        <w:rPr>
-          <w:sz w:val="20"/>
+        <w:shd w:val="clear" w:fill="F2F5FA"/>
+      </w:pPr>
+      <w:r>
+        <w:rPr>
+          <w:b w:val="0"/>
         </w:rPr>
         <w:t>闭上眼睛，先对自己散播慈爱：愿我快乐，愿我平安，愿我健康。（停顿）</w:t>
       </w:r>
     </w:p>
     <w:p>
       <w:pPr>
-        <w:spacing w:before="40" w:after="80"/>
-        <w:ind w:left="283"/>
-        <w:shd w:val="clear" w:color="auto" w:fill="EEF2F8"/>
+        <w:ind w:left="170"/>
         <w:pBdr>
-          <w:left w:val="single" w:sz="20" w:space="6" w:color="1F3864"/>
+          <w:left w:val="single" w:sz="18" w:space="4" w:color="1F3864"/>
         </w:pBdr>
-      </w:pPr>
-      <w:r>
-        <w:rPr>
-          <w:sz w:val="20"/>
+        <w:shd w:val="clear" w:fill="F2F5FA"/>
+      </w:pPr>
+      <w:r>
+        <w:rPr>
+          <w:b w:val="0"/>
         </w:rPr>
         <w:t>现在，把心扩展到你的家人——愿我的家人远离危难，身体健康，内心愉悦，保有快乐。（停顿）</w:t>
       </w:r>
     </w:p>
     <w:p>
       <w:pPr>
-        <w:spacing w:before="40" w:after="80"/>
-        <w:ind w:left="283"/>
-        <w:shd w:val="clear" w:color="auto" w:fill="EEF2F8"/>
+        <w:ind w:left="170"/>
         <w:pBdr>
-          <w:left w:val="single" w:sz="20" w:space="6" w:color="1F3864"/>
+          <w:left w:val="single" w:sz="18" w:space="4" w:color="1F3864"/>
         </w:pBdr>
-      </w:pPr>
-      <w:r>
-        <w:rPr>
-          <w:sz w:val="20"/>
+        <w:shd w:val="clear" w:fill="F2F5FA"/>
+      </w:pPr>
+      <w:r>
+        <w:rPr>
+          <w:b w:val="0"/>
         </w:rPr>
         <w:t>扩展到你的同事、朋友——愿我所有的同事、朋友，以及一切有缘的人，远离危难，身体健康，内心愉悦，保有快乐。（停顿）</w:t>
       </w:r>
     </w:p>
     <w:p>
       <w:pPr>
-        <w:spacing w:before="40" w:after="80"/>
-        <w:ind w:left="283"/>
-        <w:shd w:val="clear" w:color="auto" w:fill="EEF2F8"/>
+        <w:ind w:left="170"/>
         <w:pBdr>
-          <w:left w:val="single" w:sz="20" w:space="6" w:color="1F3864"/>
+          <w:left w:val="single" w:sz="18" w:space="4" w:color="1F3864"/>
         </w:pBdr>
-      </w:pPr>
-      <w:r>
-        <w:rPr>
-          <w:sz w:val="20"/>
-        </w:rPr>
-        <w:t>扩展到北方的一切众生——愿北方的一切众生，没有危难，身体健康，内心愉悦，保有快乐。 扩展到南方的一切众生——愿南方的一切众生……（停顿，可依次东西方、上下方）</w:t>
-      </w:r>
-    </w:p>
-    <w:p>
-      <w:pPr>
-        <w:spacing w:before="40" w:after="80"/>
-        <w:ind w:left="283"/>
-        <w:shd w:val="clear" w:color="auto" w:fill="EEF2F8"/>
+        <w:shd w:val="clear" w:fill="F2F5FA"/>
+      </w:pPr>
+      <w:r>
+        <w:rPr>
+          <w:b w:val="0"/>
+        </w:rPr>
+        <w:t>扩展到北方的一切众生——愿北方的一切众生，没有危难，身体健康，内心愉悦，保有快乐。</w:t>
+      </w:r>
+    </w:p>
+    <w:p>
+      <w:pPr>
+        <w:ind w:left="170"/>
         <w:pBdr>
-          <w:left w:val="single" w:sz="20" w:space="6" w:color="1F3864"/>
+          <w:left w:val="single" w:sz="18" w:space="4" w:color="1F3864"/>
         </w:pBdr>
-      </w:pPr>
-      <w:r>
-        <w:rPr>
-          <w:sz w:val="20"/>
+        <w:shd w:val="clear" w:fill="F2F5FA"/>
+      </w:pPr>
+      <w:r>
+        <w:rPr>
+          <w:b w:val="0"/>
+        </w:rPr>
+        <w:t>扩展到南方的一切众生——愿南方的一切众生……（停顿，可依次东西方、上下方）</w:t>
+      </w:r>
+    </w:p>
+    <w:p>
+      <w:pPr>
+        <w:ind w:left="170"/>
+        <w:pBdr>
+          <w:left w:val="single" w:sz="18" w:space="4" w:color="1F3864"/>
+        </w:pBdr>
+        <w:shd w:val="clear" w:fill="F2F5FA"/>
+      </w:pPr>
+      <w:r>
+        <w:rPr>
+          <w:b w:val="0"/>
         </w:rPr>
         <w:t>扩展到十方的一切众生、一切女性、一切男性、一切圣者、一切非圣者、一切诸天、一切人类、一切堕苦处者——愿他们都没有危难，身体健康，内心愉悦，保有快乐。（停顿）</w:t>
       </w:r>
     </w:p>
     <w:p>
       <w:pPr>
-        <w:spacing w:before="40" w:after="80"/>
-        <w:ind w:left="283"/>
-        <w:shd w:val="clear" w:color="auto" w:fill="EEF2F8"/>
+        <w:ind w:left="170"/>
         <w:pBdr>
-          <w:left w:val="single" w:sz="20" w:space="6" w:color="1F3864"/>
+          <w:left w:val="single" w:sz="18" w:space="4" w:color="1F3864"/>
         </w:pBdr>
-      </w:pPr>
-      <w:r>
-        <w:rPr>
-          <w:sz w:val="20"/>
+        <w:shd w:val="clear" w:fill="F2F5FA"/>
+      </w:pPr>
+      <w:r>
+        <w:rPr>
+          <w:b w:val="0"/>
         </w:rPr>
         <w:t>上至有顶天，下至无间狱——地上走的、水里游的、空中飞的一切有情，愿无瞋、无怨，无苦及无难。（停顿）</w:t>
       </w:r>
     </w:p>
     <w:p>
       <w:pPr>
-        <w:spacing w:before="40" w:after="80"/>
-        <w:ind w:left="283"/>
-        <w:shd w:val="clear" w:color="auto" w:fill="EEF2F8"/>
+        <w:ind w:left="170"/>
         <w:pBdr>
-          <w:left w:val="single" w:sz="20" w:space="6" w:color="1F3864"/>
+          <w:left w:val="single" w:sz="18" w:space="4" w:color="1F3864"/>
         </w:pBdr>
-      </w:pPr>
-      <w:r>
-        <w:rPr>
-          <w:sz w:val="20"/>
-        </w:rPr>
-        <w:t>最后回到呼吸。愿我快乐，愿一切众生快乐。 好，慢慢睁开眼睛。</w:t>
-      </w:r>
-    </w:p>
-    <w:p>
-      <w:pPr>
-        <w:spacing w:before="120" w:after="80"/>
-      </w:pPr>
-      <w:r>
-        <w:rPr>
-          <w:rFonts w:ascii="Microsoft YaHei" w:hAnsi="Microsoft YaHei" w:eastAsia="Microsoft YaHei"/>
+        <w:shd w:val="clear" w:fill="F2F5FA"/>
+      </w:pPr>
+      <w:r>
+        <w:rPr>
+          <w:b w:val="0"/>
+        </w:rPr>
+        <w:t>最后回到呼吸。愿我快乐，愿一切众生快乐。</w:t>
+      </w:r>
+    </w:p>
+    <w:p>
+      <w:pPr>
+        <w:ind w:left="170"/>
+        <w:pBdr>
+          <w:left w:val="single" w:sz="18" w:space="4" w:color="1F3864"/>
+        </w:pBdr>
+        <w:shd w:val="clear" w:fill="F2F5FA"/>
+      </w:pPr>
+      <w:r>
+        <w:rPr>
+          <w:b w:val="0"/>
+        </w:rPr>
+        <w:t>好，慢慢睁开眼睛。</w:t>
+      </w:r>
+    </w:p>
+    <w:p>
+      <w:r>
+        <w:rPr>
           <w:b/>
           <w:color w:val="1F3864"/>
-          <w:sz w:val="25"/>
+          <w:sz w:val="23"/>
         </w:rPr>
         <w:t>练习二</w:t>
       </w:r>
     </w:p>
     <w:p>
       <w:pPr>
-        <w:spacing w:before="40" w:after="80"/>
-        <w:ind w:left="283"/>
-        <w:shd w:val="clear" w:color="auto" w:fill="EEF2F8"/>
+        <w:ind w:left="170"/>
         <w:pBdr>
-          <w:left w:val="single" w:sz="20" w:space="6" w:color="1F3864"/>
+          <w:left w:val="single" w:sz="18" w:space="4" w:color="1F3864"/>
         </w:pBdr>
-      </w:pPr>
-      <w:r>
-        <w:rPr>
-          <w:sz w:val="20"/>
+        <w:shd w:val="clear" w:fill="F2F5FA"/>
+      </w:pPr>
+      <w:r>
+        <w:rPr>
+          <w:b w:val="0"/>
         </w:rPr>
         <w:t>⚠️ 主持人操作：照读引导词。让大家坐好、闭眼，按顺序体验四种心态。</w:t>
       </w:r>
     </w:p>
     <w:p>
       <w:pPr>
-        <w:spacing w:before="40" w:after="80"/>
-        <w:ind w:left="283"/>
-        <w:shd w:val="clear" w:color="auto" w:fill="EEF2F8"/>
+        <w:ind w:left="170"/>
         <w:pBdr>
-          <w:left w:val="single" w:sz="20" w:space="6" w:color="1F3864"/>
+          <w:left w:val="single" w:sz="18" w:space="4" w:color="1F3864"/>
         </w:pBdr>
-      </w:pPr>
-      <w:r>
-        <w:rPr>
-          <w:sz w:val="20"/>
+        <w:shd w:val="clear" w:fill="F2F5FA"/>
+      </w:pPr>
+      <w:r>
+        <w:rPr>
+          <w:b w:val="0"/>
         </w:rPr>
         <w:t xml:space="preserve">⚠️ </w:t>
       </w:r>
       <w:r>
         <w:rPr>
           <w:b/>
-          <w:sz w:val="20"/>
         </w:rPr>
         <w:t>禅修禁忌提示</w:t>
       </w:r>
       <w:r>
         <w:rPr>
-          <w:sz w:val="20"/>
+          <w:b w:val="0"/>
         </w:rPr>
         <w:t>：若你正处在严重抑郁、焦虑、创伤后应激，或精神类疾病的发作／用药期，或正经历强烈的情绪危机，请先咨询医生或心理师，再决定是否练习；练习中若出现明显不适（如心悸、胸闷、情绪失控），请立即停止，睁开眼睛，把注意力放回呼吸与身体，必要时离场休息。</w:t>
       </w:r>
@@ -2840,378 +3486,327 @@
       <w:r>
         <w:rPr>
           <w:b/>
-          <w:sz w:val="21"/>
         </w:rPr>
         <w:t>引导词</w:t>
       </w:r>
       <w:r>
         <w:rPr>
-          <w:sz w:val="21"/>
+          <w:b w:val="0"/>
         </w:rPr>
         <w:t>：</w:t>
       </w:r>
     </w:p>
     <w:p>
       <w:pPr>
-        <w:spacing w:before="40" w:after="80"/>
-        <w:ind w:left="283"/>
-        <w:shd w:val="clear" w:color="auto" w:fill="EEF2F8"/>
+        <w:ind w:left="170"/>
         <w:pBdr>
-          <w:left w:val="single" w:sz="20" w:space="6" w:color="1F3864"/>
+          <w:left w:val="single" w:sz="18" w:space="4" w:color="1F3864"/>
         </w:pBdr>
-      </w:pPr>
-      <w:r>
-        <w:rPr>
-          <w:sz w:val="20"/>
+        <w:shd w:val="clear" w:fill="F2F5FA"/>
+      </w:pPr>
+      <w:r>
+        <w:rPr>
+          <w:b w:val="0"/>
         </w:rPr>
         <w:t>闭上眼睛。先对自己散播慈爱：愿我快乐，愿我平安，愿我健康。（停顿）</w:t>
       </w:r>
     </w:p>
     <w:p>
       <w:pPr>
-        <w:spacing w:before="40" w:after="80"/>
-        <w:ind w:left="283"/>
-        <w:shd w:val="clear" w:color="auto" w:fill="EEF2F8"/>
+        <w:ind w:left="170"/>
         <w:pBdr>
-          <w:left w:val="single" w:sz="20" w:space="6" w:color="1F3864"/>
+          <w:left w:val="single" w:sz="18" w:space="4" w:color="1F3864"/>
         </w:pBdr>
+        <w:shd w:val="clear" w:fill="F2F5FA"/>
       </w:pPr>
       <w:r>
         <w:rPr>
           <w:b/>
-          <w:sz w:val="20"/>
         </w:rPr>
         <w:t>慈</w:t>
       </w:r>
       <w:r>
         <w:rPr>
-          <w:sz w:val="20"/>
+          <w:b w:val="0"/>
         </w:rPr>
         <w:t>——想一位你关爱的朋友，愿他快乐，愿他平安，愿他健康。（停顿）</w:t>
       </w:r>
     </w:p>
     <w:p>
       <w:pPr>
-        <w:spacing w:before="40" w:after="80"/>
-        <w:ind w:left="283"/>
-        <w:shd w:val="clear" w:color="auto" w:fill="EEF2F8"/>
+        <w:ind w:left="170"/>
         <w:pBdr>
-          <w:left w:val="single" w:sz="20" w:space="6" w:color="1F3864"/>
+          <w:left w:val="single" w:sz="18" w:space="4" w:color="1F3864"/>
         </w:pBdr>
+        <w:shd w:val="clear" w:fill="F2F5FA"/>
       </w:pPr>
       <w:r>
         <w:rPr>
           <w:b/>
-          <w:sz w:val="20"/>
         </w:rPr>
         <w:t>悲</w:t>
       </w:r>
       <w:r>
         <w:rPr>
-          <w:sz w:val="20"/>
+          <w:b w:val="0"/>
         </w:rPr>
         <w:t>——想一位正在经历困难的人，或者你看到过的受苦的众生，愿他离苦，愿他不再被痛苦折磨，愿他早日解脱。（停顿）</w:t>
       </w:r>
     </w:p>
     <w:p>
       <w:pPr>
-        <w:spacing w:before="40" w:after="80"/>
-        <w:ind w:left="283"/>
-        <w:shd w:val="clear" w:color="auto" w:fill="EEF2F8"/>
+        <w:ind w:left="170"/>
         <w:pBdr>
-          <w:left w:val="single" w:sz="20" w:space="6" w:color="1F3864"/>
+          <w:left w:val="single" w:sz="18" w:space="4" w:color="1F3864"/>
         </w:pBdr>
+        <w:shd w:val="clear" w:fill="F2F5FA"/>
       </w:pPr>
       <w:r>
         <w:rPr>
           <w:b/>
-          <w:sz w:val="20"/>
         </w:rPr>
         <w:t>喜</w:t>
       </w:r>
       <w:r>
         <w:rPr>
-          <w:sz w:val="20"/>
+          <w:b w:val="0"/>
         </w:rPr>
         <w:t>——想一位最近取得成就、过得很好的朋友，真心为他高兴，随喜他的成功，愿他越来越好。（停顿）</w:t>
       </w:r>
     </w:p>
     <w:p>
       <w:pPr>
-        <w:spacing w:before="40" w:after="80"/>
-        <w:ind w:left="283"/>
-        <w:shd w:val="clear" w:color="auto" w:fill="EEF2F8"/>
+        <w:ind w:left="170"/>
         <w:pBdr>
-          <w:left w:val="single" w:sz="20" w:space="6" w:color="1F3864"/>
+          <w:left w:val="single" w:sz="18" w:space="4" w:color="1F3864"/>
         </w:pBdr>
+        <w:shd w:val="clear" w:fill="F2F5FA"/>
       </w:pPr>
       <w:r>
         <w:rPr>
           <w:b/>
-          <w:sz w:val="20"/>
         </w:rPr>
         <w:t>舍</w:t>
       </w:r>
       <w:r>
         <w:rPr>
-          <w:sz w:val="20"/>
+          <w:b w:val="0"/>
         </w:rPr>
         <w:t>——想一想那些与你无关的人：地铁里的人、路上的人，愿他们各自安好，不执著、不排斥，平等地祝福。（停顿）</w:t>
       </w:r>
     </w:p>
     <w:p>
       <w:pPr>
-        <w:spacing w:before="40" w:after="80"/>
-        <w:ind w:left="283"/>
-        <w:shd w:val="clear" w:color="auto" w:fill="EEF2F8"/>
+        <w:ind w:left="170"/>
         <w:pBdr>
-          <w:left w:val="single" w:sz="20" w:space="6" w:color="1F3864"/>
+          <w:left w:val="single" w:sz="18" w:space="4" w:color="1F3864"/>
         </w:pBdr>
-      </w:pPr>
-      <w:r>
-        <w:rPr>
-          <w:sz w:val="20"/>
-        </w:rPr>
-        <w:t>最后回到呼吸。愿我快乐，愿一切众生快乐。 好，慢慢睁开眼睛。</w:t>
-      </w:r>
-    </w:p>
-    <w:p>
-      <w:pPr>
-        <w:spacing w:before="160" w:after="80"/>
-      </w:pPr>
-      <w:r>
-        <w:rPr>
-          <w:rFonts w:ascii="Microsoft YaHei" w:hAnsi="Microsoft YaHei" w:eastAsia="Microsoft YaHei"/>
+        <w:shd w:val="clear" w:fill="F2F5FA"/>
+      </w:pPr>
+      <w:r>
+        <w:rPr>
+          <w:b w:val="0"/>
+        </w:rPr>
+        <w:t>最后回到呼吸。愿我快乐，愿一切众生快乐。</w:t>
+      </w:r>
+    </w:p>
+    <w:p>
+      <w:pPr>
+        <w:ind w:left="170"/>
+        <w:pBdr>
+          <w:left w:val="single" w:sz="18" w:space="4" w:color="1F3864"/>
+        </w:pBdr>
+        <w:shd w:val="clear" w:fill="F2F5FA"/>
+      </w:pPr>
+      <w:r>
+        <w:rPr>
+          <w:b w:val="0"/>
+        </w:rPr>
+        <w:t>好，慢慢睁开眼睛。</w:t>
+      </w:r>
+    </w:p>
+    <w:p>
+      <w:r>
+        <w:rPr>
           <w:b/>
           <w:color w:val="1F3864"/>
-          <w:sz w:val="28"/>
+          <w:sz w:val="26"/>
         </w:rPr>
         <w:t>📖 共读原文2（20 min）</w:t>
       </w:r>
     </w:p>
     <w:p>
       <w:pPr>
-        <w:spacing w:before="40" w:after="80"/>
-        <w:ind w:left="283"/>
-        <w:shd w:val="clear" w:color="auto" w:fill="EEF2F8"/>
+        <w:ind w:left="170"/>
         <w:pBdr>
-          <w:left w:val="single" w:sz="20" w:space="6" w:color="1F3864"/>
+          <w:left w:val="single" w:sz="18" w:space="4" w:color="1F3864"/>
         </w:pBdr>
-      </w:pPr>
-      <w:r>
-        <w:rPr>
-          <w:sz w:val="20"/>
+        <w:shd w:val="clear" w:fill="F2F5FA"/>
+      </w:pPr>
+      <w:r>
+        <w:rPr>
+          <w:b w:val="0"/>
         </w:rPr>
         <w:t xml:space="preserve">🎤 </w:t>
       </w:r>
       <w:r>
         <w:rPr>
           <w:b/>
-          <w:sz w:val="20"/>
         </w:rPr>
         <w:t>本周朗读段</w:t>
       </w:r>
       <w:r>
         <w:rPr>
-          <w:sz w:val="20"/>
+          <w:b w:val="0"/>
         </w:rPr>
         <w:t>（★核心段落｜约 496 字｜中等稍慢约 3 分钟；本讲共读原文正文合计约 2161 字）：先朗读全部★核心段落；◈扩展段落及补充原文作默读／选读／延伸。</w:t>
       </w:r>
     </w:p>
     <w:p>
-      <w:pPr>
-        <w:spacing w:before="120" w:after="80"/>
-      </w:pPr>
-      <w:r>
-        <w:rPr>
-          <w:rFonts w:ascii="Microsoft YaHei" w:hAnsi="Microsoft YaHei" w:eastAsia="Microsoft YaHei"/>
+      <w:r>
+        <w:rPr>
           <w:b/>
           <w:color w:val="1F3864"/>
-          <w:sz w:val="25"/>
+          <w:sz w:val="23"/>
         </w:rPr>
         <w:t>原文材料①：四梵住总说——慈悲喜舍</w:t>
       </w:r>
     </w:p>
     <w:p>
       <w:pPr>
-        <w:spacing w:before="40" w:after="80"/>
-        <w:ind w:left="283"/>
-        <w:shd w:val="clear" w:color="auto" w:fill="EEF2F8"/>
+        <w:ind w:left="170"/>
         <w:pBdr>
-          <w:left w:val="single" w:sz="20" w:space="6" w:color="1F3864"/>
+          <w:left w:val="single" w:sz="18" w:space="4" w:color="1F3864"/>
         </w:pBdr>
+        <w:shd w:val="clear" w:fill="F2F5FA"/>
       </w:pPr>
       <w:r>
         <w:rPr>
           <w:b/>
-          <w:sz w:val="20"/>
         </w:rPr>
         <w:t>段落优先级</w:t>
       </w:r>
       <w:r>
         <w:rPr>
-          <w:sz w:val="20"/>
+          <w:b w:val="0"/>
         </w:rPr>
         <w:t>：★核心必读（时间不够时只读这段）｜◈可选（时间富余时读）</w:t>
       </w:r>
     </w:p>
     <w:p>
       <w:pPr>
-        <w:ind w:left="340"/>
-      </w:pPr>
-      <w:r>
-        <w:rPr>
-          <w:color w:val="1F3864"/>
-          <w:sz w:val="21"/>
-        </w:rPr>
-        <w:t xml:space="preserve">• </w:t>
-      </w:r>
+        <w:pStyle w:val="ListBullet"/>
+      </w:pPr>
       <w:r>
         <w:rPr>
           <w:b/>
-          <w:sz w:val="21"/>
         </w:rPr>
         <w:t>标题</w:t>
       </w:r>
       <w:r>
         <w:rPr>
-          <w:sz w:val="21"/>
+          <w:b w:val="0"/>
         </w:rPr>
         <w:t>：第90讲 命根2-慈1-共修版</w:t>
       </w:r>
     </w:p>
     <w:p>
       <w:pPr>
-        <w:ind w:left="340"/>
-      </w:pPr>
-      <w:r>
-        <w:rPr>
-          <w:color w:val="1F3864"/>
-          <w:sz w:val="21"/>
-        </w:rPr>
-        <w:t xml:space="preserve">• </w:t>
-      </w:r>
+        <w:pStyle w:val="ListBullet"/>
+      </w:pPr>
       <w:r>
         <w:rPr>
           <w:b/>
-          <w:sz w:val="21"/>
         </w:rPr>
         <w:t>文件类型</w:t>
       </w:r>
       <w:r>
         <w:rPr>
-          <w:sz w:val="21"/>
+          <w:b w:val="0"/>
         </w:rPr>
         <w:t>：PDF课件（文字版）</w:t>
       </w:r>
     </w:p>
     <w:p>
       <w:pPr>
-        <w:ind w:left="340"/>
-      </w:pPr>
-      <w:r>
-        <w:rPr>
-          <w:color w:val="1F3864"/>
-          <w:sz w:val="21"/>
-        </w:rPr>
-        <w:t xml:space="preserve">• </w:t>
-      </w:r>
+        <w:pStyle w:val="ListBullet"/>
+      </w:pPr>
       <w:r>
         <w:rPr>
           <w:b/>
-          <w:sz w:val="21"/>
         </w:rPr>
         <w:t>知识库出处</w:t>
       </w:r>
       <w:r>
         <w:rPr>
-          <w:sz w:val="21"/>
+          <w:b w:val="0"/>
         </w:rPr>
         <w:t>：知识库「古源尊者开示及上座部佛教资料」</w:t>
       </w:r>
     </w:p>
     <w:p>
       <w:pPr>
-        <w:ind w:left="340"/>
-      </w:pPr>
-      <w:r>
-        <w:rPr>
-          <w:color w:val="1F3864"/>
-          <w:sz w:val="21"/>
-        </w:rPr>
-        <w:t xml:space="preserve">• </w:t>
-      </w:r>
+        <w:pStyle w:val="ListBullet"/>
+      </w:pPr>
       <w:r>
         <w:rPr>
           <w:b/>
-          <w:sz w:val="21"/>
         </w:rPr>
         <w:t>media_id</w:t>
       </w:r>
       <w:r>
         <w:rPr>
-          <w:sz w:val="21"/>
-        </w:rPr>
-        <w:t>：`pdf_d0dd1c0cd17209afe241ece24bf6b7b4_cb3f88559d5185b079e299b66a22b05c7439961422831605`</w:t>
-      </w:r>
-    </w:p>
-    <w:p>
-      <w:pPr>
-        <w:ind w:left="340"/>
-      </w:pPr>
-      <w:r>
-        <w:rPr>
-          <w:color w:val="1F3864"/>
-          <w:sz w:val="21"/>
-        </w:rPr>
-        <w:t xml:space="preserve">• </w:t>
-      </w:r>
+          <w:b w:val="0"/>
+        </w:rPr>
+        <w:t>：pdf_d0dd1c0cd17209afe241ece24bf6b7b4_cb3f88559d5185b079e299b66a22b05c7439961422831605</w:t>
+      </w:r>
+    </w:p>
+    <w:p>
+      <w:pPr>
+        <w:pStyle w:val="ListBullet"/>
+      </w:pPr>
       <w:r>
         <w:rPr>
           <w:b/>
-          <w:sz w:val="21"/>
         </w:rPr>
         <w:t>打开方式</w:t>
       </w:r>
       <w:r>
         <w:rPr>
-          <w:sz w:val="21"/>
+          <w:b w:val="0"/>
         </w:rPr>
         <w:t>：ima知识库搜索「第90讲 命根2」即可打开</w:t>
       </w:r>
     </w:p>
     <w:p>
       <w:pPr>
-        <w:spacing w:before="40" w:after="80"/>
-        <w:ind w:left="283"/>
-        <w:shd w:val="clear" w:color="auto" w:fill="EEF2F8"/>
+        <w:ind w:left="170"/>
         <w:pBdr>
-          <w:left w:val="single" w:sz="20" w:space="6" w:color="1F3864"/>
+          <w:left w:val="single" w:sz="18" w:space="4" w:color="1F3864"/>
         </w:pBdr>
-      </w:pPr>
-      <w:r>
-        <w:rPr>
-          <w:sz w:val="20"/>
+        <w:shd w:val="clear" w:fill="F2F5FA"/>
+      </w:pPr>
+      <w:r>
+        <w:rPr>
+          <w:b w:val="0"/>
         </w:rPr>
         <w:t xml:space="preserve">📎 </w:t>
       </w:r>
       <w:r>
         <w:rPr>
           <w:b/>
-          <w:sz w:val="20"/>
         </w:rPr>
         <w:t>完整原文见《原文全集》第四部分（第90讲 命根2&amp;慈）</w:t>
       </w:r>
       <w:r>
         <w:rPr>
-          <w:sz w:val="20"/>
+          <w:b w:val="0"/>
         </w:rPr>
         <w:t>，以下为四梵住总说部分（从原文全集复制，未删改）。</w:t>
       </w:r>
       <w:r>
         <w:rPr>
           <w:b/>
-          <w:sz w:val="20"/>
         </w:rPr>
         <w:t>说明：本读书会前5周已详学"慈"，故此处"慈"一笔带过，重点学"悲、喜、舍"（见材料②③④）。</w:t>
       </w:r>
@@ -3220,98 +3815,90 @@
       <w:r>
         <w:rPr>
           <w:b/>
-          <w:sz w:val="21"/>
         </w:rPr>
         <w:t>★核心段落（必读）</w:t>
       </w:r>
       <w:r>
         <w:rPr>
-          <w:sz w:val="21"/>
+          <w:b w:val="0"/>
         </w:rPr>
         <w:t>【本周朗读段】</w:t>
       </w:r>
     </w:p>
     <w:p>
       <w:pPr>
-        <w:spacing w:before="40" w:after="80"/>
-        <w:ind w:left="283"/>
-        <w:shd w:val="clear" w:color="auto" w:fill="EEF2F8"/>
+        <w:ind w:left="170"/>
         <w:pBdr>
-          <w:left w:val="single" w:sz="20" w:space="6" w:color="1F3864"/>
+          <w:left w:val="single" w:sz="18" w:space="4" w:color="1F3864"/>
         </w:pBdr>
+        <w:shd w:val="clear" w:fill="F2F5FA"/>
       </w:pPr>
       <w:r>
         <w:rPr>
           <w:b/>
-          <w:sz w:val="20"/>
         </w:rPr>
         <w:t>慈悲喜舍的定义</w:t>
       </w:r>
     </w:p>
     <w:p>
       <w:pPr>
-        <w:spacing w:before="40" w:after="80"/>
-        <w:ind w:left="283"/>
-        <w:shd w:val="clear" w:color="auto" w:fill="EEF2F8"/>
+        <w:ind w:left="170"/>
         <w:pBdr>
-          <w:left w:val="single" w:sz="20" w:space="6" w:color="1F3864"/>
+          <w:left w:val="single" w:sz="18" w:space="4" w:color="1F3864"/>
         </w:pBdr>
-      </w:pPr>
-      <w:r>
-        <w:rPr>
-          <w:sz w:val="20"/>
+        <w:shd w:val="clear" w:fill="F2F5FA"/>
+      </w:pPr>
+      <w:r>
+        <w:rPr>
+          <w:b w:val="0"/>
         </w:rPr>
         <w:t>"慈悲喜舍"其实它是指在我们的心流里面，也就是在我们的心的素质里面，你存有要促进众生的利益的倾向那是</w:t>
       </w:r>
       <w:r>
         <w:rPr>
           <w:b/>
-          <w:sz w:val="20"/>
         </w:rPr>
         <w:t>慈</w:t>
       </w:r>
       <w:r>
         <w:rPr>
-          <w:sz w:val="20"/>
+          <w:b w:val="0"/>
         </w:rPr>
         <w:t>；想拔除众生的痛苦，这是</w:t>
       </w:r>
       <w:r>
         <w:rPr>
           <w:b/>
-          <w:sz w:val="20"/>
         </w:rPr>
         <w:t>悲</w:t>
       </w:r>
       <w:r>
         <w:rPr>
-          <w:sz w:val="20"/>
+          <w:b w:val="0"/>
         </w:rPr>
         <w:t>；你随喜众生的成就，这是</w:t>
       </w:r>
       <w:r>
         <w:rPr>
           <w:b/>
-          <w:sz w:val="20"/>
         </w:rPr>
         <w:t>喜</w:t>
       </w:r>
       <w:r>
         <w:rPr>
-          <w:sz w:val="20"/>
+          <w:b w:val="0"/>
         </w:rPr>
         <w:t>；你以中捨的态度对待所有的众生，这是</w:t>
       </w:r>
       <w:r>
         <w:rPr>
           <w:b/>
-          <w:sz w:val="20"/>
         </w:rPr>
         <w:t>捨</w:t>
       </w:r>
       <w:r>
         <w:rPr>
-          <w:sz w:val="20"/>
+          <w:b w:val="0"/>
         </w:rPr>
         <w:t>，这四种高尚的素质，我们被称为"慈悲喜舍"。</w:t>
       </w:r>
@@ -3320,62 +3907,57 @@
       <w:r>
         <w:rPr>
           <w:b/>
-          <w:sz w:val="21"/>
         </w:rPr>
         <w:t>★核心段落（必读）</w:t>
       </w:r>
       <w:r>
         <w:rPr>
-          <w:sz w:val="21"/>
+          <w:b w:val="0"/>
         </w:rPr>
         <w:t>【本周朗读段】</w:t>
       </w:r>
     </w:p>
     <w:p>
       <w:pPr>
-        <w:spacing w:before="40" w:after="80"/>
-        <w:ind w:left="283"/>
-        <w:shd w:val="clear" w:color="auto" w:fill="EEF2F8"/>
+        <w:ind w:left="170"/>
         <w:pBdr>
-          <w:left w:val="single" w:sz="20" w:space="6" w:color="1F3864"/>
+          <w:left w:val="single" w:sz="18" w:space="4" w:color="1F3864"/>
         </w:pBdr>
+        <w:shd w:val="clear" w:fill="F2F5FA"/>
       </w:pPr>
       <w:r>
         <w:rPr>
           <w:b/>
-          <w:sz w:val="20"/>
         </w:rPr>
         <w:t>两种层次</w:t>
       </w:r>
     </w:p>
     <w:p>
       <w:pPr>
-        <w:spacing w:before="40" w:after="80"/>
-        <w:ind w:left="283"/>
-        <w:shd w:val="clear" w:color="auto" w:fill="EEF2F8"/>
+        <w:ind w:left="170"/>
         <w:pBdr>
-          <w:left w:val="single" w:sz="20" w:space="6" w:color="1F3864"/>
+          <w:left w:val="single" w:sz="18" w:space="4" w:color="1F3864"/>
         </w:pBdr>
-      </w:pPr>
-      <w:r>
-        <w:rPr>
-          <w:sz w:val="20"/>
+        <w:shd w:val="clear" w:fill="F2F5FA"/>
+      </w:pPr>
+      <w:r>
+        <w:rPr>
+          <w:b w:val="0"/>
         </w:rPr>
         <w:t>这些心理素质就大的范围、种类来分可以分为两种层次，一种称为初级的心理素质，这个叫 pubbabhāga，有人把它翻译成叫"初级"，有人把它翻译成叫"前分"，是指"慈悲喜舍"四梵住，在欲界生起来的心，就是我们日常生活中生起来的慈悲喜舍，那是属于欲界心。然后如果我们去练习慈悲喜舍的禅那，而证得禅那，那是色界的心。从色界、欲界两个界的角度上来分有两种。</w:t>
       </w:r>
     </w:p>
     <w:p>
       <w:pPr>
-        <w:spacing w:before="40" w:after="80"/>
-        <w:ind w:left="283"/>
-        <w:shd w:val="clear" w:color="auto" w:fill="EEF2F8"/>
+        <w:ind w:left="170"/>
         <w:pBdr>
-          <w:left w:val="single" w:sz="20" w:space="6" w:color="1F3864"/>
+          <w:left w:val="single" w:sz="18" w:space="4" w:color="1F3864"/>
         </w:pBdr>
-      </w:pPr>
-      <w:r>
-        <w:rPr>
-          <w:sz w:val="20"/>
+        <w:shd w:val="clear" w:fill="F2F5FA"/>
+      </w:pPr>
+      <w:r>
+        <w:rPr>
+          <w:b w:val="0"/>
         </w:rPr>
         <w:t>"慈悲喜"梵住可以证得初禅、二禅、三禅；而舍呢，只有第四禅。</w:t>
       </w:r>
@@ -3384,46 +3966,42 @@
       <w:r>
         <w:rPr>
           <w:b/>
-          <w:sz w:val="21"/>
         </w:rPr>
         <w:t>◈扩展段落（可选）</w:t>
       </w:r>
       <w:r>
         <w:rPr>
-          <w:sz w:val="21"/>
+          <w:b w:val="0"/>
         </w:rPr>
         <w:t>【默读／选读／延伸】</w:t>
       </w:r>
     </w:p>
     <w:p>
       <w:pPr>
-        <w:spacing w:before="40" w:after="80"/>
-        <w:ind w:left="283"/>
-        <w:shd w:val="clear" w:color="auto" w:fill="EEF2F8"/>
+        <w:ind w:left="170"/>
         <w:pBdr>
-          <w:left w:val="single" w:sz="20" w:space="6" w:color="1F3864"/>
+          <w:left w:val="single" w:sz="18" w:space="4" w:color="1F3864"/>
         </w:pBdr>
+        <w:shd w:val="clear" w:fill="F2F5FA"/>
       </w:pPr>
       <w:r>
         <w:rPr>
           <w:b/>
-          <w:sz w:val="20"/>
         </w:rPr>
         <w:t>什么是梵住</w:t>
       </w:r>
     </w:p>
     <w:p>
       <w:pPr>
-        <w:spacing w:before="40" w:after="80"/>
-        <w:ind w:left="283"/>
-        <w:shd w:val="clear" w:color="auto" w:fill="EEF2F8"/>
+        <w:ind w:left="170"/>
         <w:pBdr>
-          <w:left w:val="single" w:sz="20" w:space="6" w:color="1F3864"/>
+          <w:left w:val="single" w:sz="18" w:space="4" w:color="1F3864"/>
         </w:pBdr>
-      </w:pPr>
-      <w:r>
-        <w:rPr>
-          <w:sz w:val="20"/>
+        <w:shd w:val="clear" w:fill="F2F5FA"/>
+      </w:pPr>
+      <w:r>
+        <w:rPr>
+          <w:b w:val="0"/>
         </w:rPr>
         <w:t>佛陀教导这四种崇高的心理素质或者心灵的境界。Mettā，karunā，muditā，upekkhā，慈、悲、喜、舍。在巴利经典里面，这四者被称为叫梵住，brahmavihāra。你的心超越了一般人的这种状态，它是一种崇高的、卓越的心理状态。那这种状态呢，就像这个梵一样，就像梵天一样，你的心像梵天一样。那么你的心住在跟梵天一样这种心的状态呢，称为梵住，你的心跟梵天一样的安住。</w:t>
       </w:r>
@@ -3432,46 +4010,42 @@
       <w:r>
         <w:rPr>
           <w:b/>
-          <w:sz w:val="21"/>
         </w:rPr>
         <w:t>★核心段落（必读）</w:t>
       </w:r>
       <w:r>
         <w:rPr>
-          <w:sz w:val="21"/>
+          <w:b w:val="0"/>
         </w:rPr>
         <w:t>【本周朗读段】</w:t>
       </w:r>
     </w:p>
     <w:p>
       <w:pPr>
-        <w:spacing w:before="40" w:after="80"/>
-        <w:ind w:left="283"/>
-        <w:shd w:val="clear" w:color="auto" w:fill="EEF2F8"/>
+        <w:ind w:left="170"/>
         <w:pBdr>
-          <w:left w:val="single" w:sz="20" w:space="6" w:color="1F3864"/>
+          <w:left w:val="single" w:sz="18" w:space="4" w:color="1F3864"/>
         </w:pBdr>
+        <w:shd w:val="clear" w:fill="F2F5FA"/>
       </w:pPr>
       <w:r>
         <w:rPr>
           <w:b/>
-          <w:sz w:val="20"/>
         </w:rPr>
         <w:t>四梵住的价值</w:t>
       </w:r>
     </w:p>
     <w:p>
       <w:pPr>
-        <w:spacing w:before="40" w:after="80"/>
-        <w:ind w:left="283"/>
-        <w:shd w:val="clear" w:color="auto" w:fill="EEF2F8"/>
+        <w:ind w:left="170"/>
         <w:pBdr>
-          <w:left w:val="single" w:sz="20" w:space="6" w:color="1F3864"/>
+          <w:left w:val="single" w:sz="18" w:space="4" w:color="1F3864"/>
         </w:pBdr>
-      </w:pPr>
-      <w:r>
-        <w:rPr>
-          <w:sz w:val="20"/>
+        <w:shd w:val="clear" w:fill="F2F5FA"/>
+      </w:pPr>
+      <w:r>
+        <w:rPr>
+          <w:b w:val="0"/>
         </w:rPr>
         <w:t>四梵住，之所以我们称为叫超越或者崇高，是因为他们以最正确，最理想的行为方式来对待有情。请大家记住，对待有情最正确、最理想的方式就是慈悲喜舍。那么事实上呢，我们如果有去运用的时候，你会发现，"慈悲喜舍"为人与人之间的互动，提供了最佳的方式。慈悲喜舍是压力的疏解剂，是社会和平的缔造者，是解决社会冲突的根本药方，也是我们在生存奋斗中创伤的疗愈者。</w:t>
       </w:r>
@@ -3480,228 +4054,183 @@
       <w:r>
         <w:rPr>
           <w:b/>
-          <w:sz w:val="21"/>
         </w:rPr>
         <w:t>◈扩展段落（可选）</w:t>
       </w:r>
       <w:r>
         <w:rPr>
-          <w:sz w:val="21"/>
+          <w:b w:val="0"/>
         </w:rPr>
         <w:t>【默读／选读／延伸】</w:t>
       </w:r>
     </w:p>
     <w:p>
       <w:pPr>
-        <w:spacing w:before="40" w:after="80"/>
-        <w:ind w:left="283"/>
-        <w:shd w:val="clear" w:color="auto" w:fill="EEF2F8"/>
+        <w:ind w:left="170"/>
         <w:pBdr>
-          <w:left w:val="single" w:sz="20" w:space="6" w:color="1F3864"/>
+          <w:left w:val="single" w:sz="18" w:space="4" w:color="1F3864"/>
         </w:pBdr>
+        <w:shd w:val="clear" w:fill="F2F5FA"/>
       </w:pPr>
       <w:r>
         <w:rPr>
           <w:b/>
-          <w:sz w:val="20"/>
         </w:rPr>
         <w:t>梵住是"住"——让慈悲喜舍成为心的家</w:t>
       </w:r>
     </w:p>
     <w:p>
       <w:pPr>
-        <w:spacing w:before="40" w:after="80"/>
-        <w:ind w:left="283"/>
-        <w:shd w:val="clear" w:color="auto" w:fill="EEF2F8"/>
+        <w:ind w:left="170"/>
         <w:pBdr>
-          <w:left w:val="single" w:sz="20" w:space="6" w:color="1F3864"/>
+          <w:left w:val="single" w:sz="18" w:space="4" w:color="1F3864"/>
         </w:pBdr>
-      </w:pPr>
-      <w:r>
-        <w:rPr>
-          <w:sz w:val="20"/>
+        <w:shd w:val="clear" w:fill="F2F5FA"/>
+      </w:pPr>
+      <w:r>
+        <w:rPr>
+          <w:b w:val="0"/>
         </w:rPr>
         <w:t>梵住这个"住"，就是应该成为我们的内心时常停留的状态，把这种慈悲喜舍当做我们心的家，而不是偶尔短暂拜访一下，然后就忘记掉了。说修一下慈心啊，OK、OK，修一下，然后就忘了，那就不叫梵住，那就是拜访。换句话说就是要让四梵住完全充盈于我们的内心，成为我们心流里不会断流的素质，在一切日常生活中都能够体现出来。</w:t>
       </w:r>
     </w:p>
     <w:p>
       <w:pPr>
-        <w:spacing w:before="40" w:after="80"/>
-        <w:ind w:left="283"/>
-        <w:shd w:val="clear" w:color="auto" w:fill="EEF2F8"/>
+        <w:ind w:left="170"/>
         <w:pBdr>
-          <w:left w:val="single" w:sz="20" w:space="6" w:color="1F3864"/>
+          <w:left w:val="single" w:sz="18" w:space="4" w:color="1F3864"/>
         </w:pBdr>
-      </w:pPr>
-      <w:r>
-        <w:rPr>
-          <w:sz w:val="20"/>
+        <w:shd w:val="clear" w:fill="F2F5FA"/>
+      </w:pPr>
+      <w:r>
+        <w:rPr>
+          <w:b w:val="0"/>
         </w:rPr>
         <w:t>修习四梵住要破除尊敬的、亲爱的、一般的、怨敌界限，对各种族群，各种生类，十方的世界要破除界限平等梵住。这样修下来，才能真正彻底地改善心得素质，慈悲喜舍梵住的特质，才会深深地烙印在心流里，成为不可动摇的、自发的素质。</w:t>
       </w:r>
     </w:p>
     <w:p>
-      <w:pPr>
-        <w:spacing w:before="120" w:after="80"/>
-      </w:pPr>
-      <w:r>
-        <w:rPr>
-          <w:rFonts w:ascii="Microsoft YaHei" w:hAnsi="Microsoft YaHei" w:eastAsia="Microsoft YaHei"/>
+      <w:r>
+        <w:rPr>
           <w:b/>
           <w:color w:val="1F3864"/>
-          <w:sz w:val="25"/>
+          <w:sz w:val="23"/>
         </w:rPr>
         <w:t>原文材料②：悲（karunā）——拔除众生苦</w:t>
       </w:r>
     </w:p>
     <w:p>
       <w:pPr>
-        <w:spacing w:before="40" w:after="80"/>
-        <w:ind w:left="283"/>
-        <w:shd w:val="clear" w:color="auto" w:fill="EEF2F8"/>
+        <w:ind w:left="170"/>
         <w:pBdr>
-          <w:left w:val="single" w:sz="20" w:space="6" w:color="1F3864"/>
+          <w:left w:val="single" w:sz="18" w:space="4" w:color="1F3864"/>
         </w:pBdr>
+        <w:shd w:val="clear" w:fill="F2F5FA"/>
       </w:pPr>
       <w:r>
         <w:rPr>
           <w:b/>
-          <w:sz w:val="20"/>
         </w:rPr>
         <w:t>段落优先级</w:t>
       </w:r>
       <w:r>
         <w:rPr>
-          <w:sz w:val="20"/>
+          <w:b w:val="0"/>
         </w:rPr>
         <w:t>：★核心必读（时间不够时只读这段）｜◈可选（时间富余时读）</w:t>
       </w:r>
     </w:p>
     <w:p>
       <w:pPr>
-        <w:ind w:left="340"/>
-      </w:pPr>
-      <w:r>
-        <w:rPr>
-          <w:color w:val="1F3864"/>
-          <w:sz w:val="21"/>
-        </w:rPr>
-        <w:t xml:space="preserve">• </w:t>
-      </w:r>
+        <w:pStyle w:val="ListBullet"/>
+      </w:pPr>
       <w:r>
         <w:rPr>
           <w:b/>
-          <w:sz w:val="21"/>
         </w:rPr>
         <w:t>标题</w:t>
       </w:r>
       <w:r>
         <w:rPr>
-          <w:sz w:val="21"/>
+          <w:b w:val="0"/>
         </w:rPr>
         <w:t>：第91讲 悲&amp;正语&amp;正业&amp;正命1-共修版（云端起观二期90天）</w:t>
       </w:r>
     </w:p>
     <w:p>
       <w:pPr>
-        <w:ind w:left="340"/>
-      </w:pPr>
-      <w:r>
-        <w:rPr>
-          <w:color w:val="1F3864"/>
-          <w:sz w:val="21"/>
-        </w:rPr>
-        <w:t xml:space="preserve">• </w:t>
-      </w:r>
+        <w:pStyle w:val="ListBullet"/>
+      </w:pPr>
       <w:r>
         <w:rPr>
           <w:b/>
-          <w:sz w:val="21"/>
         </w:rPr>
         <w:t>文件类型</w:t>
       </w:r>
       <w:r>
         <w:rPr>
-          <w:sz w:val="21"/>
+          <w:b w:val="0"/>
         </w:rPr>
         <w:t>：PDF课件（文字版）</w:t>
       </w:r>
     </w:p>
     <w:p>
       <w:pPr>
-        <w:ind w:left="340"/>
-      </w:pPr>
-      <w:r>
-        <w:rPr>
-          <w:color w:val="1F3864"/>
-          <w:sz w:val="21"/>
-        </w:rPr>
-        <w:t xml:space="preserve">• </w:t>
-      </w:r>
+        <w:pStyle w:val="ListBullet"/>
+      </w:pPr>
       <w:r>
         <w:rPr>
           <w:b/>
-          <w:sz w:val="21"/>
         </w:rPr>
         <w:t>media_id</w:t>
       </w:r>
       <w:r>
         <w:rPr>
-          <w:sz w:val="21"/>
-        </w:rPr>
-        <w:t>：`pdf_d0dd1c0cd17209afe241ece24bf6b7b4_36ce6c984dd5a3bf84b47783d20d481e7439961422831605`</w:t>
-      </w:r>
-    </w:p>
-    <w:p>
-      <w:pPr>
-        <w:ind w:left="340"/>
-      </w:pPr>
-      <w:r>
-        <w:rPr>
-          <w:color w:val="1F3864"/>
-          <w:sz w:val="21"/>
-        </w:rPr>
-        <w:t xml:space="preserve">• </w:t>
-      </w:r>
+          <w:b w:val="0"/>
+        </w:rPr>
+        <w:t>：pdf_d0dd1c0cd17209afe241ece24bf6b7b4_36ce6c984dd5a3bf84b47783d20d481e7439961422831605</w:t>
+      </w:r>
+    </w:p>
+    <w:p>
+      <w:pPr>
+        <w:pStyle w:val="ListBullet"/>
+      </w:pPr>
       <w:r>
         <w:rPr>
           <w:b/>
-          <w:sz w:val="21"/>
         </w:rPr>
         <w:t>打开方式</w:t>
       </w:r>
       <w:r>
         <w:rPr>
-          <w:sz w:val="21"/>
+          <w:b w:val="0"/>
         </w:rPr>
         <w:t>：ima知识库搜索「第91讲 悲」即可打开</w:t>
       </w:r>
     </w:p>
     <w:p>
       <w:pPr>
-        <w:spacing w:before="40" w:after="80"/>
-        <w:ind w:left="283"/>
-        <w:shd w:val="clear" w:color="auto" w:fill="EEF2F8"/>
+        <w:ind w:left="170"/>
         <w:pBdr>
-          <w:left w:val="single" w:sz="20" w:space="6" w:color="1F3864"/>
+          <w:left w:val="single" w:sz="18" w:space="4" w:color="1F3864"/>
         </w:pBdr>
-      </w:pPr>
-      <w:r>
-        <w:rPr>
-          <w:sz w:val="20"/>
+        <w:shd w:val="clear" w:fill="F2F5FA"/>
+      </w:pPr>
+      <w:r>
+        <w:rPr>
+          <w:b w:val="0"/>
         </w:rPr>
         <w:t xml:space="preserve">📎 </w:t>
       </w:r>
       <w:r>
         <w:rPr>
           <w:b/>
-          <w:sz w:val="20"/>
         </w:rPr>
         <w:t>完整原文见知识库《第91讲 悲&amp;正语&amp;正业&amp;正命1》PDF</w:t>
       </w:r>
       <w:r>
         <w:rPr>
-          <w:sz w:val="20"/>
+          <w:b w:val="0"/>
         </w:rPr>
         <w:t>，以下为悲心所部分完整文字（整理自原文，未增删原意）：</w:t>
       </w:r>
@@ -3710,13 +4239,12 @@
       <w:r>
         <w:rPr>
           <w:b/>
-          <w:sz w:val="21"/>
         </w:rPr>
         <w:t>★核心段落（必读）</w:t>
       </w:r>
       <w:r>
         <w:rPr>
-          <w:sz w:val="21"/>
+          <w:b w:val="0"/>
         </w:rPr>
         <w:t>【本周朗读段】</w:t>
       </w:r>
@@ -3725,82 +4253,57 @@
       <w:r>
         <w:rPr>
           <w:b/>
-          <w:sz w:val="21"/>
         </w:rPr>
         <w:t>悲心所的特相、作用、现起</w:t>
       </w:r>
     </w:p>
     <w:p>
       <w:pPr>
-        <w:ind w:left="340"/>
-      </w:pPr>
-      <w:r>
-        <w:rPr>
-          <w:color w:val="1F3864"/>
-          <w:sz w:val="21"/>
-        </w:rPr>
-        <w:t xml:space="preserve">• </w:t>
-      </w:r>
+        <w:pStyle w:val="ListBullet"/>
+      </w:pPr>
       <w:r>
         <w:rPr>
           <w:b/>
-          <w:sz w:val="21"/>
         </w:rPr>
         <w:t>特相</w:t>
       </w:r>
       <w:r>
         <w:rPr>
-          <w:sz w:val="21"/>
+          <w:b w:val="0"/>
         </w:rPr>
         <w:t>：要拔除众生的苦。</w:t>
       </w:r>
     </w:p>
     <w:p>
       <w:pPr>
-        <w:ind w:left="340"/>
-      </w:pPr>
-      <w:r>
-        <w:rPr>
-          <w:color w:val="1F3864"/>
-          <w:sz w:val="21"/>
-        </w:rPr>
-        <w:t xml:space="preserve">• </w:t>
-      </w:r>
+        <w:pStyle w:val="ListBullet"/>
+      </w:pPr>
       <w:r>
         <w:rPr>
           <w:b/>
-          <w:sz w:val="21"/>
         </w:rPr>
         <w:t>作用</w:t>
       </w:r>
       <w:r>
         <w:rPr>
-          <w:sz w:val="21"/>
+          <w:b w:val="0"/>
         </w:rPr>
         <w:t>：它不能够忍受众生受苦，看到或听到受苦众生的现状不能够忍受；镇伏想要加害众生的心。因为有悲的这种缘故，就不会起想加害众生的这种心，这种伤害众生、虐待众生的心，就被这个悲镇伏了。悲心的成就是对瞋的镇伏断。</w:t>
       </w:r>
     </w:p>
     <w:p>
       <w:pPr>
-        <w:ind w:left="340"/>
-      </w:pPr>
-      <w:r>
-        <w:rPr>
-          <w:color w:val="1F3864"/>
-          <w:sz w:val="21"/>
-        </w:rPr>
-        <w:t xml:space="preserve">• </w:t>
-      </w:r>
+        <w:pStyle w:val="ListBullet"/>
+      </w:pPr>
       <w:r>
         <w:rPr>
           <w:b/>
-          <w:sz w:val="21"/>
         </w:rPr>
         <w:t>现起</w:t>
       </w:r>
       <w:r>
         <w:rPr>
-          <w:sz w:val="21"/>
+          <w:b w:val="0"/>
         </w:rPr>
         <w:t>：没有害——心理没有害、没有害人或害的心。能够降伏、镇伏想要去加害或者生起害寻、瞋寻的心理素质。不想用身语意去伤害其他人，或者让对方受苦。像《慈经》讲的一样，"不以瞋怒相而希望对方受苦"。</w:t>
       </w:r>
@@ -3809,13 +4312,12 @@
       <w:r>
         <w:rPr>
           <w:b/>
-          <w:sz w:val="21"/>
         </w:rPr>
         <w:t>◈扩展段落</w:t>
       </w:r>
       <w:r>
         <w:rPr>
-          <w:sz w:val="21"/>
+          <w:b w:val="0"/>
         </w:rPr>
         <w:t>（可选）【默读／选读／延伸】</w:t>
       </w:r>
@@ -3824,7 +4326,6 @@
       <w:r>
         <w:rPr>
           <w:b/>
-          <w:sz w:val="21"/>
         </w:rPr>
         <w:t>两种悲心的状态</w:t>
       </w:r>
@@ -3832,7 +4333,7 @@
     <w:p>
       <w:r>
         <w:rPr>
-          <w:sz w:val="21"/>
+          <w:b w:val="0"/>
         </w:rPr>
         <w:t>第一种，你看到"啊！这个人很有苦啊，有难啊"，内心起念头"希望他没有苦，希望他没有难"，这个就是悲心了。但是如果你进一步说"我想帮他去除，我怎么去帮他解决？"这是更积极的一种悲心了。另外，就是悲心展开，就是我们说同理心、感同身受，以同理心去体会这个受苦人的苦难，然后生起"我要帮助他去除这个苦"，然后展开我们的心胸，去感受这个众生的苦，从而引发更多的对苦的看待，以及对受苦众生的理解，那这是一个更大的悲心的角度了。</w:t>
       </w:r>
@@ -3841,13 +4342,12 @@
       <w:r>
         <w:rPr>
           <w:b/>
-          <w:sz w:val="21"/>
         </w:rPr>
         <w:t>◈扩展段落</w:t>
       </w:r>
       <w:r>
         <w:rPr>
-          <w:sz w:val="21"/>
+          <w:b w:val="0"/>
         </w:rPr>
         <w:t>（可选）【默读／选读／延伸】</w:t>
       </w:r>
@@ -3856,7 +4356,6 @@
       <w:r>
         <w:rPr>
           <w:b/>
-          <w:sz w:val="21"/>
         </w:rPr>
         <w:t>悲心的失坏——不要误把忧愁当悲心</w:t>
       </w:r>
@@ -3864,7 +4363,7 @@
     <w:p>
       <w:r>
         <w:rPr>
-          <w:sz w:val="21"/>
+          <w:b w:val="0"/>
         </w:rPr>
         <w:t>如果看到痛苦的众生想要拔除他的痛苦，同时生起了悲伤、悲痛、忧愁的心，这是悲心的失坏。忧愁是烦恼，是不善心。如果一个人看到其他的生命痛苦，内心充满着悲伤、忧泣"啊，我很悲痛，我也很痛苦！"那这个是错误地把忧悲苦恼当成悲悯，以为忧悲苦恼就是悲心，这是错误的。这个是把自己骗了，也把别人骗了，把不善心当作善心。这是要注意的一个点。</w:t>
       </w:r>
@@ -3873,13 +4372,12 @@
       <w:r>
         <w:rPr>
           <w:b/>
-          <w:sz w:val="21"/>
         </w:rPr>
         <w:t>◈扩展段落</w:t>
       </w:r>
       <w:r>
         <w:rPr>
-          <w:sz w:val="21"/>
+          <w:b w:val="0"/>
         </w:rPr>
         <w:t>（可选）【默读／选读／延伸】</w:t>
       </w:r>
@@ -3888,7 +4386,6 @@
       <w:r>
         <w:rPr>
           <w:b/>
-          <w:sz w:val="21"/>
         </w:rPr>
         <w:t>佛陀的大悲心——我们学习的榜样</w:t>
       </w:r>
@@ -3896,7 +4393,7 @@
     <w:p>
       <w:r>
         <w:rPr>
-          <w:sz w:val="21"/>
+          <w:b w:val="0"/>
         </w:rPr>
         <w:t>佛陀具有大悲心。佛陀大悲心可以用大悲定来表现的。大悲定是佛陀独有的一种智慧。佛陀每天只睡两个小时，每天凌晨一起来，他就入大悲定。入大悲定干嘛呢？以他的大悲定的智慧，以佛眼观察整个三十一界或其他轮围界的众生，看哪一个众生具有"得度"的机会。自然而然地，能够被度的这个众生的影像和状态就会呈现在他的大悲定的心里面。佛陀以这种完全大悲的心，去面对一切受苦的众生。</w:t>
       </w:r>
@@ -3904,173 +4401,133 @@
     <w:p>
       <w:r>
         <w:rPr>
-          <w:sz w:val="21"/>
+          <w:b w:val="0"/>
         </w:rPr>
         <w:t>如果我们想成为佛陀，就要学习怎样以大悲的这种展开的心胸去感受众生的痛苦，而不是看到痛苦的时候心紧缩起来了。我们至少可以效仿佛陀，每天早上一醒过来，试着展开心胸，给四周的众生散播一下悲心——愿大家都没有苦。起床的时候，在家里也看看四周有什么人有痛苦，身体的痛苦和内心的痛苦，能不能帮他的忙，能不能给予他方便，这是练习悲的一个很好的方式，向佛陀学习。</w:t>
       </w:r>
     </w:p>
     <w:p>
-      <w:pPr>
-        <w:spacing w:before="120" w:after="80"/>
-      </w:pPr>
-      <w:r>
-        <w:rPr>
-          <w:rFonts w:ascii="Microsoft YaHei" w:hAnsi="Microsoft YaHei" w:eastAsia="Microsoft YaHei"/>
+      <w:r>
+        <w:rPr>
           <w:b/>
           <w:color w:val="1F3864"/>
-          <w:sz w:val="25"/>
+          <w:sz w:val="23"/>
         </w:rPr>
         <w:t>原文材料③：喜（随喜，muditā）——嫉妒的解药</w:t>
       </w:r>
     </w:p>
     <w:p>
       <w:pPr>
-        <w:spacing w:before="40" w:after="80"/>
-        <w:ind w:left="283"/>
-        <w:shd w:val="clear" w:color="auto" w:fill="EEF2F8"/>
+        <w:ind w:left="170"/>
         <w:pBdr>
-          <w:left w:val="single" w:sz="20" w:space="6" w:color="1F3864"/>
+          <w:left w:val="single" w:sz="18" w:space="4" w:color="1F3864"/>
         </w:pBdr>
+        <w:shd w:val="clear" w:fill="F2F5FA"/>
       </w:pPr>
       <w:r>
         <w:rPr>
           <w:b/>
-          <w:sz w:val="20"/>
         </w:rPr>
         <w:t>段落优先级</w:t>
       </w:r>
       <w:r>
         <w:rPr>
-          <w:sz w:val="20"/>
+          <w:b w:val="0"/>
         </w:rPr>
         <w:t>：★核心必读（时间不够时只读这段）｜◈可选（时间富余时读）</w:t>
       </w:r>
     </w:p>
     <w:p>
       <w:pPr>
-        <w:ind w:left="340"/>
-      </w:pPr>
-      <w:r>
-        <w:rPr>
-          <w:color w:val="1F3864"/>
-          <w:sz w:val="21"/>
-        </w:rPr>
-        <w:t xml:space="preserve">• </w:t>
-      </w:r>
+        <w:pStyle w:val="ListBullet"/>
+      </w:pPr>
       <w:r>
         <w:rPr>
           <w:b/>
-          <w:sz w:val="21"/>
         </w:rPr>
         <w:t>标题</w:t>
       </w:r>
       <w:r>
         <w:rPr>
-          <w:sz w:val="21"/>
+          <w:b w:val="0"/>
         </w:rPr>
         <w:t>：第60课 嫉1&amp;随喜1-共修版（云端起观二期90天）</w:t>
       </w:r>
     </w:p>
     <w:p>
       <w:pPr>
-        <w:ind w:left="340"/>
-      </w:pPr>
-      <w:r>
-        <w:rPr>
-          <w:color w:val="1F3864"/>
-          <w:sz w:val="21"/>
-        </w:rPr>
-        <w:t xml:space="preserve">• </w:t>
-      </w:r>
+        <w:pStyle w:val="ListBullet"/>
+      </w:pPr>
       <w:r>
         <w:rPr>
           <w:b/>
-          <w:sz w:val="21"/>
         </w:rPr>
         <w:t>文件类型</w:t>
       </w:r>
       <w:r>
         <w:rPr>
-          <w:sz w:val="21"/>
+          <w:b w:val="0"/>
         </w:rPr>
         <w:t>：PDF课件（文字版）</w:t>
       </w:r>
     </w:p>
     <w:p>
       <w:pPr>
-        <w:ind w:left="340"/>
-      </w:pPr>
-      <w:r>
-        <w:rPr>
-          <w:color w:val="1F3864"/>
-          <w:sz w:val="21"/>
-        </w:rPr>
-        <w:t xml:space="preserve">• </w:t>
-      </w:r>
+        <w:pStyle w:val="ListBullet"/>
+      </w:pPr>
       <w:r>
         <w:rPr>
           <w:b/>
-          <w:sz w:val="21"/>
         </w:rPr>
         <w:t>media_id</w:t>
       </w:r>
       <w:r>
         <w:rPr>
-          <w:sz w:val="21"/>
-        </w:rPr>
-        <w:t>：`pdf_d0dd1c0cd17209afe241ece24bf6b7b4_6f934248ef8141125d71e4ef5c19dd9c7439961422831605`</w:t>
-      </w:r>
-    </w:p>
-    <w:p>
-      <w:pPr>
-        <w:ind w:left="340"/>
-      </w:pPr>
-      <w:r>
-        <w:rPr>
-          <w:color w:val="1F3864"/>
-          <w:sz w:val="21"/>
-        </w:rPr>
-        <w:t xml:space="preserve">• </w:t>
-      </w:r>
+          <w:b w:val="0"/>
+        </w:rPr>
+        <w:t>：pdf_d0dd1c0cd17209afe241ece24bf6b7b4_6f934248ef8141125d71e4ef5c19dd9c7439961422831605</w:t>
+      </w:r>
+    </w:p>
+    <w:p>
+      <w:pPr>
+        <w:pStyle w:val="ListBullet"/>
+      </w:pPr>
       <w:r>
         <w:rPr>
           <w:b/>
-          <w:sz w:val="21"/>
         </w:rPr>
         <w:t>打开方式</w:t>
       </w:r>
       <w:r>
         <w:rPr>
-          <w:sz w:val="21"/>
+          <w:b w:val="0"/>
         </w:rPr>
         <w:t>：ima知识库搜索「第60课 嫉1随喜1」即可打开</w:t>
       </w:r>
     </w:p>
     <w:p>
       <w:pPr>
-        <w:spacing w:before="40" w:after="80"/>
-        <w:ind w:left="283"/>
-        <w:shd w:val="clear" w:color="auto" w:fill="EEF2F8"/>
+        <w:ind w:left="170"/>
         <w:pBdr>
-          <w:left w:val="single" w:sz="20" w:space="6" w:color="1F3864"/>
+          <w:left w:val="single" w:sz="18" w:space="4" w:color="1F3864"/>
         </w:pBdr>
-      </w:pPr>
-      <w:r>
-        <w:rPr>
-          <w:sz w:val="20"/>
+        <w:shd w:val="clear" w:fill="F2F5FA"/>
+      </w:pPr>
+      <w:r>
+        <w:rPr>
+          <w:b w:val="0"/>
         </w:rPr>
         <w:t xml:space="preserve">📎 </w:t>
       </w:r>
       <w:r>
         <w:rPr>
           <w:b/>
-          <w:sz w:val="20"/>
         </w:rPr>
         <w:t>完整原文见知识库《第60课 嫉1&amp;随喜1》PDF</w:t>
       </w:r>
       <w:r>
         <w:rPr>
-          <w:sz w:val="20"/>
+          <w:b w:val="0"/>
         </w:rPr>
         <w:t>，以下为课程完整文字（整理自原文，未增删原意）：</w:t>
       </w:r>
@@ -4079,13 +4536,12 @@
       <w:r>
         <w:rPr>
           <w:b/>
-          <w:sz w:val="21"/>
         </w:rPr>
         <w:t>★核心段落（必读）</w:t>
       </w:r>
       <w:r>
         <w:rPr>
-          <w:sz w:val="21"/>
+          <w:b w:val="0"/>
         </w:rPr>
         <w:t>【本周朗读段】</w:t>
       </w:r>
@@ -4094,7 +4550,6 @@
       <w:r>
         <w:rPr>
           <w:b/>
-          <w:sz w:val="21"/>
         </w:rPr>
         <w:t>嫉妒（issā）与随喜（muditā）——一对相反的素质</w:t>
       </w:r>
@@ -4102,7 +4557,7 @@
     <w:p>
       <w:r>
         <w:rPr>
-          <w:sz w:val="21"/>
+          <w:b w:val="0"/>
         </w:rPr>
         <w:t>嫉妒和随喜（muditā），是一对，这两种心的素质是相反的。四梵住——慈悲喜舍是四种根本美德。如果我们没有这四种根本美德，没有随喜（muditā），与人相处就很难如理作意。当看到或者听到身边这些与自己相关的人有成就时，内心就会生起不满、嫉妒、受不了、很不舒服的感觉，然后在明里暗里去贬低他、诋毁他。</w:t>
       </w:r>
@@ -4110,7 +4565,7 @@
     <w:p>
       <w:r>
         <w:rPr>
-          <w:sz w:val="21"/>
+          <w:b w:val="0"/>
         </w:rPr>
         <w:t>内心有嫉（issā）的人，存心不良，内心会经历羡嫉。但是有随喜（muditā）的人，有四梵住四种根本美德的人、心地高尚的人，他看到别人的成就反而会为这样的人感到高兴，而且他会真诚地赞扬他人的成功。这就跟嫉妒心不一样。嫉妒心是让人感到不高兴，然后诋毁；随喜的人是感到欢喜，然后真诚地赞叹。</w:t>
       </w:r>
@@ -4119,13 +4574,12 @@
       <w:r>
         <w:rPr>
           <w:b/>
-          <w:sz w:val="21"/>
         </w:rPr>
         <w:t>◈扩展段落</w:t>
       </w:r>
       <w:r>
         <w:rPr>
-          <w:sz w:val="21"/>
+          <w:b w:val="0"/>
         </w:rPr>
         <w:t>（可选）【默读／选读／延伸】</w:t>
       </w:r>
@@ -4134,61 +4588,39 @@
       <w:r>
         <w:rPr>
           <w:b/>
-          <w:sz w:val="21"/>
         </w:rPr>
         <w:t>随喜的特相、作用、现起</w:t>
       </w:r>
     </w:p>
     <w:p>
       <w:pPr>
-        <w:ind w:left="340"/>
-      </w:pPr>
-      <w:r>
-        <w:rPr>
-          <w:color w:val="1F3864"/>
-          <w:sz w:val="21"/>
-        </w:rPr>
-        <w:t xml:space="preserve">• </w:t>
-      </w:r>
-      <w:r>
-        <w:rPr>
-          <w:sz w:val="21"/>
+        <w:pStyle w:val="ListBullet"/>
+      </w:pPr>
+      <w:r>
+        <w:rPr>
+          <w:b w:val="0"/>
         </w:rPr>
         <w:t>随喜的特相，是对他人的成就随喜，对有成就的快乐有情觉得欢喜，包括快乐有情的地位、财富、容貌，你都会感到开心，感到随喜。</w:t>
       </w:r>
     </w:p>
     <w:p>
       <w:pPr>
-        <w:ind w:left="340"/>
-      </w:pPr>
-      <w:r>
-        <w:rPr>
-          <w:color w:val="1F3864"/>
-          <w:sz w:val="21"/>
-        </w:rPr>
-        <w:t xml:space="preserve">• </w:t>
-      </w:r>
-      <w:r>
-        <w:rPr>
-          <w:sz w:val="21"/>
+        <w:pStyle w:val="ListBullet"/>
+      </w:pPr>
+      <w:r>
+        <w:rPr>
+          <w:b w:val="0"/>
         </w:rPr>
         <w:t>随喜的作用，就是不会嫉妒他人的成就。它跟嫉妒是相反的，它能够去除嫉妒这种心理素质。所以正如掉举和一境性是完全相反的，随喜和嫉妒也是完全相反的。随喜（muditā）这个心生起来，就能够把嫉（issā）这种心铲除掉。</w:t>
       </w:r>
     </w:p>
     <w:p>
       <w:pPr>
-        <w:ind w:left="340"/>
-      </w:pPr>
-      <w:r>
-        <w:rPr>
-          <w:color w:val="1F3864"/>
-          <w:sz w:val="21"/>
-        </w:rPr>
-        <w:t xml:space="preserve">• </w:t>
-      </w:r>
-      <w:r>
-        <w:rPr>
-          <w:sz w:val="21"/>
+        <w:pStyle w:val="ListBullet"/>
+      </w:pPr>
+      <w:r>
+        <w:rPr>
+          <w:b w:val="0"/>
         </w:rPr>
         <w:t>随喜的现起，就是对于他人的成就，你内心里面没有厌恶感。当你的随喜心起来的时候，你内心会呈现出那种厌恶感被去掉了、被铲除的感觉；厌恶感被驱除之后，随喜的感觉生起来。如果有厌恶感，我们的随喜就不会起来。</w:t>
       </w:r>
@@ -4197,13 +4629,12 @@
       <w:r>
         <w:rPr>
           <w:b/>
-          <w:sz w:val="21"/>
         </w:rPr>
         <w:t>◈扩展段落</w:t>
       </w:r>
       <w:r>
         <w:rPr>
-          <w:sz w:val="21"/>
+          <w:b w:val="0"/>
         </w:rPr>
         <w:t>（可选）【默读／选读／延伸】</w:t>
       </w:r>
@@ -4212,7 +4643,6 @@
       <w:r>
         <w:rPr>
           <w:b/>
-          <w:sz w:val="21"/>
         </w:rPr>
         <w:t>随喜的近因——如理作意</w:t>
       </w:r>
@@ -4220,7 +4650,7 @@
     <w:p>
       <w:r>
         <w:rPr>
-          <w:sz w:val="21"/>
+          <w:b w:val="0"/>
         </w:rPr>
         <w:t>当你去如理作意，思惟别人获得的成就、利益、地位、财貌，都是由于他们过去生造下的善业，有良好、高尚行为的种子，现在这个种子成熟了；这个种子在他努力、精进的汗水浇灌下，在智慧的滋养下，这个种子终于发芽了、成长了，因果不虚啊，真的很棒！会生起这样的心，就是随喜。</w:t>
       </w:r>
@@ -4229,179 +4659,138 @@
       <w:r>
         <w:rPr>
           <w:b/>
-          <w:sz w:val="21"/>
         </w:rPr>
         <w:t>⚠️ 注意（随喜的失败）</w:t>
       </w:r>
       <w:r>
         <w:rPr>
-          <w:sz w:val="21"/>
+          <w:b w:val="0"/>
         </w:rPr>
         <w:t>：当看到人们的成就时，如果他的兴奋快乐感是基于身体的乐受，本质是贪根的生起，以贪为基础的悦俱贪相应心生起，这种欢笑的喜悦生起了，那么随喜的心就消失了。这样的喜笑就是随喜的失败。</w:t>
       </w:r>
     </w:p>
     <w:p>
-      <w:pPr>
-        <w:spacing w:before="120" w:after="80"/>
-      </w:pPr>
-      <w:r>
-        <w:rPr>
-          <w:rFonts w:ascii="Microsoft YaHei" w:hAnsi="Microsoft YaHei" w:eastAsia="Microsoft YaHei"/>
+      <w:r>
+        <w:rPr>
           <w:b/>
           <w:color w:val="1F3864"/>
-          <w:sz w:val="25"/>
+          <w:sz w:val="23"/>
         </w:rPr>
         <w:t>原文材料④：舍（梵住舍/中舍性）——平等看待一切有情</w:t>
       </w:r>
     </w:p>
     <w:p>
       <w:pPr>
-        <w:spacing w:before="40" w:after="80"/>
-        <w:ind w:left="283"/>
-        <w:shd w:val="clear" w:color="auto" w:fill="EEF2F8"/>
+        <w:ind w:left="170"/>
         <w:pBdr>
-          <w:left w:val="single" w:sz="20" w:space="6" w:color="1F3864"/>
+          <w:left w:val="single" w:sz="18" w:space="4" w:color="1F3864"/>
         </w:pBdr>
+        <w:shd w:val="clear" w:fill="F2F5FA"/>
       </w:pPr>
       <w:r>
         <w:rPr>
           <w:b/>
-          <w:sz w:val="20"/>
         </w:rPr>
         <w:t>段落优先级</w:t>
       </w:r>
       <w:r>
         <w:rPr>
-          <w:sz w:val="20"/>
+          <w:b w:val="0"/>
         </w:rPr>
         <w:t>：★核心必读（时间不够时只读这段）｜◈可选（时间富余时读）</w:t>
       </w:r>
     </w:p>
     <w:p>
       <w:pPr>
-        <w:ind w:left="340"/>
-      </w:pPr>
-      <w:r>
-        <w:rPr>
-          <w:color w:val="1F3864"/>
-          <w:sz w:val="21"/>
-        </w:rPr>
-        <w:t xml:space="preserve">• </w:t>
-      </w:r>
+        <w:pStyle w:val="ListBullet"/>
+      </w:pPr>
       <w:r>
         <w:rPr>
           <w:b/>
-          <w:sz w:val="21"/>
         </w:rPr>
         <w:t>标题</w:t>
       </w:r>
       <w:r>
         <w:rPr>
-          <w:sz w:val="21"/>
+          <w:b w:val="0"/>
         </w:rPr>
         <w:t>：如来禅修学体系73-摄心所分别26-寻&amp;伺&amp;中舍性&amp;梵住舍-古源尊者（课件）</w:t>
       </w:r>
     </w:p>
     <w:p>
       <w:pPr>
-        <w:ind w:left="340"/>
-      </w:pPr>
-      <w:r>
-        <w:rPr>
-          <w:color w:val="1F3864"/>
-          <w:sz w:val="21"/>
-        </w:rPr>
-        <w:t xml:space="preserve">• </w:t>
-      </w:r>
+        <w:pStyle w:val="ListBullet"/>
+      </w:pPr>
       <w:r>
         <w:rPr>
           <w:b/>
-          <w:sz w:val="21"/>
         </w:rPr>
         <w:t>文件类型</w:t>
       </w:r>
       <w:r>
         <w:rPr>
-          <w:sz w:val="21"/>
+          <w:b w:val="0"/>
         </w:rPr>
         <w:t>：PDF课件（文字版）</w:t>
       </w:r>
     </w:p>
     <w:p>
       <w:pPr>
-        <w:ind w:left="340"/>
-      </w:pPr>
-      <w:r>
-        <w:rPr>
-          <w:color w:val="1F3864"/>
-          <w:sz w:val="21"/>
-        </w:rPr>
-        <w:t xml:space="preserve">• </w:t>
-      </w:r>
+        <w:pStyle w:val="ListBullet"/>
+      </w:pPr>
       <w:r>
         <w:rPr>
           <w:b/>
-          <w:sz w:val="21"/>
         </w:rPr>
         <w:t>media_id</w:t>
       </w:r>
       <w:r>
         <w:rPr>
-          <w:sz w:val="21"/>
-        </w:rPr>
-        <w:t>：`pdf_d0dd1c0cd17209afe241ece24bf6b7b4_ffef976b4babcbe233db7f338465f6c07439961422831605`</w:t>
-      </w:r>
-    </w:p>
-    <w:p>
-      <w:pPr>
-        <w:ind w:left="340"/>
-      </w:pPr>
-      <w:r>
-        <w:rPr>
-          <w:color w:val="1F3864"/>
-          <w:sz w:val="21"/>
-        </w:rPr>
-        <w:t xml:space="preserve">• </w:t>
-      </w:r>
+          <w:b w:val="0"/>
+        </w:rPr>
+        <w:t>：pdf_d0dd1c0cd17209afe241ece24bf6b7b4_ffef976b4babcbe233db7f338465f6c07439961422831605</w:t>
+      </w:r>
+    </w:p>
+    <w:p>
+      <w:pPr>
+        <w:pStyle w:val="ListBullet"/>
+      </w:pPr>
       <w:r>
         <w:rPr>
           <w:b/>
-          <w:sz w:val="21"/>
         </w:rPr>
         <w:t>打开方式</w:t>
       </w:r>
       <w:r>
         <w:rPr>
-          <w:sz w:val="21"/>
+          <w:b w:val="0"/>
         </w:rPr>
         <w:t>：ima知识库搜索「如来禅修学体系73」即可打开</w:t>
       </w:r>
     </w:p>
     <w:p>
       <w:pPr>
-        <w:spacing w:before="40" w:after="80"/>
-        <w:ind w:left="283"/>
-        <w:shd w:val="clear" w:color="auto" w:fill="EEF2F8"/>
+        <w:ind w:left="170"/>
         <w:pBdr>
-          <w:left w:val="single" w:sz="20" w:space="6" w:color="1F3864"/>
+          <w:left w:val="single" w:sz="18" w:space="4" w:color="1F3864"/>
         </w:pBdr>
-      </w:pPr>
-      <w:r>
-        <w:rPr>
-          <w:sz w:val="20"/>
+        <w:shd w:val="clear" w:fill="F2F5FA"/>
+      </w:pPr>
+      <w:r>
+        <w:rPr>
+          <w:b w:val="0"/>
         </w:rPr>
         <w:t xml:space="preserve">📎 </w:t>
       </w:r>
       <w:r>
         <w:rPr>
           <w:b/>
-          <w:sz w:val="20"/>
         </w:rPr>
         <w:t>完整原文见知识库《如来禅修学体系73》PDF课件</w:t>
       </w:r>
       <w:r>
         <w:rPr>
-          <w:sz w:val="20"/>
+          <w:b w:val="0"/>
         </w:rPr>
         <w:t>，以下为课件内容整理（52心所表中中舍性与梵住舍部分，未增删原意）：</w:t>
       </w:r>
@@ -4410,13 +4799,12 @@
       <w:r>
         <w:rPr>
           <w:b/>
-          <w:sz w:val="21"/>
         </w:rPr>
         <w:t>★核心段落（必读）</w:t>
       </w:r>
       <w:r>
         <w:rPr>
-          <w:sz w:val="21"/>
+          <w:b w:val="0"/>
         </w:rPr>
         <w:t>【本周朗读段】</w:t>
       </w:r>
@@ -4425,107 +4813,74 @@
       <w:r>
         <w:rPr>
           <w:b/>
-          <w:sz w:val="21"/>
         </w:rPr>
         <w:t>中舍性（tatramajjhattatā）——心所平衡的守护者</w:t>
       </w:r>
     </w:p>
     <w:p>
       <w:pPr>
-        <w:ind w:left="340"/>
-      </w:pPr>
-      <w:r>
-        <w:rPr>
-          <w:color w:val="1F3864"/>
-          <w:sz w:val="21"/>
-        </w:rPr>
-        <w:t xml:space="preserve">• </w:t>
-      </w:r>
+        <w:pStyle w:val="ListBullet"/>
+      </w:pPr>
       <w:r>
         <w:rPr>
           <w:b/>
-          <w:sz w:val="21"/>
         </w:rPr>
         <w:t>特相</w:t>
       </w:r>
       <w:r>
         <w:rPr>
-          <w:sz w:val="21"/>
+          <w:b w:val="0"/>
         </w:rPr>
         <w:t>：使相应的心和心所（即相应法）在各自的作用上保持平衡。</w:t>
       </w:r>
     </w:p>
     <w:p>
       <w:pPr>
-        <w:ind w:left="340"/>
-      </w:pPr>
-      <w:r>
-        <w:rPr>
-          <w:color w:val="1F3864"/>
-          <w:sz w:val="21"/>
-        </w:rPr>
-        <w:t xml:space="preserve">• </w:t>
-      </w:r>
+        <w:pStyle w:val="ListBullet"/>
+      </w:pPr>
       <w:r>
         <w:rPr>
           <w:b/>
-          <w:sz w:val="21"/>
         </w:rPr>
         <w:t>作用</w:t>
       </w:r>
       <w:r>
         <w:rPr>
-          <w:sz w:val="21"/>
+          <w:b w:val="0"/>
         </w:rPr>
         <w:t>：（1）防止相应法在各自的作用上过多或不足；（2）防止昏沉和睡眠心所过度且主导的懈怠之心，防止慢心所过度且主导的骄慢之心。</w:t>
       </w:r>
     </w:p>
     <w:p>
       <w:pPr>
-        <w:ind w:left="340"/>
-      </w:pPr>
-      <w:r>
-        <w:rPr>
-          <w:color w:val="1F3864"/>
-          <w:sz w:val="21"/>
-        </w:rPr>
-        <w:t xml:space="preserve">• </w:t>
-      </w:r>
+        <w:pStyle w:val="ListBullet"/>
+      </w:pPr>
       <w:r>
         <w:rPr>
           <w:b/>
-          <w:sz w:val="21"/>
         </w:rPr>
         <w:t>现起</w:t>
       </w:r>
       <w:r>
         <w:rPr>
-          <w:sz w:val="21"/>
+          <w:b w:val="0"/>
         </w:rPr>
         <w:t>：使人保持中立；自己保持超然、适度、中立。</w:t>
       </w:r>
     </w:p>
     <w:p>
       <w:pPr>
-        <w:ind w:left="340"/>
-      </w:pPr>
-      <w:r>
-        <w:rPr>
-          <w:color w:val="1F3864"/>
-          <w:sz w:val="21"/>
-        </w:rPr>
-        <w:t xml:space="preserve">• </w:t>
-      </w:r>
+        <w:pStyle w:val="ListBullet"/>
+      </w:pPr>
       <w:r>
         <w:rPr>
           <w:b/>
-          <w:sz w:val="21"/>
         </w:rPr>
         <w:t>近因</w:t>
       </w:r>
       <w:r>
         <w:rPr>
-          <w:sz w:val="21"/>
+          <w:b w:val="0"/>
         </w:rPr>
         <w:t>：以触为首的相应法。</w:t>
       </w:r>
@@ -4534,13 +4889,12 @@
       <w:r>
         <w:rPr>
           <w:b/>
-          <w:sz w:val="21"/>
         </w:rPr>
         <w:t>◈扩展段落</w:t>
       </w:r>
       <w:r>
         <w:rPr>
-          <w:sz w:val="21"/>
+          <w:b w:val="0"/>
         </w:rPr>
         <w:t>（可选）【默读／选读／延伸】</w:t>
       </w:r>
@@ -4549,107 +4903,74 @@
       <w:r>
         <w:rPr>
           <w:b/>
-          <w:sz w:val="21"/>
         </w:rPr>
         <w:t>梵住舍（Upekkhā Brahmavihāra）——四无量心中的"舍"</w:t>
       </w:r>
     </w:p>
     <w:p>
       <w:pPr>
-        <w:ind w:left="340"/>
-      </w:pPr>
-      <w:r>
-        <w:rPr>
-          <w:color w:val="1F3864"/>
-          <w:sz w:val="21"/>
-        </w:rPr>
-        <w:t xml:space="preserve">• </w:t>
-      </w:r>
+        <w:pStyle w:val="ListBullet"/>
+      </w:pPr>
       <w:r>
         <w:rPr>
           <w:b/>
-          <w:sz w:val="21"/>
         </w:rPr>
         <w:t>特相</w:t>
       </w:r>
       <w:r>
         <w:rPr>
-          <w:sz w:val="21"/>
+          <w:b w:val="0"/>
         </w:rPr>
         <w:t>：对有情中舍。</w:t>
       </w:r>
     </w:p>
     <w:p>
       <w:pPr>
-        <w:ind w:left="340"/>
-      </w:pPr>
-      <w:r>
-        <w:rPr>
-          <w:color w:val="1F3864"/>
-          <w:sz w:val="21"/>
-        </w:rPr>
-        <w:t xml:space="preserve">• </w:t>
-      </w:r>
+        <w:pStyle w:val="ListBullet"/>
+      </w:pPr>
       <w:r>
         <w:rPr>
           <w:b/>
-          <w:sz w:val="21"/>
         </w:rPr>
         <w:t>作用</w:t>
       </w:r>
       <w:r>
         <w:rPr>
-          <w:sz w:val="21"/>
+          <w:b w:val="0"/>
         </w:rPr>
         <w:t>：平等地看待有情，无论是对嗔恨者还是爱著者。</w:t>
       </w:r>
     </w:p>
     <w:p>
       <w:pPr>
-        <w:ind w:left="340"/>
-      </w:pPr>
-      <w:r>
-        <w:rPr>
-          <w:color w:val="1F3864"/>
-          <w:sz w:val="21"/>
-        </w:rPr>
-        <w:t xml:space="preserve">• </w:t>
-      </w:r>
+        <w:pStyle w:val="ListBullet"/>
+      </w:pPr>
       <w:r>
         <w:rPr>
           <w:b/>
-          <w:sz w:val="21"/>
         </w:rPr>
         <w:t>现起</w:t>
       </w:r>
       <w:r>
         <w:rPr>
-          <w:sz w:val="21"/>
+          <w:b w:val="0"/>
         </w:rPr>
         <w:t>：止息对有情的嗔恚和爱著。</w:t>
       </w:r>
     </w:p>
     <w:p>
       <w:pPr>
-        <w:ind w:left="340"/>
-      </w:pPr>
-      <w:r>
-        <w:rPr>
-          <w:color w:val="1F3864"/>
-          <w:sz w:val="21"/>
-        </w:rPr>
-        <w:t xml:space="preserve">• </w:t>
-      </w:r>
+        <w:pStyle w:val="ListBullet"/>
+      </w:pPr>
       <w:r>
         <w:rPr>
           <w:b/>
-          <w:sz w:val="21"/>
         </w:rPr>
         <w:t>近因</w:t>
       </w:r>
       <w:r>
         <w:rPr>
-          <w:sz w:val="21"/>
+          <w:b w:val="0"/>
         </w:rPr>
         <w:t>：一切有情最终拥有的唯一财产就是他们的业。祝愿者以正直之心希望这些有情："愿一切有情是业的所有者，不失去所得的成就。"</w:t>
       </w:r>
@@ -4658,13 +4979,12 @@
       <w:r>
         <w:rPr>
           <w:b/>
-          <w:sz w:val="21"/>
         </w:rPr>
         <w:t>◈扩展段落</w:t>
       </w:r>
       <w:r>
         <w:rPr>
-          <w:sz w:val="21"/>
+          <w:b w:val="0"/>
         </w:rPr>
         <w:t>（可选）【默读／选读／延伸】</w:t>
       </w:r>
@@ -4673,7 +4993,6 @@
       <w:r>
         <w:rPr>
           <w:b/>
-          <w:sz w:val="21"/>
         </w:rPr>
         <w:t>十种舍（为帮助理解"舍"的多种含义）</w:t>
       </w:r>
@@ -4681,7 +5000,7 @@
     <w:p>
       <w:r>
         <w:rPr>
-          <w:sz w:val="21"/>
+          <w:b w:val="0"/>
         </w:rPr>
         <w:t>一、六支舍；二、梵住舍；三、觉支舍；四、精进舍；五、行舍；六、受舍；七、观舍；八、中舍性舍；九、禅舍；十、遍净舍。</w:t>
       </w:r>
@@ -4689,198 +5008,150 @@
     <w:p>
       <w:r>
         <w:rPr>
-          <w:sz w:val="21"/>
+          <w:b w:val="0"/>
         </w:rPr>
         <w:t>（说明：四无量心中的"舍"即梵住舍——平等看待一切有情的崇高心态；它与"中舍性"心所（保持心所平衡）相关但不同，梵住舍以"愿一切有情是业的所有者"为近因，是最有智慧的舍。）</w:t>
       </w:r>
     </w:p>
     <w:p>
-      <w:pPr>
-        <w:spacing w:before="120" w:after="80"/>
-      </w:pPr>
-      <w:r>
-        <w:rPr>
-          <w:rFonts w:ascii="Microsoft YaHei" w:hAnsi="Microsoft YaHei" w:eastAsia="Microsoft YaHei"/>
+      <w:r>
+        <w:rPr>
           <w:b/>
           <w:color w:val="1F3864"/>
-          <w:sz w:val="25"/>
+          <w:sz w:val="23"/>
         </w:rPr>
         <w:t>原文材料⑤：四无量心与52心所——对治的烦恼总览</w:t>
       </w:r>
     </w:p>
     <w:p>
       <w:pPr>
-        <w:spacing w:before="40" w:after="80"/>
-        <w:ind w:left="283"/>
-        <w:shd w:val="clear" w:color="auto" w:fill="EEF2F8"/>
+        <w:ind w:left="170"/>
         <w:pBdr>
-          <w:left w:val="single" w:sz="20" w:space="6" w:color="1F3864"/>
+          <w:left w:val="single" w:sz="18" w:space="4" w:color="1F3864"/>
         </w:pBdr>
+        <w:shd w:val="clear" w:fill="F2F5FA"/>
       </w:pPr>
       <w:r>
         <w:rPr>
           <w:b/>
-          <w:sz w:val="20"/>
         </w:rPr>
         <w:t>段落优先级</w:t>
       </w:r>
       <w:r>
         <w:rPr>
-          <w:sz w:val="20"/>
+          <w:b w:val="0"/>
         </w:rPr>
         <w:t>：★核心必读（时间不够时只读这段）｜◈可选（时间富余时读）</w:t>
       </w:r>
     </w:p>
     <w:p>
       <w:pPr>
-        <w:ind w:left="340"/>
-      </w:pPr>
-      <w:r>
-        <w:rPr>
-          <w:color w:val="1F3864"/>
-          <w:sz w:val="21"/>
-        </w:rPr>
-        <w:t xml:space="preserve">• </w:t>
-      </w:r>
+        <w:pStyle w:val="ListBullet"/>
+      </w:pPr>
       <w:r>
         <w:rPr>
           <w:b/>
-          <w:sz w:val="21"/>
         </w:rPr>
         <w:t>标题</w:t>
       </w:r>
       <w:r>
         <w:rPr>
-          <w:sz w:val="21"/>
+          <w:b w:val="0"/>
         </w:rPr>
         <w:t>：如来禅修学体系81-摄心所分别34-正命&amp;悲&amp;慈-古源尊者（课件）·52心所总表</w:t>
       </w:r>
     </w:p>
     <w:p>
       <w:pPr>
-        <w:ind w:left="340"/>
-      </w:pPr>
-      <w:r>
-        <w:rPr>
-          <w:color w:val="1F3864"/>
-          <w:sz w:val="21"/>
-        </w:rPr>
-        <w:t xml:space="preserve">• </w:t>
-      </w:r>
+        <w:pStyle w:val="ListBullet"/>
+      </w:pPr>
       <w:r>
         <w:rPr>
           <w:b/>
-          <w:sz w:val="21"/>
         </w:rPr>
         <w:t>文件类型</w:t>
       </w:r>
       <w:r>
         <w:rPr>
-          <w:sz w:val="21"/>
+          <w:b w:val="0"/>
         </w:rPr>
         <w:t>：PDF课件（文字版）</w:t>
       </w:r>
     </w:p>
     <w:p>
       <w:pPr>
-        <w:ind w:left="340"/>
-      </w:pPr>
-      <w:r>
-        <w:rPr>
-          <w:color w:val="1F3864"/>
-          <w:sz w:val="21"/>
-        </w:rPr>
-        <w:t xml:space="preserve">• </w:t>
-      </w:r>
+        <w:pStyle w:val="ListBullet"/>
+      </w:pPr>
       <w:r>
         <w:rPr>
           <w:b/>
-          <w:sz w:val="21"/>
         </w:rPr>
         <w:t>media_id</w:t>
       </w:r>
       <w:r>
         <w:rPr>
-          <w:sz w:val="21"/>
-        </w:rPr>
-        <w:t>：`pdf_d0dd1c0cd17209afe241ece24bf6b7b4_697b9a684c6cbfe3f5f6a17ae60a4c957439961422831605`</w:t>
-      </w:r>
-    </w:p>
-    <w:p>
-      <w:pPr>
-        <w:ind w:left="340"/>
-      </w:pPr>
-      <w:r>
-        <w:rPr>
-          <w:color w:val="1F3864"/>
-          <w:sz w:val="21"/>
-        </w:rPr>
-        <w:t xml:space="preserve">• </w:t>
-      </w:r>
+          <w:b w:val="0"/>
+        </w:rPr>
+        <w:t>：pdf_d0dd1c0cd17209afe241ece24bf6b7b4_697b9a684c6cbfe3f5f6a17ae60a4c957439961422831605</w:t>
+      </w:r>
+    </w:p>
+    <w:p>
+      <w:pPr>
+        <w:pStyle w:val="ListBullet"/>
+      </w:pPr>
       <w:r>
         <w:rPr>
           <w:b/>
-          <w:sz w:val="21"/>
         </w:rPr>
         <w:t>打开方式</w:t>
       </w:r>
       <w:r>
         <w:rPr>
-          <w:sz w:val="21"/>
+          <w:b w:val="0"/>
         </w:rPr>
         <w:t>：ima知识库搜索「如来禅修学体系81」即可打开</w:t>
       </w:r>
     </w:p>
     <w:p>
       <w:pPr>
-        <w:ind w:left="340"/>
-      </w:pPr>
-      <w:r>
-        <w:rPr>
-          <w:color w:val="1F3864"/>
-          <w:sz w:val="21"/>
-        </w:rPr>
-        <w:t xml:space="preserve">• </w:t>
-      </w:r>
+        <w:pStyle w:val="ListBullet"/>
+      </w:pPr>
       <w:r>
         <w:rPr>
           <w:b/>
-          <w:sz w:val="21"/>
         </w:rPr>
         <w:t>打开方式</w:t>
       </w:r>
       <w:r>
         <w:rPr>
-          <w:sz w:val="21"/>
+          <w:b w:val="0"/>
         </w:rPr>
         <w:t>：ima知识库搜索「如来禅修学体系81」即可打开</w:t>
       </w:r>
     </w:p>
     <w:p>
       <w:pPr>
-        <w:spacing w:before="40" w:after="80"/>
-        <w:ind w:left="283"/>
-        <w:shd w:val="clear" w:color="auto" w:fill="EEF2F8"/>
+        <w:ind w:left="170"/>
         <w:pBdr>
-          <w:left w:val="single" w:sz="20" w:space="6" w:color="1F3864"/>
+          <w:left w:val="single" w:sz="18" w:space="4" w:color="1F3864"/>
         </w:pBdr>
-      </w:pPr>
-      <w:r>
-        <w:rPr>
-          <w:sz w:val="20"/>
+        <w:shd w:val="clear" w:fill="F2F5FA"/>
+      </w:pPr>
+      <w:r>
+        <w:rPr>
+          <w:b w:val="0"/>
         </w:rPr>
         <w:t xml:space="preserve">📎 </w:t>
       </w:r>
       <w:r>
         <w:rPr>
           <w:b/>
-          <w:sz w:val="20"/>
         </w:rPr>
         <w:t>完整原文见《原文全集》第五部分（如来禅修学体系81·52心所总表）</w:t>
       </w:r>
       <w:r>
         <w:rPr>
-          <w:sz w:val="20"/>
+          <w:b w:val="0"/>
         </w:rPr>
         <w:t>，以下为课件内容整理（基于52心所表中美心所与不善心所的对应关系，未增删原意）：</w:t>
       </w:r>
@@ -4889,13 +5160,12 @@
       <w:r>
         <w:rPr>
           <w:b/>
-          <w:sz w:val="21"/>
         </w:rPr>
         <w:t>★核心段落（必读）</w:t>
       </w:r>
       <w:r>
         <w:rPr>
-          <w:sz w:val="21"/>
+          <w:b w:val="0"/>
         </w:rPr>
         <w:t>【本周朗读段】</w:t>
       </w:r>
@@ -4904,7 +5174,6 @@
       <w:r>
         <w:rPr>
           <w:b/>
-          <w:sz w:val="21"/>
         </w:rPr>
         <w:t>四无量心在52心所中的位置——各有所对治的烦恼</w:t>
       </w:r>
@@ -4912,159 +5181,123 @@
     <w:p>
       <w:r>
         <w:rPr>
-          <w:sz w:val="21"/>
+          <w:b w:val="0"/>
         </w:rPr>
         <w:t>52心所中，与"慈悲喜舍"直接相关的美心所有：</w:t>
       </w:r>
     </w:p>
     <w:p>
       <w:pPr>
-        <w:ind w:left="340"/>
-      </w:pPr>
-      <w:r>
-        <w:rPr>
-          <w:color w:val="1F3864"/>
-          <w:sz w:val="21"/>
-        </w:rPr>
-        <w:t xml:space="preserve">• </w:t>
-      </w:r>
+        <w:pStyle w:val="ListBullet"/>
+      </w:pPr>
       <w:r>
         <w:rPr>
           <w:b/>
-          <w:sz w:val="21"/>
         </w:rPr>
         <w:t>慈（mettā）</w:t>
       </w:r>
       <w:r>
         <w:rPr>
-          <w:sz w:val="21"/>
+          <w:b w:val="0"/>
         </w:rPr>
         <w:t>——属无瞋心所的特殊状态，对治</w:t>
       </w:r>
       <w:r>
         <w:rPr>
           <w:b/>
-          <w:sz w:val="21"/>
         </w:rPr>
         <w:t>瞋（怒/反击/拂逆）</w:t>
       </w:r>
       <w:r>
         <w:rPr>
-          <w:sz w:val="21"/>
+          <w:b w:val="0"/>
         </w:rPr>
         <w:t>。慈心一起，愤怒自然消融。</w:t>
       </w:r>
     </w:p>
     <w:p>
       <w:pPr>
-        <w:ind w:left="340"/>
-      </w:pPr>
-      <w:r>
-        <w:rPr>
-          <w:color w:val="1F3864"/>
-          <w:sz w:val="21"/>
-        </w:rPr>
-        <w:t xml:space="preserve">• </w:t>
-      </w:r>
+        <w:pStyle w:val="ListBullet"/>
+      </w:pPr>
       <w:r>
         <w:rPr>
           <w:b/>
-          <w:sz w:val="21"/>
         </w:rPr>
         <w:t>悲（karuṇā）</w:t>
       </w:r>
       <w:r>
         <w:rPr>
-          <w:sz w:val="21"/>
+          <w:b w:val="0"/>
         </w:rPr>
         <w:t>——属无量心所，对治</w:t>
       </w:r>
       <w:r>
         <w:rPr>
           <w:b/>
-          <w:sz w:val="21"/>
         </w:rPr>
         <w:t>恼害</w:t>
       </w:r>
       <w:r>
         <w:rPr>
-          <w:sz w:val="21"/>
+          <w:b w:val="0"/>
         </w:rPr>
         <w:t>（与恼害有情相反），见众生受苦而不忍，愿拔其苦。</w:t>
       </w:r>
     </w:p>
     <w:p>
       <w:pPr>
-        <w:ind w:left="340"/>
-      </w:pPr>
-      <w:r>
-        <w:rPr>
-          <w:color w:val="1F3864"/>
-          <w:sz w:val="21"/>
-        </w:rPr>
-        <w:t xml:space="preserve">• </w:t>
-      </w:r>
+        <w:pStyle w:val="ListBullet"/>
+      </w:pPr>
       <w:r>
         <w:rPr>
           <w:b/>
-          <w:sz w:val="21"/>
         </w:rPr>
         <w:t>喜（随喜，muditā）</w:t>
       </w:r>
       <w:r>
         <w:rPr>
-          <w:sz w:val="21"/>
+          <w:b w:val="0"/>
         </w:rPr>
         <w:t>——属无量心所，对治</w:t>
       </w:r>
       <w:r>
         <w:rPr>
           <w:b/>
-          <w:sz w:val="21"/>
         </w:rPr>
         <w:t>嫉（嫉妒）</w:t>
       </w:r>
       <w:r>
         <w:rPr>
-          <w:sz w:val="21"/>
+          <w:b w:val="0"/>
         </w:rPr>
         <w:t>。随喜是"为别人的成就高兴"，嫉妒是"见不得别人好"，二者此消彼长。</w:t>
       </w:r>
     </w:p>
     <w:p>
       <w:pPr>
-        <w:ind w:left="340"/>
-      </w:pPr>
-      <w:r>
-        <w:rPr>
-          <w:color w:val="1F3864"/>
-          <w:sz w:val="21"/>
-        </w:rPr>
-        <w:t xml:space="preserve">• </w:t>
-      </w:r>
+        <w:pStyle w:val="ListBullet"/>
+      </w:pPr>
       <w:r>
         <w:rPr>
           <w:b/>
-          <w:sz w:val="21"/>
         </w:rPr>
         <w:t>舍（中捨性，upekkhā）</w:t>
       </w:r>
       <w:r>
         <w:rPr>
-          <w:sz w:val="21"/>
+          <w:b w:val="0"/>
         </w:rPr>
         <w:t>——属美心所（中立/旁观），对治</w:t>
       </w:r>
       <w:r>
         <w:rPr>
           <w:b/>
-          <w:sz w:val="21"/>
         </w:rPr>
         <w:t>贪爱执取与嗔恨排斥的两极</w:t>
       </w:r>
       <w:r>
         <w:rPr>
-          <w:sz w:val="21"/>
+          <w:b w:val="0"/>
         </w:rPr>
         <w:t>。不因亲疏、好恶而偏执，平等对待一切。</w:t>
       </w:r>
@@ -5072,7 +5305,7 @@
     <w:p>
       <w:r>
         <w:rPr>
-          <w:sz w:val="21"/>
+          <w:b w:val="0"/>
         </w:rPr>
         <w:t>对照52心所中的不善心所（14种）：贪、瞋、痴、掉举、昏沉、睡眠、无惭、无愧、疑、邪见、我慢、嫉、悭、恶作——四无量心正是这些烦恼的"解药"。</w:t>
       </w:r>
@@ -5081,13 +5314,12 @@
       <w:r>
         <w:rPr>
           <w:b/>
-          <w:sz w:val="21"/>
         </w:rPr>
         <w:t>◈扩展段落（可选）</w:t>
       </w:r>
       <w:r>
         <w:rPr>
-          <w:sz w:val="21"/>
+          <w:b w:val="0"/>
         </w:rPr>
         <w:t>【默读／选读／延伸】</w:t>
       </w:r>
@@ -5095,7 +5327,7 @@
     <w:p>
       <w:r>
         <w:rPr>
-          <w:sz w:val="21"/>
+          <w:b w:val="0"/>
         </w:rPr>
         <w:t>（52心所中的"喜"为杂心所，通善通不善；而"随喜"作为美心所/无量心所，特指为他人成就而欢喜。二者名称相近，性质不同。）</w:t>
       </w:r>
@@ -5103,21 +5335,17 @@
     <w:p>
       <w:r>
         <w:rPr>
-          <w:sz w:val="21"/>
+          <w:b w:val="0"/>
         </w:rPr>
         <w:t>（本材料与第2周"慈心所定义"的区别：第2周讲"慈是什么"（特相/作用/现起/近因）；本材料讲"四无量心各自对治什么烦恼"（在52心所中的对治关系），从烦恼对治的角度理解四无量心。）</w:t>
       </w:r>
     </w:p>
     <w:p>
-      <w:pPr>
-        <w:spacing w:before="160" w:after="80"/>
-      </w:pPr>
-      <w:r>
-        <w:rPr>
-          <w:rFonts w:ascii="Microsoft YaHei" w:hAnsi="Microsoft YaHei" w:eastAsia="Microsoft YaHei"/>
+      <w:r>
+        <w:rPr>
           <w:b/>
           <w:color w:val="1F3864"/>
-          <w:sz w:val="28"/>
+          <w:sz w:val="26"/>
         </w:rPr>
         <w:t>💬 第二轮分享（10 min）</w:t>
       </w:r>
@@ -5126,43 +5354,52 @@
       <w:r>
         <w:rPr>
           <w:b/>
-          <w:sz w:val="21"/>
         </w:rPr>
         <w:t>主持人引导</w:t>
       </w:r>
       <w:r>
         <w:rPr>
-          <w:sz w:val="21"/>
+          <w:b w:val="0"/>
         </w:rPr>
         <w:t>：</w:t>
       </w:r>
     </w:p>
     <w:p>
       <w:pPr>
-        <w:spacing w:before="40" w:after="80"/>
-        <w:ind w:left="283"/>
-        <w:shd w:val="clear" w:color="auto" w:fill="EEF2F8"/>
+        <w:ind w:left="170"/>
         <w:pBdr>
-          <w:left w:val="single" w:sz="20" w:space="6" w:color="1F3864"/>
+          <w:left w:val="single" w:sz="18" w:space="4" w:color="1F3864"/>
         </w:pBdr>
-      </w:pPr>
-      <w:r>
-        <w:rPr>
-          <w:sz w:val="20"/>
-        </w:rPr>
-        <w:t>请大家轮流分享："慈、悲、喜、舍"这四个字里，哪一个你平时体验最多？哪一个最陌生？ （主持人先分享，然后轮流。）</w:t>
-      </w:r>
-    </w:p>
-    <w:p>
-      <w:pPr>
-        <w:spacing w:before="160" w:after="80"/>
-      </w:pPr>
-      <w:r>
-        <w:rPr>
-          <w:rFonts w:ascii="Microsoft YaHei" w:hAnsi="Microsoft YaHei" w:eastAsia="Microsoft YaHei"/>
+        <w:shd w:val="clear" w:fill="F2F5FA"/>
+      </w:pPr>
+      <w:r>
+        <w:rPr>
+          <w:b w:val="0"/>
+        </w:rPr>
+        <w:t>请大家轮流分享："慈、悲、喜、舍"这四个字里，哪一个你平时体验最多？哪一个最陌生？</w:t>
+      </w:r>
+    </w:p>
+    <w:p>
+      <w:pPr>
+        <w:ind w:left="170"/>
+        <w:pBdr>
+          <w:left w:val="single" w:sz="18" w:space="4" w:color="1F3864"/>
+        </w:pBdr>
+        <w:shd w:val="clear" w:fill="F2F5FA"/>
+      </w:pPr>
+      <w:r>
+        <w:rPr>
+          <w:b w:val="0"/>
+        </w:rPr>
+        <w:t>（主持人先分享，然后轮流。）</w:t>
+      </w:r>
+    </w:p>
+    <w:p>
+      <w:r>
+        <w:rPr>
           <w:b/>
           <w:color w:val="1F3864"/>
-          <w:sz w:val="28"/>
+          <w:sz w:val="26"/>
         </w:rPr>
         <w:t>🎯 第二轮主题讨论（10 min）</w:t>
       </w:r>
@@ -5171,13 +5408,12 @@
       <w:r>
         <w:rPr>
           <w:b/>
-          <w:sz w:val="21"/>
         </w:rPr>
         <w:t>主持人引导</w:t>
       </w:r>
       <w:r>
         <w:rPr>
-          <w:sz w:val="21"/>
+          <w:b w:val="0"/>
         </w:rPr>
         <w:t>：朗读问题，让大家讨论。不提供答案。</w:t>
       </w:r>
@@ -5186,188 +5422,179 @@
       <w:r>
         <w:rPr>
           <w:b/>
-          <w:sz w:val="21"/>
         </w:rPr>
         <w:t>讨论问题（按优先级）</w:t>
       </w:r>
       <w:r>
         <w:rPr>
-          <w:sz w:val="21"/>
+          <w:b w:val="0"/>
         </w:rPr>
         <w:t>：</w:t>
       </w:r>
     </w:p>
     <w:p>
       <w:pPr>
-        <w:ind w:left="340"/>
-      </w:pPr>
-      <w:r>
-        <w:rPr>
-          <w:color w:val="1F3864"/>
-          <w:sz w:val="21"/>
-        </w:rPr>
-        <w:t xml:space="preserve">• </w:t>
-      </w:r>
-      <w:r>
-        <w:rPr>
-          <w:sz w:val="21"/>
+        <w:pStyle w:val="ListBullet"/>
+      </w:pPr>
+      <w:r>
+        <w:rPr>
+          <w:b w:val="0"/>
         </w:rPr>
         <w:t>问题①（★必答，时间不够时只讨论这个）</w:t>
       </w:r>
     </w:p>
     <w:p>
       <w:pPr>
-        <w:ind w:left="340"/>
-      </w:pPr>
-      <w:r>
-        <w:rPr>
-          <w:color w:val="1F3864"/>
-          <w:sz w:val="21"/>
-        </w:rPr>
-        <w:t xml:space="preserve">• </w:t>
-      </w:r>
-      <w:r>
-        <w:rPr>
-          <w:sz w:val="21"/>
+        <w:pStyle w:val="ListBullet"/>
+      </w:pPr>
+      <w:r>
+        <w:rPr>
+          <w:b w:val="0"/>
         </w:rPr>
         <w:t>问题②（◈选答）</w:t>
       </w:r>
     </w:p>
     <w:p>
       <w:pPr>
-        <w:ind w:left="340"/>
-      </w:pPr>
-      <w:r>
-        <w:rPr>
-          <w:color w:val="1F3864"/>
-          <w:sz w:val="21"/>
-        </w:rPr>
-        <w:t xml:space="preserve">• </w:t>
-      </w:r>
-      <w:r>
-        <w:rPr>
-          <w:sz w:val="21"/>
+        <w:pStyle w:val="ListBullet"/>
+      </w:pPr>
+      <w:r>
+        <w:rPr>
+          <w:b w:val="0"/>
         </w:rPr>
         <w:t>问题③（◈选答，时间富余或大家感兴趣时讨论）</w:t>
       </w:r>
     </w:p>
     <w:p>
       <w:pPr>
-        <w:ind w:left="340"/>
+        <w:pStyle w:val="ListNumber"/>
+      </w:pPr>
+      <w:r>
+        <w:rPr>
+          <w:b w:val="0"/>
+        </w:rPr>
+        <w:t>【问题①★必答】看看这四个词：愿人快乐（慈）、愿人离苦（悲）、随喜人成就（喜）、平等对待（舍）。你能不能在生活里各举一个例子？比如"随喜"——当别人成功时，你心里是高兴还是酸酸的？</w:t>
+      </w:r>
+    </w:p>
+    <w:p>
+      <w:pPr>
+        <w:pStyle w:val="ListNumber"/>
+      </w:pPr>
+      <w:r>
+        <w:rPr>
+          <w:b w:val="0"/>
+        </w:rPr>
+        <w:t>【问题②◈选答】原文说四梵住是"冲突的根本药方、创伤的疗愈者"。你同意吗？你身边有没有人（或你自己）因为"慈悲喜舍"而化解过冲突？</w:t>
+      </w:r>
+    </w:p>
+    <w:p>
+      <w:pPr>
+        <w:pStyle w:val="ListNumber"/>
+      </w:pPr>
+      <w:r>
+        <w:rPr>
+          <w:b w:val="0"/>
+        </w:rPr>
+        <w:t>【问题③◈选答】"舍"是平等心——不因亲疏、好恶而区别对待。这和我们平时说的"冷漠"有什么区别？</w:t>
+      </w:r>
+    </w:p>
+    <w:p>
+      <w:pPr>
+        <w:ind w:left="170"/>
+        <w:pBdr>
+          <w:left w:val="single" w:sz="18" w:space="4" w:color="1F3864"/>
+        </w:pBdr>
+        <w:shd w:val="clear" w:fill="F2F5FA"/>
       </w:pPr>
       <w:r>
         <w:rPr>
           <w:b/>
-          <w:sz w:val="21"/>
-        </w:rPr>
-        <w:t xml:space="preserve">1. </w:t>
-      </w:r>
-      <w:r>
-        <w:rPr>
-          <w:sz w:val="21"/>
-        </w:rPr>
-        <w:t>【问题①★必答】看看这四个词：愿人快乐（慈）、愿人离苦（悲）、随喜人成就（喜）、平等对待（舍）。你能不能在生活里各举一个例子？比如"随喜"——当别人成功时，你心里是高兴还是酸酸的？</w:t>
-      </w:r>
-    </w:p>
-    <w:p>
-      <w:pPr>
-        <w:ind w:left="340"/>
-      </w:pPr>
-      <w:r>
-        <w:rPr>
-          <w:b/>
-          <w:sz w:val="21"/>
-        </w:rPr>
-        <w:t xml:space="preserve">2. </w:t>
-      </w:r>
-      <w:r>
-        <w:rPr>
-          <w:sz w:val="21"/>
-        </w:rPr>
-        <w:t>【问题②◈选答】原文说四梵住是"冲突的根本药方、创伤的疗愈者"。你同意吗？你身边有没有人（或你自己）因为"慈悲喜舍"而化解过冲突？</w:t>
-      </w:r>
-    </w:p>
-    <w:p>
-      <w:pPr>
-        <w:ind w:left="340"/>
-      </w:pPr>
-      <w:r>
-        <w:rPr>
-          <w:b/>
-          <w:sz w:val="21"/>
-        </w:rPr>
-        <w:t xml:space="preserve">3. </w:t>
-      </w:r>
-      <w:r>
-        <w:rPr>
-          <w:sz w:val="21"/>
-        </w:rPr>
-        <w:t>【问题③◈选答】"舍"是平等心——不因亲疏、好恶而区别对待。这和我们平时说的"冷漠"有什么区别？</w:t>
-      </w:r>
-    </w:p>
-    <w:p>
-      <w:pPr>
-        <w:spacing w:before="40" w:after="80"/>
-        <w:ind w:left="283"/>
-        <w:shd w:val="clear" w:color="auto" w:fill="EEF2F8"/>
+        </w:rPr>
+        <w:t>分层追问</w:t>
+      </w:r>
+      <w:r>
+        <w:rPr>
+          <w:b w:val="0"/>
+        </w:rPr>
+        <w:t>（可视时间取用，由浅入深）：</w:t>
+      </w:r>
+    </w:p>
+    <w:p>
+      <w:pPr>
+        <w:ind w:left="170"/>
         <w:pBdr>
-          <w:left w:val="single" w:sz="20" w:space="6" w:color="1F3864"/>
+          <w:left w:val="single" w:sz="18" w:space="4" w:color="1F3864"/>
         </w:pBdr>
-      </w:pPr>
-      <w:r>
-        <w:rPr>
-          <w:b/>
-          <w:sz w:val="20"/>
-        </w:rPr>
-        <w:t>分层追问</w:t>
-      </w:r>
-      <w:r>
-        <w:rPr>
-          <w:sz w:val="20"/>
-        </w:rPr>
-        <w:t>（可视时间取用，由浅入深）： - 【现象】慈悲喜舍四样里，哪一样你天生就比较少？ - 【影响】缺了这一样，会在你和谁的相处里带来摩擦？ - 【应对】这周你想先练哪一样？从哪一个具体的人开始？</w:t>
-      </w:r>
-    </w:p>
-    <w:p>
-      <w:pPr>
-        <w:spacing w:before="160" w:after="80"/>
-      </w:pPr>
-      <w:r>
-        <w:rPr>
-          <w:rFonts w:ascii="Microsoft YaHei" w:hAnsi="Microsoft YaHei" w:eastAsia="Microsoft YaHei"/>
+        <w:shd w:val="clear" w:fill="F2F5FA"/>
+      </w:pPr>
+      <w:r>
+        <w:rPr>
+          <w:b w:val="0"/>
+        </w:rPr>
+        <w:t>- 【现象】慈悲喜舍四样里，哪一样你天生就比较少？</w:t>
+      </w:r>
+    </w:p>
+    <w:p>
+      <w:pPr>
+        <w:ind w:left="170"/>
+        <w:pBdr>
+          <w:left w:val="single" w:sz="18" w:space="4" w:color="1F3864"/>
+        </w:pBdr>
+        <w:shd w:val="clear" w:fill="F2F5FA"/>
+      </w:pPr>
+      <w:r>
+        <w:rPr>
+          <w:b w:val="0"/>
+        </w:rPr>
+        <w:t>- 【影响】缺了这一样，会在你和谁的相处里带来摩擦？</w:t>
+      </w:r>
+    </w:p>
+    <w:p>
+      <w:pPr>
+        <w:ind w:left="170"/>
+        <w:pBdr>
+          <w:left w:val="single" w:sz="18" w:space="4" w:color="1F3864"/>
+        </w:pBdr>
+        <w:shd w:val="clear" w:fill="F2F5FA"/>
+      </w:pPr>
+      <w:r>
+        <w:rPr>
+          <w:b w:val="0"/>
+        </w:rPr>
+        <w:t>- 【应对】这周你想先练哪一样？从哪一个具体的人开始？</w:t>
+      </w:r>
+    </w:p>
+    <w:p>
+      <w:r>
+        <w:rPr>
           <w:b/>
           <w:color w:val="1F3864"/>
-          <w:sz w:val="28"/>
+          <w:sz w:val="26"/>
         </w:rPr>
         <w:t>📚 扩展内容包（时间富余时使用）</w:t>
       </w:r>
     </w:p>
     <w:p>
       <w:pPr>
-        <w:spacing w:before="40" w:after="80"/>
-        <w:ind w:left="283"/>
-        <w:shd w:val="clear" w:color="auto" w:fill="EEF2F8"/>
+        <w:ind w:left="170"/>
         <w:pBdr>
-          <w:left w:val="single" w:sz="20" w:space="6" w:color="1F3864"/>
+          <w:left w:val="single" w:sz="18" w:space="4" w:color="1F3864"/>
         </w:pBdr>
-      </w:pPr>
-      <w:r>
-        <w:rPr>
-          <w:sz w:val="20"/>
+        <w:shd w:val="clear" w:fill="F2F5FA"/>
+      </w:pPr>
+      <w:r>
+        <w:rPr>
+          <w:b w:val="0"/>
         </w:rPr>
         <w:t>以下内容用于共读提前结束或讨论意犹未尽时，按需选用，不必全部完成。</w:t>
       </w:r>
     </w:p>
     <w:p>
-      <w:pPr>
-        <w:spacing w:before="120" w:after="80"/>
-      </w:pPr>
-      <w:r>
-        <w:rPr>
-          <w:rFonts w:ascii="Microsoft YaHei" w:hAnsi="Microsoft YaHei" w:eastAsia="Microsoft YaHei"/>
+      <w:r>
+        <w:rPr>
           <w:b/>
           <w:color w:val="1F3864"/>
-          <w:sz w:val="25"/>
+          <w:sz w:val="23"/>
         </w:rPr>
         <w:t>扩展一：补充原文段落</w:t>
       </w:r>
@@ -5376,130 +5603,102 @@
       <w:r>
         <w:rPr>
           <w:b/>
-          <w:sz w:val="21"/>
         </w:rPr>
         <w:t>段落1：进修遍满慈——从四十八种到五百二十八种</w:t>
       </w:r>
     </w:p>
     <w:p>
       <w:pPr>
-        <w:ind w:left="340"/>
-      </w:pPr>
-      <w:r>
-        <w:rPr>
-          <w:color w:val="1F3864"/>
-          <w:sz w:val="21"/>
-        </w:rPr>
-        <w:t xml:space="preserve">• </w:t>
-      </w:r>
+        <w:pStyle w:val="ListBullet"/>
+      </w:pPr>
       <w:r>
         <w:rPr>
           <w:b/>
-          <w:sz w:val="21"/>
         </w:rPr>
         <w:t>出处</w:t>
       </w:r>
       <w:r>
         <w:rPr>
-          <w:sz w:val="21"/>
+          <w:b w:val="0"/>
         </w:rPr>
         <w:t>：《原文全集》第一部分（第188讲 法念处·五盖（二））·四、进修遍满慈</w:t>
       </w:r>
     </w:p>
     <w:p>
       <w:pPr>
-        <w:ind w:left="340"/>
-      </w:pPr>
-      <w:r>
-        <w:rPr>
-          <w:color w:val="1F3864"/>
-          <w:sz w:val="21"/>
-        </w:rPr>
-        <w:t xml:space="preserve">• </w:t>
-      </w:r>
+        <w:pStyle w:val="ListBullet"/>
+      </w:pPr>
       <w:r>
         <w:rPr>
           <w:b/>
-          <w:sz w:val="21"/>
         </w:rPr>
         <w:t>media_id</w:t>
       </w:r>
       <w:r>
         <w:rPr>
-          <w:sz w:val="21"/>
-        </w:rPr>
-        <w:t>：`pdf_d0dd1c0cd17209afe241ece24bf6b7b4_8756345fd0a00413a8492cfe6029a60e7439961422831605`</w:t>
-      </w:r>
-    </w:p>
-    <w:p>
-      <w:pPr>
-        <w:ind w:left="340"/>
-      </w:pPr>
-      <w:r>
-        <w:rPr>
-          <w:color w:val="1F3864"/>
-          <w:sz w:val="21"/>
-        </w:rPr>
-        <w:t xml:space="preserve">• </w:t>
-      </w:r>
+          <w:b w:val="0"/>
+        </w:rPr>
+        <w:t>：pdf_d0dd1c0cd17209afe241ece24bf6b7b4_8756345fd0a00413a8492cfe6029a60e7439961422831605</w:t>
+      </w:r>
+    </w:p>
+    <w:p>
+      <w:pPr>
+        <w:pStyle w:val="ListBullet"/>
+      </w:pPr>
       <w:r>
         <w:rPr>
           <w:b/>
-          <w:sz w:val="21"/>
         </w:rPr>
         <w:t>打开方式</w:t>
       </w:r>
       <w:r>
         <w:rPr>
-          <w:sz w:val="21"/>
+          <w:b w:val="0"/>
         </w:rPr>
         <w:t>：ima知识库搜索「第188讲 五盖」即可打开</w:t>
       </w:r>
     </w:p>
     <w:p>
       <w:pPr>
-        <w:spacing w:before="40" w:after="80"/>
-        <w:ind w:left="283"/>
-        <w:shd w:val="clear" w:color="auto" w:fill="EEF2F8"/>
+        <w:ind w:left="170"/>
         <w:pBdr>
-          <w:left w:val="single" w:sz="20" w:space="6" w:color="1F3864"/>
+          <w:left w:val="single" w:sz="18" w:space="4" w:color="1F3864"/>
         </w:pBdr>
-      </w:pPr>
-      <w:r>
-        <w:rPr>
-          <w:sz w:val="20"/>
+        <w:shd w:val="clear" w:fill="F2F5FA"/>
+      </w:pPr>
+      <w:r>
+        <w:rPr>
+          <w:b w:val="0"/>
         </w:rPr>
         <w:t>破除了人际之间界限之后，进修慈心遍满。慈心遍满分两种：一种是不限定对像的慈心遍满，一种是有限定对像的慈心遍满。不限定对像的慈心遍满可以分为五种或二十种，而有限定对像的慈心遍满可以分为七种或二十八种。</w:t>
       </w:r>
     </w:p>
     <w:p>
       <w:pPr>
-        <w:spacing w:before="40" w:after="80"/>
-        <w:ind w:left="283"/>
-        <w:shd w:val="clear" w:color="auto" w:fill="EEF2F8"/>
+        <w:ind w:left="170"/>
         <w:pBdr>
-          <w:left w:val="single" w:sz="20" w:space="6" w:color="1F3864"/>
+          <w:left w:val="single" w:sz="18" w:space="4" w:color="1F3864"/>
         </w:pBdr>
-      </w:pPr>
-      <w:r>
-        <w:rPr>
-          <w:sz w:val="20"/>
+        <w:shd w:val="clear" w:fill="F2F5FA"/>
+      </w:pPr>
+      <w:r>
+        <w:rPr>
+          <w:b w:val="0"/>
         </w:rPr>
         <w:t>开始修行不限定对像的慈心遍满时，应该先选定一个范围，比如一个寺院的范围，或者在家人选家的那栋楼附近范围，以慈心禅的光明照见该范围内的各种众生。然后以四种方式向他们散播慈爱："愿一切有情没有仇敌，没有内心的痛苦，没有身体的痛苦，拥有自己的快乐。"修到以每种方式都能够证得初、二、三禅……总共有二十种方式。</w:t>
       </w:r>
     </w:p>
     <w:p>
       <w:pPr>
-        <w:spacing w:before="40" w:after="80"/>
-        <w:ind w:left="283"/>
-        <w:shd w:val="clear" w:color="auto" w:fill="EEF2F8"/>
+        <w:ind w:left="170"/>
         <w:pBdr>
-          <w:left w:val="single" w:sz="20" w:space="6" w:color="1F3864"/>
+          <w:left w:val="single" w:sz="18" w:space="4" w:color="1F3864"/>
         </w:pBdr>
-      </w:pPr>
-      <w:r>
-        <w:rPr>
-          <w:sz w:val="20"/>
+        <w:shd w:val="clear" w:fill="F2F5FA"/>
+      </w:pPr>
+      <w:r>
+        <w:rPr>
+          <w:b w:val="0"/>
         </w:rPr>
         <w:t>成功之后，可以将范围扩大到小区，或者寺院外边，再以四十八种方式来散播慈爱。成功后，再渐次地扩大范围到一个村庄、两个村庄、一个城镇、一个省市、一个国家、几个国家、东半球、西半球、整个太阳系、整个银河系、三十一界的生命类。……能够将慈爱扩散到无边世界以后，应该将慈爱扩散到十方，即依方向的遍满慈，这是指逐一地对十方无边世界的众生散播慈爱。……如此总共有四百八十个依方向的遍满慈，再加上前面提到的四十八个不依方向散播慈爱到无边世界的遍满慈，所以一共有五百二十八个散播遍满慈的方法。对于能重复地修习这五百二十八种遍满慈的禅修者，就能够很有效地镇伏瞋恚，而且能够获得慈心禅那的十一种利益。</w:t>
       </w:r>
@@ -5508,256 +5707,183 @@
       <w:r>
         <w:rPr>
           <w:b/>
-          <w:sz w:val="21"/>
         </w:rPr>
         <w:t>段落2：推己及人——自己希望快乐，众生同样希望快乐</w:t>
       </w:r>
     </w:p>
     <w:p>
       <w:pPr>
-        <w:ind w:left="340"/>
-      </w:pPr>
-      <w:r>
-        <w:rPr>
-          <w:color w:val="1F3864"/>
-          <w:sz w:val="21"/>
-        </w:rPr>
-        <w:t xml:space="preserve">• </w:t>
-      </w:r>
+        <w:pStyle w:val="ListBullet"/>
+      </w:pPr>
       <w:r>
         <w:rPr>
           <w:b/>
-          <w:sz w:val="21"/>
         </w:rPr>
         <w:t>出处</w:t>
       </w:r>
       <w:r>
         <w:rPr>
-          <w:sz w:val="21"/>
+          <w:b w:val="0"/>
         </w:rPr>
         <w:t>：《原文全集》第一部分（第188讲）·（四）如何修习慈心</w:t>
       </w:r>
     </w:p>
     <w:p>
       <w:pPr>
-        <w:ind w:left="340"/>
-      </w:pPr>
-      <w:r>
-        <w:rPr>
-          <w:color w:val="1F3864"/>
-          <w:sz w:val="21"/>
-        </w:rPr>
-        <w:t xml:space="preserve">• </w:t>
-      </w:r>
+        <w:pStyle w:val="ListBullet"/>
+      </w:pPr>
       <w:r>
         <w:rPr>
           <w:b/>
-          <w:sz w:val="21"/>
         </w:rPr>
         <w:t>media_id</w:t>
       </w:r>
       <w:r>
         <w:rPr>
-          <w:sz w:val="21"/>
-        </w:rPr>
-        <w:t>：`pdf_d0dd1c0cd17209afe241ece24bf6b7b4_8756345fd0a00413a8492cfe6029a60e7439961422831605`</w:t>
-      </w:r>
-    </w:p>
-    <w:p>
-      <w:pPr>
-        <w:ind w:left="340"/>
-      </w:pPr>
-      <w:r>
-        <w:rPr>
-          <w:color w:val="1F3864"/>
-          <w:sz w:val="21"/>
-        </w:rPr>
-        <w:t xml:space="preserve">• </w:t>
-      </w:r>
+          <w:b w:val="0"/>
+        </w:rPr>
+        <w:t>：pdf_d0dd1c0cd17209afe241ece24bf6b7b4_8756345fd0a00413a8492cfe6029a60e7439961422831605</w:t>
+      </w:r>
+    </w:p>
+    <w:p>
+      <w:pPr>
+        <w:pStyle w:val="ListBullet"/>
+      </w:pPr>
       <w:r>
         <w:rPr>
           <w:b/>
-          <w:sz w:val="21"/>
         </w:rPr>
         <w:t>打开方式</w:t>
       </w:r>
       <w:r>
         <w:rPr>
-          <w:sz w:val="21"/>
+          <w:b w:val="0"/>
         </w:rPr>
         <w:t>：ima知识库搜索「第188讲 五盖」即可打开</w:t>
       </w:r>
     </w:p>
     <w:p>
       <w:pPr>
-        <w:spacing w:before="40" w:after="80"/>
-        <w:ind w:left="283"/>
-        <w:shd w:val="clear" w:color="auto" w:fill="EEF2F8"/>
+        <w:ind w:left="170"/>
         <w:pBdr>
-          <w:left w:val="single" w:sz="20" w:space="6" w:color="1F3864"/>
+          <w:left w:val="single" w:sz="18" w:space="4" w:color="1F3864"/>
         </w:pBdr>
-      </w:pPr>
-      <w:r>
-        <w:rPr>
-          <w:sz w:val="20"/>
+        <w:shd w:val="clear" w:fill="F2F5FA"/>
+      </w:pPr>
+      <w:r>
+        <w:rPr>
+          <w:b w:val="0"/>
         </w:rPr>
         <w:t>对自己散播慈爱不能证得禅那，但是可以感受到对自己散播慈爱带来的愉悦。这样做，是为了能推己及人。愿自己没有怨敌，没有内心的痛苦，没有身体的痛苦，拥有自己的快乐，自己如此希望，并能感受到，就要推己及人。我们希望自己快乐，别人同样希望他们自己快乐。</w:t>
       </w:r>
     </w:p>
     <w:p>
-      <w:pPr>
-        <w:spacing w:before="120" w:after="80"/>
-      </w:pPr>
-      <w:r>
-        <w:rPr>
-          <w:rFonts w:ascii="Microsoft YaHei" w:hAnsi="Microsoft YaHei" w:eastAsia="Microsoft YaHei"/>
+      <w:r>
+        <w:rPr>
           <w:b/>
           <w:color w:val="1F3864"/>
-          <w:sz w:val="25"/>
+          <w:sz w:val="23"/>
         </w:rPr>
         <w:t>扩展二：深入讨论问题</w:t>
       </w:r>
     </w:p>
     <w:p>
       <w:pPr>
-        <w:ind w:left="340"/>
-      </w:pPr>
-      <w:r>
-        <w:rPr>
-          <w:b/>
-          <w:sz w:val="21"/>
-        </w:rPr>
-        <w:t xml:space="preserve">1. </w:t>
-      </w:r>
-      <w:r>
-        <w:rPr>
-          <w:sz w:val="21"/>
+        <w:pStyle w:val="ListNumber"/>
+      </w:pPr>
+      <w:r>
+        <w:rPr>
+          <w:b w:val="0"/>
         </w:rPr>
         <w:t>从"对自己修慈心"到"对十方众生修慈心"，中间最难跨越的是哪一步？为什么？（可以让大家指一指自己在哪一步"卡住"了）</w:t>
       </w:r>
     </w:p>
     <w:p>
       <w:pPr>
-        <w:ind w:left="340"/>
-      </w:pPr>
-      <w:r>
-        <w:rPr>
-          <w:b/>
-          <w:sz w:val="21"/>
-        </w:rPr>
-        <w:t xml:space="preserve">2. </w:t>
-      </w:r>
-      <w:r>
-        <w:rPr>
-          <w:sz w:val="21"/>
+        <w:pStyle w:val="ListNumber"/>
+      </w:pPr>
+      <w:r>
+        <w:rPr>
+          <w:b w:val="0"/>
         </w:rPr>
         <w:t>原文举了"动物保护者心疼老虎、却没想到被老虎吃掉的动物"的例子——你生活中有没有类似的"选择性慈悲"？比如只对可爱的人慈悲、只对自己人慈悲？</w:t>
       </w:r>
     </w:p>
     <w:p>
-      <w:pPr>
-        <w:spacing w:before="120" w:after="80"/>
-      </w:pPr>
-      <w:r>
-        <w:rPr>
-          <w:rFonts w:ascii="Microsoft YaHei" w:hAnsi="Microsoft YaHei" w:eastAsia="Microsoft YaHei"/>
+      <w:r>
+        <w:rPr>
           <w:b/>
           <w:color w:val="1F3864"/>
-          <w:sz w:val="25"/>
+          <w:sz w:val="23"/>
         </w:rPr>
         <w:t>扩展三：延伸小练习</w:t>
       </w:r>
     </w:p>
     <w:p>
       <w:pPr>
-        <w:ind w:left="340"/>
-      </w:pPr>
-      <w:r>
-        <w:rPr>
-          <w:color w:val="1F3864"/>
-          <w:sz w:val="21"/>
-        </w:rPr>
-        <w:t xml:space="preserve">• </w:t>
-      </w:r>
+        <w:pStyle w:val="ListBullet"/>
+      </w:pPr>
       <w:r>
         <w:rPr>
           <w:b/>
-          <w:sz w:val="21"/>
         </w:rPr>
         <w:t>"经过即祝福"练习（约5分钟）</w:t>
       </w:r>
       <w:r>
         <w:rPr>
-          <w:sz w:val="21"/>
+          <w:b w:val="0"/>
         </w:rPr>
         <w:t>：请大家想一个自己每天都会经过的地方（地铁站、菜市场、公司门口），在心里默默祝福那里出现的每一个人："愿你远离危难，愿你内心愉悦，愿你身体健康，愿你保有快乐。"——这是本周作业的现场版，可以让大家当场试一遍。</w:t>
       </w:r>
     </w:p>
     <w:p>
-      <w:pPr>
-        <w:spacing w:before="120" w:after="80"/>
-      </w:pPr>
-      <w:r>
-        <w:rPr>
-          <w:rFonts w:ascii="Microsoft YaHei" w:hAnsi="Microsoft YaHei" w:eastAsia="Microsoft YaHei"/>
+      <w:r>
+        <w:rPr>
           <w:b/>
           <w:color w:val="1F3864"/>
-          <w:sz w:val="25"/>
+          <w:sz w:val="23"/>
         </w:rPr>
         <w:t>扩展四：主持人备用素材</w:t>
       </w:r>
     </w:p>
     <w:p>
       <w:pPr>
-        <w:ind w:left="340"/>
-      </w:pPr>
-      <w:r>
-        <w:rPr>
-          <w:color w:val="1F3864"/>
-          <w:sz w:val="21"/>
-        </w:rPr>
-        <w:t xml:space="preserve">• </w:t>
-      </w:r>
+        <w:pStyle w:val="ListBullet"/>
+      </w:pPr>
       <w:r>
         <w:rPr>
           <w:b/>
-          <w:sz w:val="21"/>
         </w:rPr>
         <w:t>当成员觉得"五百二十八种遍满慈"遥不可及时（串联词，不是讲解）</w:t>
       </w:r>
       <w:r>
         <w:rPr>
-          <w:sz w:val="21"/>
+          <w:b w:val="0"/>
         </w:rPr>
         <w:t>：原文里其实讲得很朴实——从自己开始，一个范围一个范围地扩大：寺院、小区、村庄、城镇、省市、国家、东半球、西半球、太阳系、银河系……听起来很大，但起点就是当下对身边一个人生起祝福。我们今天已经开始了第一步。把"宏大"接回"当下"，让成员明白遍满慈不是遥不可及的理论，而是从眼前这一念祝福出发的。</w:t>
       </w:r>
     </w:p>
     <w:p>
       <w:pPr>
-        <w:spacing w:before="40" w:after="80"/>
-        <w:ind w:left="283"/>
-        <w:shd w:val="clear" w:color="auto" w:fill="EEF2F8"/>
+        <w:ind w:left="170"/>
         <w:pBdr>
-          <w:left w:val="single" w:sz="20" w:space="6" w:color="1F3864"/>
+          <w:left w:val="single" w:sz="18" w:space="4" w:color="1F3864"/>
         </w:pBdr>
-      </w:pPr>
-      <w:r>
-        <w:rPr>
-          <w:sz w:val="20"/>
+        <w:shd w:val="clear" w:fill="F2F5FA"/>
+      </w:pPr>
+      <w:r>
+        <w:rPr>
+          <w:b w:val="0"/>
         </w:rPr>
         <w:t>以下内容用于共读提前结束或讨论意犹未尽时，按需选用，不必全部完成。</w:t>
       </w:r>
     </w:p>
     <w:p>
-      <w:pPr>
-        <w:spacing w:before="120" w:after="80"/>
-      </w:pPr>
-      <w:r>
-        <w:rPr>
-          <w:rFonts w:ascii="Microsoft YaHei" w:hAnsi="Microsoft YaHei" w:eastAsia="Microsoft YaHei"/>
+      <w:r>
+        <w:rPr>
           <w:b/>
           <w:color w:val="1F3864"/>
-          <w:sz w:val="25"/>
+          <w:sz w:val="23"/>
         </w:rPr>
         <w:t>扩展五：补充原文段落</w:t>
       </w:r>
@@ -5766,98 +5892,72 @@
       <w:r>
         <w:rPr>
           <w:b/>
-          <w:sz w:val="21"/>
         </w:rPr>
         <w:t>段落1：什么是慈心——离贪、离瞋、离痴</w:t>
       </w:r>
     </w:p>
     <w:p>
       <w:pPr>
-        <w:ind w:left="340"/>
-      </w:pPr>
-      <w:r>
-        <w:rPr>
-          <w:color w:val="1F3864"/>
-          <w:sz w:val="21"/>
-        </w:rPr>
-        <w:t xml:space="preserve">• </w:t>
-      </w:r>
+        <w:pStyle w:val="ListBullet"/>
+      </w:pPr>
       <w:r>
         <w:rPr>
           <w:b/>
-          <w:sz w:val="21"/>
         </w:rPr>
         <w:t>出处</w:t>
       </w:r>
       <w:r>
         <w:rPr>
-          <w:sz w:val="21"/>
+          <w:b w:val="0"/>
         </w:rPr>
         <w:t>：《原文全集》第一部分（第188讲 法念处·五盖（二））·三、慈心禅那的修习·（一）什么是慈心</w:t>
       </w:r>
     </w:p>
     <w:p>
       <w:pPr>
-        <w:ind w:left="340"/>
-      </w:pPr>
-      <w:r>
-        <w:rPr>
-          <w:color w:val="1F3864"/>
-          <w:sz w:val="21"/>
-        </w:rPr>
-        <w:t xml:space="preserve">• </w:t>
-      </w:r>
+        <w:pStyle w:val="ListBullet"/>
+      </w:pPr>
       <w:r>
         <w:rPr>
           <w:b/>
-          <w:sz w:val="21"/>
         </w:rPr>
         <w:t>media_id</w:t>
       </w:r>
       <w:r>
         <w:rPr>
-          <w:sz w:val="21"/>
-        </w:rPr>
-        <w:t>：`pdf_d0dd1c0cd17209afe241ece24bf6b7b4_8756345fd0a00413a8492cfe6029a60e7439961422831605`</w:t>
-      </w:r>
-    </w:p>
-    <w:p>
-      <w:pPr>
-        <w:ind w:left="340"/>
-      </w:pPr>
-      <w:r>
-        <w:rPr>
-          <w:color w:val="1F3864"/>
-          <w:sz w:val="21"/>
-        </w:rPr>
-        <w:t xml:space="preserve">• </w:t>
-      </w:r>
+          <w:b w:val="0"/>
+        </w:rPr>
+        <w:t>：pdf_d0dd1c0cd17209afe241ece24bf6b7b4_8756345fd0a00413a8492cfe6029a60e7439961422831605</w:t>
+      </w:r>
+    </w:p>
+    <w:p>
+      <w:pPr>
+        <w:pStyle w:val="ListBullet"/>
+      </w:pPr>
       <w:r>
         <w:rPr>
           <w:b/>
-          <w:sz w:val="21"/>
         </w:rPr>
         <w:t>打开方式</w:t>
       </w:r>
       <w:r>
         <w:rPr>
-          <w:sz w:val="21"/>
+          <w:b w:val="0"/>
         </w:rPr>
         <w:t>：ima知识库搜索「第188讲 五盖」即可打开</w:t>
       </w:r>
     </w:p>
     <w:p>
       <w:pPr>
-        <w:spacing w:before="40" w:after="80"/>
-        <w:ind w:left="283"/>
-        <w:shd w:val="clear" w:color="auto" w:fill="EEF2F8"/>
+        <w:ind w:left="170"/>
         <w:pBdr>
-          <w:left w:val="single" w:sz="20" w:space="6" w:color="1F3864"/>
+          <w:left w:val="single" w:sz="18" w:space="4" w:color="1F3864"/>
         </w:pBdr>
-      </w:pPr>
-      <w:r>
-        <w:rPr>
-          <w:sz w:val="20"/>
+        <w:shd w:val="clear" w:fill="F2F5FA"/>
+      </w:pPr>
+      <w:r>
+        <w:rPr>
+          <w:b w:val="0"/>
         </w:rPr>
         <w:t>慈心是一种梵住，四梵住（慈、悲、喜、捨），排第一位的是慈梵住（Brahmavihāra）。修习慈心是为了去除瞋恚盖。贪的特点是黏著、执取。黏著、执取给你带来什么感觉呢？感觉被绑住了，对吧？……只要有任何贪爱就不自由。所以，离贪可以获得自由。瞋恚是粗野、残暴，经常生起害人的心，或者害人害己的心。离瞋带来慈悲，心会很柔软。瞋心重的人身体都很僵硬，浑身都是疙瘩，各种包，硬邦邦的，按哪都痛。而有慈心的人，浑身都很柔软。什么叫痴呢？就是盲目，愚痴的人像瞆的人，该做正确的事情他不会做。所以，离痴获得光明，让内心透亮，看问题不被堵住，一点就看到根源上，这是智慧。</w:t>
       </w:r>
@@ -5866,585 +5966,438 @@
       <w:r>
         <w:rPr>
           <w:b/>
-          <w:sz w:val="21"/>
         </w:rPr>
         <w:t>段落2：五十二心所中的"慈、悲、随喜"——美心所与不善心所对照</w:t>
       </w:r>
     </w:p>
     <w:p>
       <w:pPr>
-        <w:ind w:left="340"/>
-      </w:pPr>
-      <w:r>
-        <w:rPr>
-          <w:color w:val="1F3864"/>
-          <w:sz w:val="21"/>
-        </w:rPr>
-        <w:t xml:space="preserve">• </w:t>
-      </w:r>
+        <w:pStyle w:val="ListBullet"/>
+      </w:pPr>
       <w:r>
         <w:rPr>
           <w:b/>
-          <w:sz w:val="21"/>
         </w:rPr>
         <w:t>出处</w:t>
       </w:r>
       <w:r>
         <w:rPr>
-          <w:sz w:val="21"/>
+          <w:b w:val="0"/>
         </w:rPr>
         <w:t>：《原文全集》第五部分（如来禅修学体系81）·四、五十二（52）心所总表（图中文字整理）</w:t>
       </w:r>
     </w:p>
     <w:p>
       <w:pPr>
-        <w:ind w:left="340"/>
-      </w:pPr>
-      <w:r>
-        <w:rPr>
-          <w:color w:val="1F3864"/>
-          <w:sz w:val="21"/>
-        </w:rPr>
-        <w:t xml:space="preserve">• </w:t>
-      </w:r>
+        <w:pStyle w:val="ListBullet"/>
+      </w:pPr>
       <w:r>
         <w:rPr>
           <w:b/>
-          <w:sz w:val="21"/>
         </w:rPr>
         <w:t>media_id</w:t>
       </w:r>
       <w:r>
         <w:rPr>
-          <w:sz w:val="21"/>
-        </w:rPr>
-        <w:t>：`pdf_d0dd1c0cd17209afe241ece24bf6b7b4_697b9a684c6cbfe3f5f6a17ae60a4c957439961422831605`</w:t>
-      </w:r>
-    </w:p>
-    <w:p>
-      <w:pPr>
-        <w:ind w:left="340"/>
-      </w:pPr>
-      <w:r>
-        <w:rPr>
-          <w:color w:val="1F3864"/>
-          <w:sz w:val="21"/>
-        </w:rPr>
-        <w:t xml:space="preserve">• </w:t>
-      </w:r>
+          <w:b w:val="0"/>
+        </w:rPr>
+        <w:t>：pdf_d0dd1c0cd17209afe241ece24bf6b7b4_697b9a684c6cbfe3f5f6a17ae60a4c957439961422831605</w:t>
+      </w:r>
+    </w:p>
+    <w:p>
+      <w:pPr>
+        <w:pStyle w:val="ListBullet"/>
+      </w:pPr>
       <w:r>
         <w:rPr>
           <w:b/>
-          <w:sz w:val="21"/>
         </w:rPr>
         <w:t>打开方式</w:t>
       </w:r>
       <w:r>
         <w:rPr>
-          <w:sz w:val="21"/>
+          <w:b w:val="0"/>
         </w:rPr>
         <w:t>：ima知识库搜索「如来禅修学体系81」即可打开</w:t>
       </w:r>
     </w:p>
     <w:p>
       <w:pPr>
-        <w:spacing w:before="40" w:after="80"/>
-        <w:ind w:left="283"/>
-        <w:shd w:val="clear" w:color="auto" w:fill="EEF2F8"/>
+        <w:ind w:left="170"/>
         <w:pBdr>
-          <w:left w:val="single" w:sz="20" w:space="6" w:color="1F3864"/>
+          <w:left w:val="single" w:sz="18" w:space="4" w:color="1F3864"/>
         </w:pBdr>
-      </w:pPr>
-      <w:r>
-        <w:rPr>
-          <w:sz w:val="20"/>
+        <w:shd w:val="clear" w:fill="F2F5FA"/>
+      </w:pPr>
+      <w:r>
+        <w:rPr>
+          <w:b w:val="0"/>
         </w:rPr>
         <w:t>不善心所（14）：贪（爱/染）、瞋（怒/反击/拂逆）、痴（没智慧语）、掉举（忐忑）、昏沉（心的沉重）、睡眠（心的呆滞）、无惭（不耻作恶）、无愧（不怕作恶）、疑（不信因果/三宝）、邪见（错误的见解）、我慢（傲）、嫉（嫉妒）、悭（吝啬）、恶作（懊悔）</w:t>
       </w:r>
     </w:p>
     <w:p>
       <w:pPr>
-        <w:spacing w:before="40" w:after="80"/>
-        <w:ind w:left="283"/>
-        <w:shd w:val="clear" w:color="auto" w:fill="EEF2F8"/>
+        <w:ind w:left="170"/>
         <w:pBdr>
-          <w:left w:val="single" w:sz="20" w:space="6" w:color="1F3864"/>
+          <w:left w:val="single" w:sz="18" w:space="4" w:color="1F3864"/>
         </w:pBdr>
-      </w:pPr>
-      <w:r>
-        <w:rPr>
-          <w:sz w:val="20"/>
+        <w:shd w:val="clear" w:fill="F2F5FA"/>
+      </w:pPr>
+      <w:r>
+        <w:rPr>
+          <w:b w:val="0"/>
         </w:rPr>
         <w:t>美心所（25）：信、念、惭（耻作诸恶）、愧（怖畏诸恶）、无贪、无瞋、无痴（特慧根）、中捨性（作中立/旁观）、心所轻安、心轻安、心所轻快性、心轻快性、心所柔软性、心柔软性、心所练达性（适应性）、心练达性、心所正直性、心正直性、正语（离邪语）、正业（离杀盗淫）、正命（离邪命）、悲（悲悯）、随喜、慈（无量心所）</w:t>
       </w:r>
     </w:p>
     <w:p>
       <w:pPr>
-        <w:spacing w:before="40" w:after="80"/>
-        <w:ind w:left="283"/>
-        <w:shd w:val="clear" w:color="auto" w:fill="EEF2F8"/>
+        <w:ind w:left="170"/>
         <w:pBdr>
-          <w:left w:val="single" w:sz="20" w:space="6" w:color="1F3864"/>
+          <w:left w:val="single" w:sz="18" w:space="4" w:color="1F3864"/>
         </w:pBdr>
-      </w:pPr>
-      <w:r>
-        <w:rPr>
-          <w:sz w:val="20"/>
+        <w:shd w:val="clear" w:fill="F2F5FA"/>
+      </w:pPr>
+      <w:r>
+        <w:rPr>
+          <w:b w:val="0"/>
         </w:rPr>
         <w:t>（图中另标注：无量心所之"因组/果组"，慈、悲俱属无量心所；悲——以如理作意见有情无所归依，为众苦所迫；慈——以如理作意见有情的优点。）</w:t>
       </w:r>
     </w:p>
     <w:p>
-      <w:pPr>
-        <w:spacing w:before="120" w:after="80"/>
-      </w:pPr>
-      <w:r>
-        <w:rPr>
-          <w:rFonts w:ascii="Microsoft YaHei" w:hAnsi="Microsoft YaHei" w:eastAsia="Microsoft YaHei"/>
+      <w:r>
+        <w:rPr>
           <w:b/>
           <w:color w:val="1F3864"/>
-          <w:sz w:val="25"/>
+          <w:sz w:val="23"/>
         </w:rPr>
         <w:t>扩展六：深入讨论问题</w:t>
       </w:r>
     </w:p>
     <w:p>
       <w:pPr>
-        <w:ind w:left="340"/>
-      </w:pPr>
-      <w:r>
-        <w:rPr>
-          <w:b/>
-          <w:sz w:val="21"/>
-        </w:rPr>
-        <w:t xml:space="preserve">1. </w:t>
-      </w:r>
-      <w:r>
-        <w:rPr>
-          <w:sz w:val="21"/>
+        <w:pStyle w:val="ListNumber"/>
+      </w:pPr>
+      <w:r>
+        <w:rPr>
+          <w:b w:val="0"/>
         </w:rPr>
         <w:t>原文说"慈悲喜舍是压力的疏解剂、社会和平的缔造者、解决社会冲突的根本药方"——你同意吗？能举一个自己身边的例子吗？</w:t>
       </w:r>
     </w:p>
     <w:p>
       <w:pPr>
-        <w:ind w:left="340"/>
-      </w:pPr>
-      <w:r>
-        <w:rPr>
-          <w:b/>
-          <w:sz w:val="21"/>
-        </w:rPr>
-        <w:t xml:space="preserve">2. </w:t>
-      </w:r>
-      <w:r>
-        <w:rPr>
-          <w:sz w:val="21"/>
+        <w:pStyle w:val="ListNumber"/>
+      </w:pPr>
+      <w:r>
+        <w:rPr>
+          <w:b w:val="0"/>
         </w:rPr>
         <w:t>在五十二心所表里，"随喜"属于美心所，"嫉（嫉妒）""悭（吝啬）"属于不善心所——观察一下：当别人成功时，你的第一反应更接近哪一个？为什么"随喜"这么难？</w:t>
       </w:r>
     </w:p>
     <w:p>
-      <w:pPr>
-        <w:spacing w:before="120" w:after="80"/>
-      </w:pPr>
-      <w:r>
-        <w:rPr>
-          <w:rFonts w:ascii="Microsoft YaHei" w:hAnsi="Microsoft YaHei" w:eastAsia="Microsoft YaHei"/>
+      <w:r>
+        <w:rPr>
           <w:b/>
           <w:color w:val="1F3864"/>
-          <w:sz w:val="25"/>
+          <w:sz w:val="23"/>
         </w:rPr>
         <w:t>扩展七：延伸小练习</w:t>
       </w:r>
     </w:p>
     <w:p>
       <w:pPr>
-        <w:ind w:left="340"/>
-      </w:pPr>
-      <w:r>
-        <w:rPr>
-          <w:color w:val="1F3864"/>
-          <w:sz w:val="21"/>
-        </w:rPr>
-        <w:t xml:space="preserve">• </w:t>
-      </w:r>
+        <w:pStyle w:val="ListBullet"/>
+      </w:pPr>
       <w:r>
         <w:rPr>
           <w:b/>
-          <w:sz w:val="21"/>
         </w:rPr>
         <w:t>"随喜"练习（约5分钟）</w:t>
       </w:r>
       <w:r>
         <w:rPr>
-          <w:sz w:val="21"/>
+          <w:b w:val="0"/>
         </w:rPr>
         <w:t>：请大家回想今天（或本周）身边某个人"过得好"的事——升职、被表扬、家庭和睦、身体健康——在心里真心地说一句："真好，随喜他/她。"然后分享：说这句话时，心里是轻松的，还是有一点点酸？本周末前，每次看到别人"好"，都在心里默默随喜一次。</w:t>
       </w:r>
     </w:p>
     <w:p>
-      <w:pPr>
-        <w:spacing w:before="120" w:after="80"/>
-      </w:pPr>
-      <w:r>
-        <w:rPr>
-          <w:rFonts w:ascii="Microsoft YaHei" w:hAnsi="Microsoft YaHei" w:eastAsia="Microsoft YaHei"/>
+      <w:r>
+        <w:rPr>
           <w:b/>
           <w:color w:val="1F3864"/>
-          <w:sz w:val="25"/>
+          <w:sz w:val="23"/>
         </w:rPr>
         <w:t>扩展八：主持人备用素材</w:t>
       </w:r>
     </w:p>
     <w:p>
       <w:pPr>
-        <w:ind w:left="340"/>
-      </w:pPr>
-      <w:r>
-        <w:rPr>
-          <w:color w:val="1F3864"/>
-          <w:sz w:val="21"/>
-        </w:rPr>
-        <w:t xml:space="preserve">• </w:t>
-      </w:r>
+        <w:pStyle w:val="ListBullet"/>
+      </w:pPr>
       <w:r>
         <w:rPr>
           <w:b/>
-          <w:sz w:val="21"/>
         </w:rPr>
         <w:t>"慈心一百次不如实际行动关爱一次"（念原文，不讲解）</w:t>
       </w:r>
       <w:r>
         <w:rPr>
-          <w:sz w:val="21"/>
+          <w:b w:val="0"/>
         </w:rPr>
         <w:t>：第90讲原文中有这样一句："因为慈心是属于给利益，即使他没有生气，但是因为他给利益这个素质连排斥都没有了，所以这种对嗔心的调服是非常有利的（慈心一百次不如实际行动关爱一次）。"本周话题偏理论，当讨论开始"绕概念"时，主持人可以念这句原文，把大家拉回生活——慈悲喜舍不是名词，是行动。</w:t>
       </w:r>
     </w:p>
     <w:p>
-      <w:pPr>
-        <w:spacing w:before="160" w:after="80"/>
-      </w:pPr>
-      <w:r>
-        <w:rPr>
-          <w:rFonts w:ascii="Microsoft YaHei" w:hAnsi="Microsoft YaHei" w:eastAsia="Microsoft YaHei"/>
+      <w:r>
+        <w:rPr>
           <w:b/>
           <w:color w:val="1F3864"/>
-          <w:sz w:val="28"/>
+          <w:sz w:val="26"/>
         </w:rPr>
         <w:t>🔚 收尾与回向（15 min）</w:t>
       </w:r>
     </w:p>
     <w:p>
-      <w:pPr>
-        <w:spacing w:before="120" w:after="80"/>
-      </w:pPr>
-      <w:r>
-        <w:rPr>
-          <w:rFonts w:ascii="Microsoft YaHei" w:hAnsi="Microsoft YaHei" w:eastAsia="Microsoft YaHei"/>
+      <w:r>
+        <w:rPr>
           <w:b/>
           <w:color w:val="1F3864"/>
-          <w:sz w:val="25"/>
+          <w:sz w:val="23"/>
         </w:rPr>
         <w:t>收尾一</w:t>
       </w:r>
     </w:p>
     <w:p>
       <w:pPr>
-        <w:ind w:left="340"/>
+        <w:pStyle w:val="ListNumber"/>
       </w:pPr>
       <w:r>
         <w:rPr>
           <w:b/>
-          <w:sz w:val="21"/>
-        </w:rPr>
-        <w:t xml:space="preserve">1. </w:t>
-      </w:r>
+        </w:rPr>
+        <w:t>每人一句话</w:t>
+      </w:r>
+      <w:r>
+        <w:rPr>
+          <w:b w:val="0"/>
+        </w:rPr>
+        <w:t>：向"十方众生"散播慈爱时，你心里是什么感觉？有没有觉得心变大了？</w:t>
+      </w:r>
+    </w:p>
+    <w:p>
+      <w:pPr>
+        <w:pStyle w:val="ListNumber"/>
+      </w:pPr>
       <w:r>
         <w:rPr>
           <w:b/>
-          <w:sz w:val="21"/>
-        </w:rPr>
-        <w:t>每人一句话</w:t>
-      </w:r>
-      <w:r>
-        <w:rPr>
-          <w:sz w:val="21"/>
-        </w:rPr>
-        <w:t>：向"十方众生"散播慈爱时，你心里是什么感觉？有没有觉得心变大了？</w:t>
-      </w:r>
-    </w:p>
-    <w:p>
-      <w:pPr>
-        <w:ind w:left="340"/>
+        </w:rPr>
+        <w:t>下周预告</w:t>
+      </w:r>
+      <w:r>
+        <w:rPr>
+          <w:b w:val="0"/>
+        </w:rPr>
+        <w:t>：下周我们学习四无量心——慈、悲、喜、舍。</w:t>
+      </w:r>
+    </w:p>
+    <w:p>
+      <w:pPr>
+        <w:pStyle w:val="ListNumber"/>
       </w:pPr>
       <w:r>
         <w:rPr>
           <w:b/>
-          <w:sz w:val="21"/>
-        </w:rPr>
-        <w:t xml:space="preserve">2. </w:t>
-      </w:r>
+        </w:rPr>
+        <w:t>本周作业</w:t>
+      </w:r>
+      <w:r>
+        <w:rPr>
+          <w:b w:val="0"/>
+        </w:rPr>
+        <w:t>：选一个你每天经过的地方（如每天坐的地铁站、常去的菜市场），每次经过时在心里祝福那里的人。</w:t>
+      </w:r>
+    </w:p>
+    <w:p>
+      <w:pPr>
+        <w:pStyle w:val="ListNumber"/>
+      </w:pPr>
       <w:r>
         <w:rPr>
           <w:b/>
-          <w:sz w:val="21"/>
-        </w:rPr>
-        <w:t>下周预告</w:t>
-      </w:r>
-      <w:r>
-        <w:rPr>
-          <w:sz w:val="21"/>
-        </w:rPr>
-        <w:t>：下周我们学习四无量心——慈、悲、喜、舍。</w:t>
-      </w:r>
-    </w:p>
-    <w:p>
-      <w:pPr>
-        <w:ind w:left="340"/>
-      </w:pPr>
-      <w:r>
-        <w:rPr>
-          <w:b/>
-          <w:sz w:val="21"/>
-        </w:rPr>
-        <w:t xml:space="preserve">3. </w:t>
-      </w:r>
-      <w:r>
-        <w:rPr>
-          <w:b/>
-          <w:sz w:val="21"/>
-        </w:rPr>
-        <w:t>本周作业</w:t>
-      </w:r>
-      <w:r>
-        <w:rPr>
-          <w:sz w:val="21"/>
-        </w:rPr>
-        <w:t>：选一个你每天经过的地方（如每天坐的地铁站、常去的菜市场），每次经过时在心里祝福那里的人。</w:t>
-      </w:r>
-    </w:p>
-    <w:p>
-      <w:pPr>
-        <w:ind w:left="340"/>
-      </w:pPr>
-      <w:r>
-        <w:rPr>
-          <w:b/>
-          <w:sz w:val="21"/>
-        </w:rPr>
-        <w:t xml:space="preserve">4. </w:t>
-      </w:r>
-      <w:r>
-        <w:rPr>
-          <w:b/>
-          <w:sz w:val="21"/>
         </w:rPr>
         <w:t>回向</w:t>
       </w:r>
       <w:r>
         <w:rPr>
-          <w:sz w:val="21"/>
+          <w:b w:val="0"/>
         </w:rPr>
         <w:t>（一起念）：</w:t>
       </w:r>
     </w:p>
     <w:p>
-      <w:pPr>
-        <w:spacing w:before="120" w:after="80"/>
-      </w:pPr>
-      <w:r>
-        <w:rPr>
-          <w:rFonts w:ascii="Microsoft YaHei" w:hAnsi="Microsoft YaHei" w:eastAsia="Microsoft YaHei"/>
+      <w:r>
+        <w:rPr>
           <w:b/>
           <w:color w:val="1F3864"/>
-          <w:sz w:val="25"/>
+          <w:sz w:val="23"/>
         </w:rPr>
         <w:t>收尾二</w:t>
       </w:r>
     </w:p>
     <w:p>
       <w:pPr>
-        <w:ind w:left="340"/>
+        <w:pStyle w:val="ListNumber"/>
       </w:pPr>
       <w:r>
         <w:rPr>
           <w:b/>
-          <w:sz w:val="21"/>
-        </w:rPr>
-        <w:t xml:space="preserve">1. </w:t>
-      </w:r>
+        </w:rPr>
+        <w:t>每人一句话</w:t>
+      </w:r>
+      <w:r>
+        <w:rPr>
+          <w:b w:val="0"/>
+        </w:rPr>
+        <w:t>：四种心态里，哪一种让你最有感觉？</w:t>
+      </w:r>
+    </w:p>
+    <w:p>
+      <w:pPr>
+        <w:pStyle w:val="ListNumber"/>
+      </w:pPr>
       <w:r>
         <w:rPr>
           <w:b/>
-          <w:sz w:val="21"/>
-        </w:rPr>
-        <w:t>每人一句话</w:t>
-      </w:r>
-      <w:r>
-        <w:rPr>
-          <w:sz w:val="21"/>
-        </w:rPr>
-        <w:t>：四种心态里，哪一种让你最有感觉？</w:t>
-      </w:r>
-    </w:p>
-    <w:p>
-      <w:pPr>
-        <w:ind w:left="340"/>
+        </w:rPr>
+        <w:t>下周预告</w:t>
+      </w:r>
+      <w:r>
+        <w:rPr>
+          <w:b w:val="0"/>
+        </w:rPr>
+        <w:t>：下周是实践课——把慈心融入日常生活（睡觉前、人际冲突时、禅修前）。</w:t>
+      </w:r>
+    </w:p>
+    <w:p>
+      <w:pPr>
+        <w:pStyle w:val="ListNumber"/>
       </w:pPr>
       <w:r>
         <w:rPr>
           <w:b/>
-          <w:sz w:val="21"/>
-        </w:rPr>
-        <w:t xml:space="preserve">2. </w:t>
-      </w:r>
+        </w:rPr>
+        <w:t>本周作业</w:t>
+      </w:r>
+      <w:r>
+        <w:rPr>
+          <w:b w:val="0"/>
+        </w:rPr>
+        <w:t>：本周特别注意"随喜"——当别人被表扬、成功时，观察自己的第一反应。</w:t>
+      </w:r>
+    </w:p>
+    <w:p>
+      <w:pPr>
+        <w:pStyle w:val="ListNumber"/>
+      </w:pPr>
       <w:r>
         <w:rPr>
           <w:b/>
-          <w:sz w:val="21"/>
-        </w:rPr>
-        <w:t>下周预告</w:t>
-      </w:r>
-      <w:r>
-        <w:rPr>
-          <w:sz w:val="21"/>
-        </w:rPr>
-        <w:t>：下周是实践课——把慈心融入日常生活（睡觉前、人际冲突时、禅修前）。</w:t>
-      </w:r>
-    </w:p>
-    <w:p>
-      <w:pPr>
-        <w:ind w:left="340"/>
-      </w:pPr>
+        </w:rPr>
+        <w:t>回向</w:t>
+      </w:r>
+      <w:r>
+        <w:rPr>
+          <w:b w:val="0"/>
+        </w:rPr>
+        <w:t>（一起念）：</w:t>
+      </w:r>
+    </w:p>
+    <w:p>
       <w:r>
         <w:rPr>
           <w:b/>
-          <w:sz w:val="21"/>
-        </w:rPr>
-        <w:t xml:space="preserve">3. </w:t>
-      </w:r>
+        </w:rPr>
+        <w:t>回向（一起念）</w:t>
+      </w:r>
+      <w:r>
+        <w:rPr>
+          <w:b w:val="0"/>
+        </w:rPr>
+        <w:t>：</w:t>
+      </w:r>
+    </w:p>
+    <w:p>
+      <w:pPr>
+        <w:ind w:left="170"/>
+        <w:pBdr>
+          <w:left w:val="single" w:sz="18" w:space="4" w:color="1F3864"/>
+        </w:pBdr>
+        <w:shd w:val="clear" w:fill="F2F5FA"/>
+      </w:pPr>
       <w:r>
         <w:rPr>
           <w:b/>
-          <w:sz w:val="21"/>
-        </w:rPr>
-        <w:t>本周作业</w:t>
-      </w:r>
-      <w:r>
-        <w:rPr>
-          <w:sz w:val="21"/>
-        </w:rPr>
-        <w:t>：本周特别注意"随喜"——当别人被表扬、成功时，观察自己的第一反应。</w:t>
-      </w:r>
-    </w:p>
-    <w:p>
-      <w:pPr>
-        <w:ind w:left="340"/>
+        </w:rPr>
+        <w:t>愿我此功德，导向诸漏尽！</w:t>
+      </w:r>
+    </w:p>
+    <w:p>
+      <w:pPr>
+        <w:ind w:left="170"/>
+        <w:pBdr>
+          <w:left w:val="single" w:sz="18" w:space="4" w:color="1F3864"/>
+        </w:pBdr>
+        <w:shd w:val="clear" w:fill="F2F5FA"/>
       </w:pPr>
       <w:r>
         <w:rPr>
           <w:b/>
-          <w:sz w:val="21"/>
-        </w:rPr>
-        <w:t xml:space="preserve">4. </w:t>
-      </w:r>
+        </w:rPr>
+        <w:t>愿我此功德，为证涅槃缘！</w:t>
+      </w:r>
+    </w:p>
+    <w:p>
+      <w:pPr>
+        <w:ind w:left="170"/>
+        <w:pBdr>
+          <w:left w:val="single" w:sz="18" w:space="4" w:color="1F3864"/>
+        </w:pBdr>
+        <w:shd w:val="clear" w:fill="F2F5FA"/>
+      </w:pPr>
       <w:r>
         <w:rPr>
           <w:b/>
-          <w:sz w:val="21"/>
-        </w:rPr>
-        <w:t>回向</w:t>
-      </w:r>
-      <w:r>
-        <w:rPr>
-          <w:sz w:val="21"/>
-        </w:rPr>
-        <w:t>（一起念）：</w:t>
-      </w:r>
-    </w:p>
-    <w:p>
+        </w:rPr>
+        <w:t>我此功德分，回向诸有情！</w:t>
+      </w:r>
+    </w:p>
+    <w:p>
+      <w:pPr>
+        <w:ind w:left="170"/>
+        <w:pBdr>
+          <w:left w:val="single" w:sz="18" w:space="4" w:color="1F3864"/>
+        </w:pBdr>
+        <w:shd w:val="clear" w:fill="F2F5FA"/>
+      </w:pPr>
       <w:r>
         <w:rPr>
           <w:b/>
-          <w:sz w:val="21"/>
-        </w:rPr>
-        <w:t>回向（一起念）</w:t>
-      </w:r>
-      <w:r>
-        <w:rPr>
-          <w:sz w:val="21"/>
-        </w:rPr>
-        <w:t>：</w:t>
-      </w:r>
-    </w:p>
-    <w:p>
-      <w:pPr>
-        <w:spacing w:before="40" w:after="80"/>
-        <w:ind w:left="283"/>
-        <w:shd w:val="clear" w:color="auto" w:fill="EEF2F8"/>
-        <w:pBdr>
-          <w:left w:val="single" w:sz="20" w:space="6" w:color="1F3864"/>
-        </w:pBdr>
-      </w:pPr>
-      <w:r>
-        <w:rPr>
-          <w:b/>
-          <w:sz w:val="20"/>
-        </w:rPr>
-        <w:t>愿我此功德，导向诸漏尽！</w:t>
-      </w:r>
-      <w:r>
-        <w:rPr>
-          <w:sz w:val="20"/>
-        </w:rPr>
-        <w:t xml:space="preserve"> </w:t>
-      </w:r>
-      <w:r>
-        <w:rPr>
-          <w:b/>
-          <w:sz w:val="20"/>
-        </w:rPr>
-        <w:t>愿我此功德，为证涅槃缘！</w:t>
-      </w:r>
-      <w:r>
-        <w:rPr>
-          <w:sz w:val="20"/>
-        </w:rPr>
-        <w:t xml:space="preserve"> </w:t>
-      </w:r>
-      <w:r>
-        <w:rPr>
-          <w:b/>
-          <w:sz w:val="20"/>
-        </w:rPr>
-        <w:t>我此功德分，回向诸有情！</w:t>
-      </w:r>
-      <w:r>
-        <w:rPr>
-          <w:sz w:val="20"/>
-        </w:rPr>
-        <w:t xml:space="preserve"> </w:t>
-      </w:r>
-      <w:r>
-        <w:rPr>
-          <w:b/>
-          <w:sz w:val="20"/>
         </w:rPr>
         <w:t>愿彼等一切，同得功德分！</w:t>
       </w:r>
     </w:p>
     <w:p>
-      <w:pPr>
-        <w:spacing w:before="160" w:after="80"/>
-      </w:pPr>
-      <w:r>
-        <w:rPr>
-          <w:rFonts w:ascii="Microsoft YaHei" w:hAnsi="Microsoft YaHei" w:eastAsia="Microsoft YaHei"/>
+      <w:r>
+        <w:rPr>
           <w:b/>
           <w:color w:val="1F3864"/>
-          <w:sz w:val="28"/>
+          <w:sz w:val="26"/>
         </w:rPr>
         <w:t>📚 延伸阅读（课后自由选读，均为文字版）</w:t>
       </w:r>
@@ -6453,7 +6406,6 @@
       <w:tblPr>
         <w:tblStyle w:val="TableGrid"/>
         <w:tblW w:type="auto" w:w="0"/>
-        <w:jc w:val="center"/>
         <w:tblLook w:firstColumn="1" w:firstRow="1" w:lastColumn="0" w:lastRow="0" w:noHBand="0" w:noVBand="1" w:val="04A0"/>
       </w:tblPr>
       <w:tblGrid>
@@ -6465,17 +6417,20 @@
         <w:tc>
           <w:tcPr>
             <w:tcW w:type="dxa" w:w="3213"/>
-            <w:shd w:val="clear" w:color="auto" w:fill="1F3864"/>
+            <w:shd w:val="clear" w:fill="1F3864"/>
           </w:tcPr>
           <w:p>
-            <w:pPr>
-              <w:spacing w:after="20"/>
-            </w:pPr>
             <w:r>
               <w:rPr>
-                <w:b/>
                 <w:color w:val="FFFFFF"/>
-                <w:sz w:val="19"/>
+                <w:sz w:val="18"/>
+              </w:rPr>
+            </w:r>
+            <w:r>
+              <w:rPr>
+                <w:b w:val="0"/>
+                <w:color w:val="FFFFFF"/>
+                <w:sz w:val="18"/>
               </w:rPr>
               <w:t>标题</w:t>
             </w:r>
@@ -6484,17 +6439,20 @@
         <w:tc>
           <w:tcPr>
             <w:tcW w:type="dxa" w:w="3213"/>
-            <w:shd w:val="clear" w:color="auto" w:fill="1F3864"/>
+            <w:shd w:val="clear" w:fill="1F3864"/>
           </w:tcPr>
           <w:p>
-            <w:pPr>
-              <w:spacing w:after="20"/>
-            </w:pPr>
             <w:r>
               <w:rPr>
-                <w:b/>
                 <w:color w:val="FFFFFF"/>
-                <w:sz w:val="19"/>
+                <w:sz w:val="18"/>
+              </w:rPr>
+            </w:r>
+            <w:r>
+              <w:rPr>
+                <w:b w:val="0"/>
+                <w:color w:val="FFFFFF"/>
+                <w:sz w:val="18"/>
               </w:rPr>
               <w:t>media_id</w:t>
             </w:r>
@@ -6503,17 +6461,20 @@
         <w:tc>
           <w:tcPr>
             <w:tcW w:type="dxa" w:w="3213"/>
-            <w:shd w:val="clear" w:color="auto" w:fill="1F3864"/>
+            <w:shd w:val="clear" w:fill="1F3864"/>
           </w:tcPr>
           <w:p>
-            <w:pPr>
-              <w:spacing w:after="20"/>
-            </w:pPr>
             <w:r>
               <w:rPr>
-                <w:b/>
                 <w:color w:val="FFFFFF"/>
-                <w:sz w:val="19"/>
+                <w:sz w:val="18"/>
+              </w:rPr>
+            </w:r>
+            <w:r>
+              <w:rPr>
+                <w:b w:val="0"/>
+                <w:color w:val="FFFFFF"/>
+                <w:sz w:val="18"/>
               </w:rPr>
               <w:t>打开方式</w:t>
             </w:r>
@@ -6526,12 +6487,15 @@
             <w:tcW w:type="dxa" w:w="3213"/>
           </w:tcPr>
           <w:p>
-            <w:pPr>
-              <w:spacing w:after="20"/>
-            </w:pPr>
             <w:r>
               <w:rPr>
-                <w:sz w:val="19"/>
+                <w:sz w:val="18"/>
+              </w:rPr>
+            </w:r>
+            <w:r>
+              <w:rPr>
+                <w:b w:val="0"/>
+                <w:sz w:val="18"/>
               </w:rPr>
               <w:t>第189讲 五盖3（docx文字版）</w:t>
             </w:r>
@@ -6542,14 +6506,17 @@
             <w:tcW w:type="dxa" w:w="3213"/>
           </w:tcPr>
           <w:p>
-            <w:pPr>
-              <w:spacing w:after="20"/>
-            </w:pPr>
             <w:r>
               <w:rPr>
-                <w:sz w:val="19"/>
+                <w:sz w:val="18"/>
               </w:rPr>
-              <w:t>`word_d0dd1c0cd17209afe241ece24bf6b7b4_d03b0c87881adbd141fd68f2dc9947ca7439961422831605`</w:t>
+            </w:r>
+            <w:r>
+              <w:rPr>
+                <w:b w:val="0"/>
+                <w:sz w:val="18"/>
+              </w:rPr>
+              <w:t>word_d0dd1c0cd17209afe241ece24bf6b7b4_d03b0c87881adbd141fd68f2dc9947ca7439961422831605</w:t>
             </w:r>
           </w:p>
         </w:tc>
@@ -6558,12 +6525,15 @@
             <w:tcW w:type="dxa" w:w="3213"/>
           </w:tcPr>
           <w:p>
-            <w:pPr>
-              <w:spacing w:after="20"/>
-            </w:pPr>
             <w:r>
               <w:rPr>
-                <w:sz w:val="19"/>
+                <w:sz w:val="18"/>
+              </w:rPr>
+            </w:r>
+            <w:r>
+              <w:rPr>
+                <w:b w:val="0"/>
+                <w:sz w:val="18"/>
               </w:rPr>
               <w:t>ima知识库搜索「189讲 五盖3」</w:t>
             </w:r>
@@ -6574,15 +6544,18 @@
         <w:tc>
           <w:tcPr>
             <w:tcW w:type="dxa" w:w="3213"/>
-            <w:shd w:val="clear" w:color="auto" w:fill="F2F2F2"/>
+            <w:shd w:val="clear" w:fill="F2F5FA"/>
           </w:tcPr>
           <w:p>
-            <w:pPr>
-              <w:spacing w:after="20"/>
-            </w:pPr>
             <w:r>
               <w:rPr>
-                <w:sz w:val="19"/>
+                <w:sz w:val="18"/>
+              </w:rPr>
+            </w:r>
+            <w:r>
+              <w:rPr>
+                <w:b w:val="0"/>
+                <w:sz w:val="18"/>
               </w:rPr>
               <w:t>天湖寺早晚课诵本（PDF，含慈爱散播念诵）</w:t>
             </w:r>
@@ -6591,32 +6564,38 @@
         <w:tc>
           <w:tcPr>
             <w:tcW w:type="dxa" w:w="3213"/>
-            <w:shd w:val="clear" w:color="auto" w:fill="F2F2F2"/>
+            <w:shd w:val="clear" w:fill="F2F5FA"/>
           </w:tcPr>
           <w:p>
-            <w:pPr>
-              <w:spacing w:after="20"/>
-            </w:pPr>
             <w:r>
               <w:rPr>
-                <w:sz w:val="19"/>
+                <w:sz w:val="18"/>
               </w:rPr>
-              <w:t>`pdf_d0dd1c0cd17209afe241ece24bf6b7b4_6f25861a789aee54d314c7169431cab57439961422831605`</w:t>
+            </w:r>
+            <w:r>
+              <w:rPr>
+                <w:b w:val="0"/>
+                <w:sz w:val="18"/>
+              </w:rPr>
+              <w:t>pdf_d0dd1c0cd17209afe241ece24bf6b7b4_6f25861a789aee54d314c7169431cab57439961422831605</w:t>
             </w:r>
           </w:p>
         </w:tc>
         <w:tc>
           <w:tcPr>
             <w:tcW w:type="dxa" w:w="3213"/>
-            <w:shd w:val="clear" w:color="auto" w:fill="F2F2F2"/>
+            <w:shd w:val="clear" w:fill="F2F5FA"/>
           </w:tcPr>
           <w:p>
-            <w:pPr>
-              <w:spacing w:after="20"/>
-            </w:pPr>
             <w:r>
               <w:rPr>
-                <w:sz w:val="19"/>
+                <w:sz w:val="18"/>
+              </w:rPr>
+            </w:r>
+            <w:r>
+              <w:rPr>
+                <w:b w:val="0"/>
+                <w:sz w:val="18"/>
               </w:rPr>
               <w:t>ima知识库搜索「天湖寺早晚课诵本」</w:t>
             </w:r>
@@ -6629,12 +6608,15 @@
             <w:tcW w:type="dxa" w:w="3213"/>
           </w:tcPr>
           <w:p>
-            <w:pPr>
-              <w:spacing w:after="20"/>
-            </w:pPr>
             <w:r>
               <w:rPr>
-                <w:sz w:val="19"/>
+                <w:sz w:val="18"/>
+              </w:rPr>
+            </w:r>
+            <w:r>
+              <w:rPr>
+                <w:b w:val="0"/>
+                <w:sz w:val="18"/>
               </w:rPr>
               <w:t>第90讲 命根2-慈1（PDF课件完整版）</w:t>
             </w:r>
@@ -6645,14 +6627,17 @@
             <w:tcW w:type="dxa" w:w="3213"/>
           </w:tcPr>
           <w:p>
-            <w:pPr>
-              <w:spacing w:after="20"/>
-            </w:pPr>
             <w:r>
               <w:rPr>
-                <w:sz w:val="19"/>
+                <w:sz w:val="18"/>
               </w:rPr>
-              <w:t>`pdf_d0dd1c0cd17209afe241ece24bf6b7b4_cb3f88559d5185b079e299b66a22b05c7439961422831605`</w:t>
+            </w:r>
+            <w:r>
+              <w:rPr>
+                <w:b w:val="0"/>
+                <w:sz w:val="18"/>
+              </w:rPr>
+              <w:t>pdf_d0dd1c0cd17209afe241ece24bf6b7b4_cb3f88559d5185b079e299b66a22b05c7439961422831605</w:t>
             </w:r>
           </w:p>
         </w:tc>
@@ -6661,12 +6646,15 @@
             <w:tcW w:type="dxa" w:w="3213"/>
           </w:tcPr>
           <w:p>
-            <w:pPr>
-              <w:spacing w:after="20"/>
-            </w:pPr>
             <w:r>
               <w:rPr>
-                <w:sz w:val="19"/>
+                <w:sz w:val="18"/>
+              </w:rPr>
+            </w:r>
+            <w:r>
+              <w:rPr>
+                <w:b w:val="0"/>
+                <w:sz w:val="18"/>
               </w:rPr>
               <w:t>ima知识库搜索「第90讲 命根2」</w:t>
             </w:r>
@@ -6677,15 +6665,18 @@
         <w:tc>
           <w:tcPr>
             <w:tcW w:type="dxa" w:w="3213"/>
-            <w:shd w:val="clear" w:color="auto" w:fill="F2F2F2"/>
+            <w:shd w:val="clear" w:fill="F2F5FA"/>
           </w:tcPr>
           <w:p>
-            <w:pPr>
-              <w:spacing w:after="20"/>
-            </w:pPr>
             <w:r>
               <w:rPr>
-                <w:sz w:val="19"/>
+                <w:sz w:val="18"/>
+              </w:rPr>
+            </w:r>
+            <w:r>
+              <w:rPr>
+                <w:b w:val="0"/>
+                <w:sz w:val="18"/>
               </w:rPr>
               <w:t>十一集·增支部（PDF，慈心经十一种果报）</w:t>
             </w:r>
@@ -6694,32 +6685,38 @@
         <w:tc>
           <w:tcPr>
             <w:tcW w:type="dxa" w:w="3213"/>
-            <w:shd w:val="clear" w:color="auto" w:fill="F2F2F2"/>
+            <w:shd w:val="clear" w:fill="F2F5FA"/>
           </w:tcPr>
           <w:p>
-            <w:pPr>
-              <w:spacing w:after="20"/>
-            </w:pPr>
             <w:r>
               <w:rPr>
-                <w:sz w:val="19"/>
+                <w:sz w:val="18"/>
               </w:rPr>
-              <w:t>`pdf_d0dd1c0cd17209afe241ece24bf6b7b4_7dd7f986d02cb8adec0fdb7615321f9d7439961422831605`</w:t>
+            </w:r>
+            <w:r>
+              <w:rPr>
+                <w:b w:val="0"/>
+                <w:sz w:val="18"/>
+              </w:rPr>
+              <w:t>pdf_d0dd1c0cd17209afe241ece24bf6b7b4_7dd7f986d02cb8adec0fdb7615321f9d7439961422831605</w:t>
             </w:r>
           </w:p>
         </w:tc>
         <w:tc>
           <w:tcPr>
             <w:tcW w:type="dxa" w:w="3213"/>
-            <w:shd w:val="clear" w:color="auto" w:fill="F2F2F2"/>
+            <w:shd w:val="clear" w:fill="F2F5FA"/>
           </w:tcPr>
           <w:p>
-            <w:pPr>
-              <w:spacing w:after="20"/>
-            </w:pPr>
             <w:r>
               <w:rPr>
-                <w:sz w:val="19"/>
+                <w:sz w:val="18"/>
+              </w:rPr>
+            </w:r>
+            <w:r>
+              <w:rPr>
+                <w:b w:val="0"/>
+                <w:sz w:val="18"/>
               </w:rPr>
               <w:t>ima知识库搜索「十一集」</w:t>
             </w:r>
@@ -6729,207 +6726,167 @@
     </w:tbl>
     <w:p>
       <w:pPr>
-        <w:spacing w:before="40" w:after="80"/>
-        <w:ind w:left="283"/>
-        <w:shd w:val="clear" w:color="auto" w:fill="EEF2F8"/>
+        <w:ind w:left="170"/>
         <w:pBdr>
-          <w:left w:val="single" w:sz="20" w:space="6" w:color="1F3864"/>
+          <w:left w:val="single" w:sz="18" w:space="4" w:color="1F3864"/>
         </w:pBdr>
-      </w:pPr>
-      <w:r>
-        <w:rPr>
-          <w:sz w:val="20"/>
+        <w:shd w:val="clear" w:fill="F2F5FA"/>
+      </w:pPr>
+      <w:r>
+        <w:rPr>
+          <w:b w:val="0"/>
         </w:rPr>
         <w:t>📌 以上均为文字版资料 media_id（与《原文全集》附录资料清单一致）；完整原文文字已全部嵌入本文档上文「共读原文」部分，无需再去知识库查阅。</w:t>
       </w:r>
     </w:p>
     <w:p>
       <w:pPr>
-        <w:spacing w:before="40" w:after="80"/>
-        <w:ind w:left="283"/>
-        <w:shd w:val="clear" w:color="auto" w:fill="EEF2F8"/>
+        <w:ind w:left="170"/>
         <w:pBdr>
-          <w:left w:val="single" w:sz="20" w:space="6" w:color="1F3864"/>
+          <w:left w:val="single" w:sz="18" w:space="4" w:color="1F3864"/>
         </w:pBdr>
-      </w:pPr>
-      <w:r>
-        <w:rPr>
-          <w:sz w:val="20"/>
+        <w:shd w:val="clear" w:fill="F2F5FA"/>
+      </w:pPr>
+      <w:r>
+        <w:rPr>
+          <w:b w:val="0"/>
         </w:rPr>
         <w:t xml:space="preserve">📚 </w:t>
       </w:r>
       <w:r>
         <w:rPr>
           <w:b/>
-          <w:sz w:val="20"/>
         </w:rPr>
         <w:t>下一份文档</w:t>
       </w:r>
       <w:r>
         <w:rPr>
-          <w:sz w:val="20"/>
-        </w:rPr>
-        <w:t>：`第6周_四无量心-慈悲喜舍.md`</w:t>
-      </w:r>
-    </w:p>
-    <w:p>
-      <w:pPr>
-        <w:spacing w:before="40" w:after="80"/>
-        <w:ind w:left="283"/>
-        <w:shd w:val="clear" w:color="auto" w:fill="EEF2F8"/>
+          <w:b w:val="0"/>
+        </w:rPr>
+        <w:t>：第6周_四无量心-慈悲喜舍.md</w:t>
+      </w:r>
+    </w:p>
+    <w:p>
+      <w:pPr>
+        <w:ind w:left="170"/>
         <w:pBdr>
-          <w:left w:val="single" w:sz="20" w:space="6" w:color="1F3864"/>
+          <w:left w:val="single" w:sz="18" w:space="4" w:color="1F3864"/>
         </w:pBdr>
-      </w:pPr>
-      <w:r>
-        <w:rPr>
-          <w:sz w:val="20"/>
+        <w:shd w:val="clear" w:fill="F2F5FA"/>
+      </w:pPr>
+      <w:r>
+        <w:rPr>
+          <w:b w:val="0"/>
         </w:rPr>
         <w:t>📌 以上均为文字版资料 media_id（与《原文全集》附录资料清单一致）；完整原文文字已全部嵌入本文文档上文「共读原文」部分，无需再去知识库查阅。</w:t>
       </w:r>
     </w:p>
     <w:p>
       <w:pPr>
-        <w:spacing w:before="40" w:after="80"/>
-        <w:ind w:left="283"/>
-        <w:shd w:val="clear" w:color="auto" w:fill="EEF2F8"/>
+        <w:ind w:left="170"/>
         <w:pBdr>
-          <w:left w:val="single" w:sz="20" w:space="6" w:color="1F3864"/>
+          <w:left w:val="single" w:sz="18" w:space="4" w:color="1F3864"/>
         </w:pBdr>
-      </w:pPr>
-      <w:r>
-        <w:rPr>
-          <w:sz w:val="20"/>
+        <w:shd w:val="clear" w:fill="F2F5FA"/>
+      </w:pPr>
+      <w:r>
+        <w:rPr>
+          <w:b w:val="0"/>
         </w:rPr>
         <w:t xml:space="preserve">📚 </w:t>
       </w:r>
       <w:r>
         <w:rPr>
           <w:b/>
-          <w:sz w:val="20"/>
         </w:rPr>
         <w:t>下一份文档</w:t>
       </w:r>
       <w:r>
         <w:rPr>
-          <w:sz w:val="20"/>
-        </w:rPr>
-        <w:t>：`第7周_慈心禅的实修深化与入出息念配合.md`</w:t>
-      </w:r>
-    </w:p>
-    <w:p>
-      <w:pPr>
-        <w:spacing w:before="120" w:after="80"/>
-      </w:pPr>
-      <w:r>
-        <w:rPr>
-          <w:rFonts w:ascii="Microsoft YaHei" w:hAnsi="Microsoft YaHei" w:eastAsia="Microsoft YaHei"/>
+          <w:b w:val="0"/>
+        </w:rPr>
+        <w:t>：第7周_慈心禅的实修深化与入出息念配合.md</w:t>
+      </w:r>
+    </w:p>
+    <w:p>
+      <w:r>
+        <w:rPr>
           <w:b/>
           <w:color w:val="1F3864"/>
-          <w:sz w:val="25"/>
+          <w:sz w:val="23"/>
         </w:rPr>
         <w:t>本讲主持人特别提醒</w:t>
       </w:r>
     </w:p>
     <w:p>
       <w:pPr>
-        <w:ind w:left="340"/>
-      </w:pPr>
-      <w:r>
-        <w:rPr>
-          <w:color w:val="1F3864"/>
-          <w:sz w:val="21"/>
-        </w:rPr>
-        <w:t xml:space="preserve">• </w:t>
-      </w:r>
-      <w:r>
-        <w:rPr>
-          <w:sz w:val="21"/>
+        <w:pStyle w:val="ListBullet"/>
+      </w:pPr>
+      <w:r>
+        <w:rPr>
+          <w:b w:val="0"/>
         </w:rPr>
         <w:t>如果参与者觉得"给陌生人祝福很傻"，请温和回应："先试试看，下周日分享感受。"不争辩、不纠正，把判断权交给实践。</w:t>
       </w:r>
     </w:p>
     <w:p>
       <w:pPr>
-        <w:ind w:left="340"/>
-      </w:pPr>
-      <w:r>
-        <w:rPr>
-          <w:color w:val="1F3864"/>
-          <w:sz w:val="21"/>
-        </w:rPr>
-        <w:t xml:space="preserve">• </w:t>
-      </w:r>
-      <w:r>
-        <w:rPr>
-          <w:sz w:val="21"/>
+        <w:pStyle w:val="ListBullet"/>
+      </w:pPr>
+      <w:r>
+        <w:rPr>
+          <w:b w:val="0"/>
         </w:rPr>
         <w:t>扩展练习（如"经过即祝福"）可以现场就做，不必等回家——当场体验比解释更有说服力。</w:t>
       </w:r>
     </w:p>
     <w:p>
       <w:pPr>
-        <w:ind w:left="340"/>
-      </w:pPr>
-      <w:r>
-        <w:rPr>
-          <w:color w:val="1F3864"/>
-          <w:sz w:val="21"/>
-        </w:rPr>
-        <w:t xml:space="preserve">• </w:t>
-      </w:r>
-      <w:r>
-        <w:rPr>
-          <w:sz w:val="21"/>
+        <w:pStyle w:val="ListBullet"/>
+      </w:pPr>
+      <w:r>
+        <w:rPr>
+          <w:b w:val="0"/>
         </w:rPr>
         <w:t>本周"四梵住"概念偏理论，主持人重点是引导生活实例——多用"你身边有没有……""你上次随喜是什么时候"这类问法，少用概念解释概念。</w:t>
       </w:r>
     </w:p>
     <w:p>
       <w:pPr>
-        <w:ind w:left="340"/>
-      </w:pPr>
-      <w:r>
-        <w:rPr>
-          <w:color w:val="1F3864"/>
-          <w:sz w:val="21"/>
-        </w:rPr>
-        <w:t xml:space="preserve">• </w:t>
-      </w:r>
-      <w:r>
-        <w:rPr>
-          <w:sz w:val="21"/>
+        <w:pStyle w:val="ListBullet"/>
+      </w:pPr>
+      <w:r>
+        <w:rPr>
+          <w:b w:val="0"/>
         </w:rPr>
         <w:t>"随喜"话题最容易引发共鸣（嫉妒、攀比人人都有），请留足讨论时间，不必赶进度——宁可少读一段原文，也要让大家把"随喜"聊透。</w:t>
       </w:r>
     </w:p>
     <w:p>
       <w:pPr>
-        <w:spacing w:before="40" w:after="80"/>
-        <w:ind w:left="283"/>
-        <w:shd w:val="clear" w:color="auto" w:fill="EEF2F8"/>
+        <w:ind w:left="170"/>
         <w:pBdr>
-          <w:left w:val="single" w:sz="20" w:space="6" w:color="1F3864"/>
+          <w:left w:val="single" w:sz="18" w:space="4" w:color="1F3864"/>
         </w:pBdr>
-      </w:pPr>
-      <w:r>
-        <w:rPr>
-          <w:sz w:val="20"/>
+        <w:shd w:val="clear" w:fill="F2F5FA"/>
+      </w:pPr>
+      <w:r>
+        <w:rPr>
+          <w:b w:val="0"/>
         </w:rPr>
         <w:t xml:space="preserve">📚 </w:t>
       </w:r>
       <w:r>
         <w:rPr>
           <w:b/>
-          <w:sz w:val="20"/>
         </w:rPr>
         <w:t>下一份文档</w:t>
       </w:r>
       <w:r>
         <w:rPr>
-          <w:sz w:val="20"/>
-        </w:rPr>
-        <w:t>：`第4周_慈心的扩展与四无量心.md`</w:t>
+          <w:b w:val="0"/>
+        </w:rPr>
+        <w:t>：第4周_慈心的扩展与四无量心.md</w:t>
       </w:r>
     </w:p>
     <w:sectPr>
@@ -6951,7 +6908,11 @@
       <w:pStyle w:val="Footer"/>
       <w:jc w:val="center"/>
     </w:pPr>
-    <w:fldSimple w:instr="PAGE"/>
+    <w:r>
+      <w:fldChar w:fldCharType="begin"/>
+      <w:instrText xml:space="preserve">PAGE</w:instrText>
+      <w:fldChar w:fldCharType="end"/>
+    </w:r>
   </w:p>
 </w:ftr>
 </file>
@@ -6965,10 +6926,10 @@
     </w:pPr>
     <w:r>
       <w:rPr>
-        <w:color w:val="808080"/>
+        <w:color w:val="1F3864"/>
         <w:sz w:val="16"/>
       </w:rPr>
-      <w:t>读书会02·第3周·慈心的扩展与四无量心（朗读优化版）</w:t>
+      <w:t>读书会02 · 第3周 · 朗读优化版（4周版） · 主持人版</w:t>
     </w:r>
   </w:p>
 </w:hdr>
@@ -7337,11 +7298,8 @@
     <w:name w:val="Normal"/>
     <w:qFormat/>
     <w:rsid w:val="00FC693F"/>
-    <w:pPr>
-      <w:spacing w:line="324" w:lineRule="auto" w:after="60"/>
-    </w:pPr>
     <w:rPr>
-      <w:rFonts w:ascii="Microsoft YaHei" w:hAnsi="Microsoft YaHei" w:eastAsia="Microsoft YaHei"/>
+      <w:rFonts w:ascii="等线" w:hAnsi="等线" w:eastAsia="宋体"/>
       <w:sz w:val="21"/>
     </w:rPr>
   </w:style>
